--- a/Dokumentacio/Dumentacio.docx
+++ b/Dokumentacio/Dumentacio.docx
@@ -136,7 +136,7 @@
           <w:r>
             <w:fldChar w:fldCharType="separate"/>
           </w:r>
-          <w:hyperlink w:anchor="_Toc224640826" w:history="1">
+          <w:hyperlink w:anchor="_Toc224803066" w:history="1">
             <w:r>
               <w:rPr>
                 <w:rStyle w:val="Hiperhivatkozs"/>
@@ -165,7 +165,7 @@
                 <w:noProof/>
                 <w:webHidden/>
               </w:rPr>
-              <w:instrText xml:space="preserve"> PAGEREF _Toc224640826 \h </w:instrText>
+              <w:instrText xml:space="preserve"> PAGEREF _Toc224803066 \h </w:instrText>
             </w:r>
             <w:r>
               <w:rPr>
@@ -185,7 +185,7 @@
                 <w:noProof/>
                 <w:webHidden/>
               </w:rPr>
-              <w:t>1</w:t>
+              <w:t>6</w:t>
             </w:r>
             <w:r>
               <w:rPr>
@@ -210,7 +210,7 @@
               <w:lang w:val="hu-HU" w:eastAsia="hu-HU"/>
             </w:rPr>
           </w:pPr>
-          <w:hyperlink w:anchor="_Toc224640827" w:history="1">
+          <w:hyperlink w:anchor="_Toc224803067" w:history="1">
             <w:r>
               <w:rPr>
                 <w:rStyle w:val="Hiperhivatkozs"/>
@@ -247,7 +247,7 @@
                 <w:noProof/>
                 <w:webHidden/>
               </w:rPr>
-              <w:instrText xml:space="preserve"> PAGEREF _Toc224640827 \h </w:instrText>
+              <w:instrText xml:space="preserve"> PAGEREF _Toc224803067 \h </w:instrText>
             </w:r>
             <w:r>
               <w:rPr>
@@ -267,7 +267,7 @@
                 <w:noProof/>
                 <w:webHidden/>
               </w:rPr>
-              <w:t>1</w:t>
+              <w:t>6</w:t>
             </w:r>
             <w:r>
               <w:rPr>
@@ -292,7 +292,7 @@
               <w:lang w:val="hu-HU" w:eastAsia="hu-HU"/>
             </w:rPr>
           </w:pPr>
-          <w:hyperlink w:anchor="_Toc224640828" w:history="1">
+          <w:hyperlink w:anchor="_Toc224803068" w:history="1">
             <w:r>
               <w:rPr>
                 <w:rStyle w:val="Hiperhivatkozs"/>
@@ -321,7 +321,7 @@
                 <w:noProof/>
                 <w:webHidden/>
               </w:rPr>
-              <w:instrText xml:space="preserve"> PAGEREF _Toc224640828 \h </w:instrText>
+              <w:instrText xml:space="preserve"> PAGEREF _Toc224803068 \h </w:instrText>
             </w:r>
             <w:r>
               <w:rPr>
@@ -341,7 +341,7 @@
                 <w:noProof/>
                 <w:webHidden/>
               </w:rPr>
-              <w:t>1</w:t>
+              <w:t>7</w:t>
             </w:r>
             <w:r>
               <w:rPr>
@@ -366,7 +366,7 @@
               <w:lang w:val="hu-HU" w:eastAsia="hu-HU"/>
             </w:rPr>
           </w:pPr>
-          <w:hyperlink w:anchor="_Toc224640829" w:history="1">
+          <w:hyperlink w:anchor="_Toc224803069" w:history="1">
             <w:r>
               <w:rPr>
                 <w:rStyle w:val="Hiperhivatkozs"/>
@@ -394,7 +394,7 @@
                 <w:noProof/>
                 <w:webHidden/>
               </w:rPr>
-              <w:instrText xml:space="preserve"> PAGEREF _Toc224640829 \h </w:instrText>
+              <w:instrText xml:space="preserve"> PAGEREF _Toc224803069 \h </w:instrText>
             </w:r>
             <w:r>
               <w:rPr>
@@ -414,7 +414,7 @@
                 <w:noProof/>
                 <w:webHidden/>
               </w:rPr>
-              <w:t>1</w:t>
+              <w:t>7</w:t>
             </w:r>
             <w:r>
               <w:rPr>
@@ -439,7 +439,7 @@
               <w:lang w:val="hu-HU" w:eastAsia="hu-HU"/>
             </w:rPr>
           </w:pPr>
-          <w:hyperlink w:anchor="_Toc224640830" w:history="1">
+          <w:hyperlink w:anchor="_Toc224803070" w:history="1">
             <w:r>
               <w:rPr>
                 <w:rStyle w:val="Hiperhivatkozs"/>
@@ -467,7 +467,7 @@
                 <w:noProof/>
                 <w:webHidden/>
               </w:rPr>
-              <w:instrText xml:space="preserve"> PAGEREF _Toc224640830 \h </w:instrText>
+              <w:instrText xml:space="preserve"> PAGEREF _Toc224803070 \h </w:instrText>
             </w:r>
             <w:r>
               <w:rPr>
@@ -487,7 +487,7 @@
                 <w:noProof/>
                 <w:webHidden/>
               </w:rPr>
-              <w:t>1</w:t>
+              <w:t>7</w:t>
             </w:r>
             <w:r>
               <w:rPr>
@@ -512,7 +512,7 @@
               <w:lang w:val="hu-HU" w:eastAsia="hu-HU"/>
             </w:rPr>
           </w:pPr>
-          <w:hyperlink w:anchor="_Toc224640831" w:history="1">
+          <w:hyperlink w:anchor="_Toc224803071" w:history="1">
             <w:r>
               <w:rPr>
                 <w:rStyle w:val="Hiperhivatkozs"/>
@@ -541,7 +541,7 @@
                 <w:noProof/>
                 <w:webHidden/>
               </w:rPr>
-              <w:instrText xml:space="preserve"> PAGEREF _Toc224640831 \h </w:instrText>
+              <w:instrText xml:space="preserve"> PAGEREF _Toc224803071 \h </w:instrText>
             </w:r>
             <w:r>
               <w:rPr>
@@ -561,7 +561,7 @@
                 <w:noProof/>
                 <w:webHidden/>
               </w:rPr>
-              <w:t>1</w:t>
+              <w:t>9</w:t>
             </w:r>
             <w:r>
               <w:rPr>
@@ -586,7 +586,7 @@
               <w:lang w:val="hu-HU" w:eastAsia="hu-HU"/>
             </w:rPr>
           </w:pPr>
-          <w:hyperlink w:anchor="_Toc224640832" w:history="1">
+          <w:hyperlink w:anchor="_Toc224803072" w:history="1">
             <w:r>
               <w:rPr>
                 <w:rStyle w:val="Hiperhivatkozs"/>
@@ -615,7 +615,7 @@
                 <w:noProof/>
                 <w:webHidden/>
               </w:rPr>
-              <w:instrText xml:space="preserve"> PAGEREF _Toc224640832 \h </w:instrText>
+              <w:instrText xml:space="preserve"> PAGEREF _Toc224803072 \h </w:instrText>
             </w:r>
             <w:r>
               <w:rPr>
@@ -635,7 +635,7 @@
                 <w:noProof/>
                 <w:webHidden/>
               </w:rPr>
-              <w:t>1</w:t>
+              <w:t>9</w:t>
             </w:r>
             <w:r>
               <w:rPr>
@@ -660,7 +660,7 @@
               <w:lang w:val="hu-HU" w:eastAsia="hu-HU"/>
             </w:rPr>
           </w:pPr>
-          <w:hyperlink w:anchor="_Toc224640833" w:history="1">
+          <w:hyperlink w:anchor="_Toc224803073" w:history="1">
             <w:r>
               <w:rPr>
                 <w:rStyle w:val="Hiperhivatkozs"/>
@@ -689,7 +689,7 @@
                 <w:noProof/>
                 <w:webHidden/>
               </w:rPr>
-              <w:instrText xml:space="preserve"> PAGEREF _Toc224640833 \h </w:instrText>
+              <w:instrText xml:space="preserve"> PAGEREF _Toc224803073 \h </w:instrText>
             </w:r>
             <w:r>
               <w:rPr>
@@ -709,7 +709,7 @@
                 <w:noProof/>
                 <w:webHidden/>
               </w:rPr>
-              <w:t>1</w:t>
+              <w:t>9</w:t>
             </w:r>
             <w:r>
               <w:rPr>
@@ -734,7 +734,114 @@
               <w:lang w:val="hu-HU" w:eastAsia="hu-HU"/>
             </w:rPr>
           </w:pPr>
-          <w:hyperlink w:anchor="_Toc224640834" w:history="1">
+          <w:hyperlink w:anchor="_Toc224803074" w:history="1">
+            <w:r>
+              <w:rPr>
+                <w:rStyle w:val="Hiperhivatkozs"/>
+                <w:caps/>
+                <w:noProof/>
+              </w:rPr>
+              <w:drawing>
+                <wp:inline distT="0" distB="0" distL="0" distR="0" wp14:anchorId="31AE9791" wp14:editId="11F95DAF">
+                  <wp:extent cx="5943600" cy="2299335"/>
+                  <wp:effectExtent l="0" t="0" r="0" b="5715"/>
+                  <wp:docPr id="8" name="Kép 8"/>
+                  <wp:cNvGraphicFramePr>
+                    <a:graphicFrameLocks xmlns:a="http://schemas.openxmlformats.org/drawingml/2006/main" noChangeAspect="1"/>
+                  </wp:cNvGraphicFramePr>
+                  <a:graphic xmlns:a="http://schemas.openxmlformats.org/drawingml/2006/main">
+                    <a:graphicData uri="http://schemas.openxmlformats.org/drawingml/2006/picture">
+                      <pic:pic xmlns:pic="http://schemas.openxmlformats.org/drawingml/2006/picture">
+                        <pic:nvPicPr>
+                          <pic:cNvPr id="1" name=""/>
+                          <pic:cNvPicPr/>
+                        </pic:nvPicPr>
+                        <pic:blipFill>
+                          <a:blip r:embed="rId13"/>
+                          <a:stretch>
+                            <a:fillRect/>
+                          </a:stretch>
+                        </pic:blipFill>
+                        <pic:spPr>
+                          <a:xfrm>
+                            <a:off x="0" y="0"/>
+                            <a:ext cx="5943600" cy="2299335"/>
+                          </a:xfrm>
+                          <a:prstGeom prst="rect">
+                            <a:avLst/>
+                          </a:prstGeom>
+                        </pic:spPr>
+                      </pic:pic>
+                    </a:graphicData>
+                  </a:graphic>
+                </wp:inline>
+              </w:drawing>
+            </w:r>
+            <w:r>
+              <w:rPr>
+                <w:noProof/>
+                <w:webHidden/>
+              </w:rPr>
+              <w:tab/>
+            </w:r>
+            <w:r>
+              <w:rPr>
+                <w:noProof/>
+                <w:webHidden/>
+              </w:rPr>
+              <w:fldChar w:fldCharType="begin"/>
+            </w:r>
+            <w:r>
+              <w:rPr>
+                <w:noProof/>
+                <w:webHidden/>
+              </w:rPr>
+              <w:instrText xml:space="preserve"> PAGEREF _Toc224803074 \h </w:instrText>
+            </w:r>
+            <w:r>
+              <w:rPr>
+                <w:noProof/>
+                <w:webHidden/>
+              </w:rPr>
+            </w:r>
+            <w:r>
+              <w:rPr>
+                <w:noProof/>
+                <w:webHidden/>
+              </w:rPr>
+              <w:fldChar w:fldCharType="separate"/>
+            </w:r>
+            <w:r>
+              <w:rPr>
+                <w:noProof/>
+                <w:webHidden/>
+              </w:rPr>
+              <w:t>10</w:t>
+            </w:r>
+            <w:r>
+              <w:rPr>
+                <w:noProof/>
+                <w:webHidden/>
+              </w:rPr>
+              <w:fldChar w:fldCharType="end"/>
+            </w:r>
+          </w:hyperlink>
+        </w:p>
+        <w:p>
+          <w:pPr>
+            <w:pStyle w:val="TJ3"/>
+            <w:tabs>
+              <w:tab w:val="right" w:leader="dot" w:pos="9350"/>
+            </w:tabs>
+            <w:rPr>
+              <w:rFonts w:asciiTheme="minorHAnsi" w:hAnsiTheme="minorHAnsi"/>
+              <w:noProof/>
+              <w:sz w:val="22"/>
+              <w:szCs w:val="22"/>
+              <w:lang w:val="hu-HU" w:eastAsia="hu-HU"/>
+            </w:rPr>
+          </w:pPr>
+          <w:hyperlink w:anchor="_Toc224803075" w:history="1">
             <w:r>
               <w:rPr>
                 <w:rStyle w:val="Hiperhivatkozs"/>
@@ -763,7 +870,7 @@
                 <w:noProof/>
                 <w:webHidden/>
               </w:rPr>
-              <w:instrText xml:space="preserve"> PAGEREF _Toc224640834 \h </w:instrText>
+              <w:instrText xml:space="preserve"> PAGEREF _Toc224803075 \h </w:instrText>
             </w:r>
             <w:r>
               <w:rPr>
@@ -783,7 +890,7 @@
                 <w:noProof/>
                 <w:webHidden/>
               </w:rPr>
-              <w:t>1</w:t>
+              <w:t>10</w:t>
             </w:r>
             <w:r>
               <w:rPr>
@@ -808,7 +915,7 @@
               <w:lang w:val="hu-HU" w:eastAsia="hu-HU"/>
             </w:rPr>
           </w:pPr>
-          <w:hyperlink w:anchor="_Toc224640835" w:history="1">
+          <w:hyperlink w:anchor="_Toc224803076" w:history="1">
             <w:r>
               <w:rPr>
                 <w:rStyle w:val="Hiperhivatkozs"/>
@@ -837,7 +944,7 @@
                 <w:noProof/>
                 <w:webHidden/>
               </w:rPr>
-              <w:instrText xml:space="preserve"> PAGEREF _Toc224640835 \h </w:instrText>
+              <w:instrText xml:space="preserve"> PAGEREF _Toc224803076 \h </w:instrText>
             </w:r>
             <w:r>
               <w:rPr>
@@ -857,7 +964,7 @@
                 <w:noProof/>
                 <w:webHidden/>
               </w:rPr>
-              <w:t>1</w:t>
+              <w:t>11</w:t>
             </w:r>
             <w:r>
               <w:rPr>
@@ -882,7 +989,7 @@
               <w:lang w:val="hu-HU" w:eastAsia="hu-HU"/>
             </w:rPr>
           </w:pPr>
-          <w:hyperlink w:anchor="_Toc224640836" w:history="1">
+          <w:hyperlink w:anchor="_Toc224803077" w:history="1">
             <w:r>
               <w:rPr>
                 <w:rStyle w:val="Hiperhivatkozs"/>
@@ -911,7 +1018,7 @@
                 <w:noProof/>
                 <w:webHidden/>
               </w:rPr>
-              <w:instrText xml:space="preserve"> PAGEREF _Toc224640836 \h </w:instrText>
+              <w:instrText xml:space="preserve"> PAGEREF _Toc224803077 \h </w:instrText>
             </w:r>
             <w:r>
               <w:rPr>
@@ -931,7 +1038,7 @@
                 <w:noProof/>
                 <w:webHidden/>
               </w:rPr>
-              <w:t>1</w:t>
+              <w:t>11</w:t>
             </w:r>
             <w:r>
               <w:rPr>
@@ -956,7 +1063,7 @@
               <w:lang w:val="hu-HU" w:eastAsia="hu-HU"/>
             </w:rPr>
           </w:pPr>
-          <w:hyperlink w:anchor="_Toc224640837" w:history="1">
+          <w:hyperlink w:anchor="_Toc224803078" w:history="1">
             <w:r>
               <w:rPr>
                 <w:rStyle w:val="Hiperhivatkozs"/>
@@ -985,7 +1092,7 @@
                 <w:noProof/>
                 <w:webHidden/>
               </w:rPr>
-              <w:instrText xml:space="preserve"> PAGEREF _Toc224640837 \h </w:instrText>
+              <w:instrText xml:space="preserve"> PAGEREF _Toc224803078 \h </w:instrText>
             </w:r>
             <w:r>
               <w:rPr>
@@ -1005,7 +1112,7 @@
                 <w:noProof/>
                 <w:webHidden/>
               </w:rPr>
-              <w:t>1</w:t>
+              <w:t>13</w:t>
             </w:r>
             <w:r>
               <w:rPr>
@@ -1030,7 +1137,7 @@
               <w:lang w:val="hu-HU" w:eastAsia="hu-HU"/>
             </w:rPr>
           </w:pPr>
-          <w:hyperlink w:anchor="_Toc224640838" w:history="1">
+          <w:hyperlink w:anchor="_Toc224803079" w:history="1">
             <w:r>
               <w:rPr>
                 <w:rStyle w:val="Hiperhivatkozs"/>
@@ -1059,7 +1166,7 @@
                 <w:noProof/>
                 <w:webHidden/>
               </w:rPr>
-              <w:instrText xml:space="preserve"> PAGEREF _Toc224640838 \h </w:instrText>
+              <w:instrText xml:space="preserve"> PAGEREF _Toc224803079 \h </w:instrText>
             </w:r>
             <w:r>
               <w:rPr>
@@ -1079,7 +1186,7 @@
                 <w:noProof/>
                 <w:webHidden/>
               </w:rPr>
-              <w:t>1</w:t>
+              <w:t>15</w:t>
             </w:r>
             <w:r>
               <w:rPr>
@@ -1104,7 +1211,7 @@
               <w:lang w:val="hu-HU" w:eastAsia="hu-HU"/>
             </w:rPr>
           </w:pPr>
-          <w:hyperlink w:anchor="_Toc224640839" w:history="1">
+          <w:hyperlink w:anchor="_Toc224803080" w:history="1">
             <w:r>
               <w:rPr>
                 <w:rStyle w:val="Hiperhivatkozs"/>
@@ -1132,7 +1239,7 @@
                 <w:noProof/>
                 <w:webHidden/>
               </w:rPr>
-              <w:instrText xml:space="preserve"> PAGEREF _Toc224640839 \h </w:instrText>
+              <w:instrText xml:space="preserve"> PAGEREF _Toc224803080 \h </w:instrText>
             </w:r>
             <w:r>
               <w:rPr>
@@ -1152,7 +1259,7 @@
                 <w:noProof/>
                 <w:webHidden/>
               </w:rPr>
-              <w:t>1</w:t>
+              <w:t>16</w:t>
             </w:r>
             <w:r>
               <w:rPr>
@@ -1177,7 +1284,7 @@
               <w:lang w:val="hu-HU" w:eastAsia="hu-HU"/>
             </w:rPr>
           </w:pPr>
-          <w:hyperlink w:anchor="_Toc224640840" w:history="1">
+          <w:hyperlink w:anchor="_Toc224803081" w:history="1">
             <w:r>
               <w:rPr>
                 <w:rStyle w:val="Hiperhivatkozs"/>
@@ -1205,7 +1312,7 @@
                 <w:noProof/>
                 <w:webHidden/>
               </w:rPr>
-              <w:instrText xml:space="preserve"> PAGEREF _Toc224640840 \h </w:instrText>
+              <w:instrText xml:space="preserve"> PAGEREF _Toc224803081 \h </w:instrText>
             </w:r>
             <w:r>
               <w:rPr>
@@ -1225,7 +1332,7 @@
                 <w:noProof/>
                 <w:webHidden/>
               </w:rPr>
-              <w:t>1</w:t>
+              <w:t>16</w:t>
             </w:r>
             <w:r>
               <w:rPr>
@@ -1250,7 +1357,7 @@
               <w:lang w:val="hu-HU" w:eastAsia="hu-HU"/>
             </w:rPr>
           </w:pPr>
-          <w:hyperlink w:anchor="_Toc224640841" w:history="1">
+          <w:hyperlink w:anchor="_Toc224803082" w:history="1">
             <w:r>
               <w:rPr>
                 <w:rStyle w:val="Hiperhivatkozs"/>
@@ -1279,7 +1386,7 @@
                 <w:noProof/>
                 <w:webHidden/>
               </w:rPr>
-              <w:instrText xml:space="preserve"> PAGEREF _Toc224640841 \h </w:instrText>
+              <w:instrText xml:space="preserve"> PAGEREF _Toc224803082 \h </w:instrText>
             </w:r>
             <w:r>
               <w:rPr>
@@ -1299,7 +1406,7 @@
                 <w:noProof/>
                 <w:webHidden/>
               </w:rPr>
-              <w:t>1</w:t>
+              <w:t>16</w:t>
             </w:r>
             <w:r>
               <w:rPr>
@@ -1324,7 +1431,7 @@
               <w:lang w:val="hu-HU" w:eastAsia="hu-HU"/>
             </w:rPr>
           </w:pPr>
-          <w:hyperlink w:anchor="_Toc224640842" w:history="1">
+          <w:hyperlink w:anchor="_Toc224803083" w:history="1">
             <w:r>
               <w:rPr>
                 <w:rStyle w:val="Hiperhivatkozs"/>
@@ -1353,7 +1460,7 @@
                 <w:noProof/>
                 <w:webHidden/>
               </w:rPr>
-              <w:instrText xml:space="preserve"> PAGEREF _Toc224640842 \h </w:instrText>
+              <w:instrText xml:space="preserve"> PAGEREF _Toc224803083 \h </w:instrText>
             </w:r>
             <w:r>
               <w:rPr>
@@ -1373,7 +1480,7 @@
                 <w:noProof/>
                 <w:webHidden/>
               </w:rPr>
-              <w:t>1</w:t>
+              <w:t>18</w:t>
             </w:r>
             <w:r>
               <w:rPr>
@@ -1398,7 +1505,7 @@
               <w:lang w:val="hu-HU" w:eastAsia="hu-HU"/>
             </w:rPr>
           </w:pPr>
-          <w:hyperlink w:anchor="_Toc224640843" w:history="1">
+          <w:hyperlink w:anchor="_Toc224803084" w:history="1">
             <w:r>
               <w:rPr>
                 <w:rStyle w:val="Hiperhivatkozs"/>
@@ -1427,7 +1534,7 @@
                 <w:noProof/>
                 <w:webHidden/>
               </w:rPr>
-              <w:instrText xml:space="preserve"> PAGEREF _Toc224640843 \h </w:instrText>
+              <w:instrText xml:space="preserve"> PAGEREF _Toc224803084 \h </w:instrText>
             </w:r>
             <w:r>
               <w:rPr>
@@ -1447,7 +1554,7 @@
                 <w:noProof/>
                 <w:webHidden/>
               </w:rPr>
-              <w:t>1</w:t>
+              <w:t>18</w:t>
             </w:r>
             <w:r>
               <w:rPr>
@@ -1472,7 +1579,7 @@
               <w:lang w:val="hu-HU" w:eastAsia="hu-HU"/>
             </w:rPr>
           </w:pPr>
-          <w:hyperlink w:anchor="_Toc224640844" w:history="1">
+          <w:hyperlink w:anchor="_Toc224803085" w:history="1">
             <w:r>
               <w:rPr>
                 <w:rStyle w:val="Hiperhivatkozs"/>
@@ -1508,7 +1615,7 @@
                 <w:noProof/>
                 <w:webHidden/>
               </w:rPr>
-              <w:instrText xml:space="preserve"> PAGEREF _Toc224640844 \h </w:instrText>
+              <w:instrText xml:space="preserve"> PAGEREF _Toc224803085 \h </w:instrText>
             </w:r>
             <w:r>
               <w:rPr>
@@ -1528,7 +1635,7 @@
                 <w:noProof/>
                 <w:webHidden/>
               </w:rPr>
-              <w:t>1</w:t>
+              <w:t>19</w:t>
             </w:r>
             <w:r>
               <w:rPr>
@@ -1553,7 +1660,7 @@
               <w:lang w:val="hu-HU" w:eastAsia="hu-HU"/>
             </w:rPr>
           </w:pPr>
-          <w:hyperlink w:anchor="_Toc224640845" w:history="1">
+          <w:hyperlink w:anchor="_Toc224803086" w:history="1">
             <w:r>
               <w:rPr>
                 <w:rStyle w:val="Hiperhivatkozs"/>
@@ -1580,7 +1687,7 @@
                 <w:noProof/>
                 <w:webHidden/>
               </w:rPr>
-              <w:instrText xml:space="preserve"> PAGEREF _Toc224640845 \h </w:instrText>
+              <w:instrText xml:space="preserve"> PAGEREF _Toc224803086 \h </w:instrText>
             </w:r>
             <w:r>
               <w:rPr>
@@ -1600,7 +1707,7 @@
                 <w:noProof/>
                 <w:webHidden/>
               </w:rPr>
-              <w:t>1</w:t>
+              <w:t>19</w:t>
             </w:r>
             <w:r>
               <w:rPr>
@@ -1625,7 +1732,7 @@
               <w:lang w:val="hu-HU" w:eastAsia="hu-HU"/>
             </w:rPr>
           </w:pPr>
-          <w:hyperlink w:anchor="_Toc224640846" w:history="1">
+          <w:hyperlink w:anchor="_Toc224803087" w:history="1">
             <w:r>
               <w:rPr>
                 <w:rStyle w:val="Hiperhivatkozs"/>
@@ -1652,7 +1759,7 @@
                 <w:noProof/>
                 <w:webHidden/>
               </w:rPr>
-              <w:instrText xml:space="preserve"> PAGEREF _Toc224640846 \h </w:instrText>
+              <w:instrText xml:space="preserve"> PAGEREF _Toc224803087 \h </w:instrText>
             </w:r>
             <w:r>
               <w:rPr>
@@ -1672,7 +1779,7 @@
                 <w:noProof/>
                 <w:webHidden/>
               </w:rPr>
-              <w:t>1</w:t>
+              <w:t>20</w:t>
             </w:r>
             <w:r>
               <w:rPr>
@@ -1697,7 +1804,7 @@
               <w:lang w:val="hu-HU" w:eastAsia="hu-HU"/>
             </w:rPr>
           </w:pPr>
-          <w:hyperlink w:anchor="_Toc224640847" w:history="1">
+          <w:hyperlink w:anchor="_Toc224803088" w:history="1">
             <w:r>
               <w:rPr>
                 <w:rStyle w:val="Hiperhivatkozs"/>
@@ -1724,7 +1831,7 @@
                 <w:noProof/>
                 <w:webHidden/>
               </w:rPr>
-              <w:instrText xml:space="preserve"> PAGEREF _Toc224640847 \h </w:instrText>
+              <w:instrText xml:space="preserve"> PAGEREF _Toc224803088 \h </w:instrText>
             </w:r>
             <w:r>
               <w:rPr>
@@ -1744,7 +1851,7 @@
                 <w:noProof/>
                 <w:webHidden/>
               </w:rPr>
-              <w:t>1</w:t>
+              <w:t>20</w:t>
             </w:r>
             <w:r>
               <w:rPr>
@@ -1769,7 +1876,7 @@
               <w:lang w:val="hu-HU" w:eastAsia="hu-HU"/>
             </w:rPr>
           </w:pPr>
-          <w:hyperlink w:anchor="_Toc224640848" w:history="1">
+          <w:hyperlink w:anchor="_Toc224803089" w:history="1">
             <w:r>
               <w:rPr>
                 <w:rStyle w:val="Hiperhivatkozs"/>
@@ -1796,7 +1903,7 @@
                 <w:noProof/>
                 <w:webHidden/>
               </w:rPr>
-              <w:instrText xml:space="preserve"> PAGEREF _Toc224640848 \h </w:instrText>
+              <w:instrText xml:space="preserve"> PAGEREF _Toc224803089 \h </w:instrText>
             </w:r>
             <w:r>
               <w:rPr>
@@ -1816,7 +1923,7 @@
                 <w:noProof/>
                 <w:webHidden/>
               </w:rPr>
-              <w:t>1</w:t>
+              <w:t>21</w:t>
             </w:r>
             <w:r>
               <w:rPr>
@@ -1841,7 +1948,7 @@
               <w:lang w:val="hu-HU" w:eastAsia="hu-HU"/>
             </w:rPr>
           </w:pPr>
-          <w:hyperlink w:anchor="_Toc224640849" w:history="1">
+          <w:hyperlink w:anchor="_Toc224803090" w:history="1">
             <w:r>
               <w:rPr>
                 <w:rStyle w:val="Hiperhivatkozs"/>
@@ -1870,7 +1977,7 @@
                 <w:noProof/>
                 <w:webHidden/>
               </w:rPr>
-              <w:instrText xml:space="preserve"> PAGEREF _Toc224640849 \h </w:instrText>
+              <w:instrText xml:space="preserve"> PAGEREF _Toc224803090 \h </w:instrText>
             </w:r>
             <w:r>
               <w:rPr>
@@ -1890,7 +1997,7 @@
                 <w:noProof/>
                 <w:webHidden/>
               </w:rPr>
-              <w:t>1</w:t>
+              <w:t>22</w:t>
             </w:r>
             <w:r>
               <w:rPr>
@@ -1915,7 +2022,7 @@
               <w:lang w:val="hu-HU" w:eastAsia="hu-HU"/>
             </w:rPr>
           </w:pPr>
-          <w:hyperlink w:anchor="_Toc224640850" w:history="1">
+          <w:hyperlink w:anchor="_Toc224803091" w:history="1">
             <w:r>
               <w:rPr>
                 <w:rStyle w:val="Hiperhivatkozs"/>
@@ -1944,7 +2051,7 @@
                 <w:noProof/>
                 <w:webHidden/>
               </w:rPr>
-              <w:instrText xml:space="preserve"> PAGEREF _Toc224640850 \h </w:instrText>
+              <w:instrText xml:space="preserve"> PAGEREF _Toc224803091 \h </w:instrText>
             </w:r>
             <w:r>
               <w:rPr>
@@ -1964,7 +2071,7 @@
                 <w:noProof/>
                 <w:webHidden/>
               </w:rPr>
-              <w:t>1</w:t>
+              <w:t>22</w:t>
             </w:r>
             <w:r>
               <w:rPr>
@@ -1989,7 +2096,7 @@
               <w:lang w:val="hu-HU" w:eastAsia="hu-HU"/>
             </w:rPr>
           </w:pPr>
-          <w:hyperlink w:anchor="_Toc224640851" w:history="1">
+          <w:hyperlink w:anchor="_Toc224803092" w:history="1">
             <w:r>
               <w:rPr>
                 <w:rStyle w:val="Hiperhivatkozs"/>
@@ -2018,7 +2125,7 @@
                 <w:noProof/>
                 <w:webHidden/>
               </w:rPr>
-              <w:instrText xml:space="preserve"> PAGEREF _Toc224640851 \h </w:instrText>
+              <w:instrText xml:space="preserve"> PAGEREF _Toc224803092 \h </w:instrText>
             </w:r>
             <w:r>
               <w:rPr>
@@ -2038,7 +2145,7 @@
                 <w:noProof/>
                 <w:webHidden/>
               </w:rPr>
-              <w:t>1</w:t>
+              <w:t>23</w:t>
             </w:r>
             <w:r>
               <w:rPr>
@@ -2063,7 +2170,7 @@
               <w:lang w:val="hu-HU" w:eastAsia="hu-HU"/>
             </w:rPr>
           </w:pPr>
-          <w:hyperlink w:anchor="_Toc224640852" w:history="1">
+          <w:hyperlink w:anchor="_Toc224803093" w:history="1">
             <w:r>
               <w:rPr>
                 <w:rStyle w:val="Hiperhivatkozs"/>
@@ -2091,7 +2198,7 @@
                 <w:noProof/>
                 <w:webHidden/>
               </w:rPr>
-              <w:instrText xml:space="preserve"> PAGEREF _Toc224640852 \h </w:instrText>
+              <w:instrText xml:space="preserve"> PAGEREF _Toc224803093 \h </w:instrText>
             </w:r>
             <w:r>
               <w:rPr>
@@ -2111,7 +2218,7 @@
                 <w:noProof/>
                 <w:webHidden/>
               </w:rPr>
-              <w:t>1</w:t>
+              <w:t>23</w:t>
             </w:r>
             <w:r>
               <w:rPr>
@@ -2136,7 +2243,7 @@
               <w:lang w:val="hu-HU" w:eastAsia="hu-HU"/>
             </w:rPr>
           </w:pPr>
-          <w:hyperlink w:anchor="_Toc224640853" w:history="1">
+          <w:hyperlink w:anchor="_Toc224803094" w:history="1">
             <w:r>
               <w:rPr>
                 <w:rStyle w:val="Hiperhivatkozs"/>
@@ -2164,7 +2271,7 @@
                 <w:noProof/>
                 <w:webHidden/>
               </w:rPr>
-              <w:instrText xml:space="preserve"> PAGEREF _Toc224640853 \h </w:instrText>
+              <w:instrText xml:space="preserve"> PAGEREF _Toc224803094 \h </w:instrText>
             </w:r>
             <w:r>
               <w:rPr>
@@ -2184,7 +2291,7 @@
                 <w:noProof/>
                 <w:webHidden/>
               </w:rPr>
-              <w:t>1</w:t>
+              <w:t>24</w:t>
             </w:r>
             <w:r>
               <w:rPr>
@@ -2209,14 +2316,14 @@
               <w:lang w:val="hu-HU" w:eastAsia="hu-HU"/>
             </w:rPr>
           </w:pPr>
-          <w:hyperlink w:anchor="_Toc224640854" w:history="1">
+          <w:hyperlink w:anchor="_Toc224803095" w:history="1">
             <w:r>
               <w:rPr>
                 <w:rStyle w:val="Hiperhivatkozs"/>
                 <w:rFonts w:eastAsia="Times New Roman"/>
                 <w:noProof/>
               </w:rPr>
-              <w:t>3.7. Portbiztonság</w:t>
+              <w:t>Portbiztonság</w:t>
             </w:r>
             <w:r>
               <w:rPr>
@@ -2237,7 +2344,7 @@
                 <w:noProof/>
                 <w:webHidden/>
               </w:rPr>
-              <w:instrText xml:space="preserve"> PAGEREF _Toc224640854 \h </w:instrText>
+              <w:instrText xml:space="preserve"> PAGEREF _Toc224803095 \h </w:instrText>
             </w:r>
             <w:r>
               <w:rPr>
@@ -2257,7 +2364,7 @@
                 <w:noProof/>
                 <w:webHidden/>
               </w:rPr>
-              <w:t>1</w:t>
+              <w:t>26</w:t>
             </w:r>
             <w:r>
               <w:rPr>
@@ -2282,7 +2389,7 @@
               <w:lang w:val="hu-HU" w:eastAsia="hu-HU"/>
             </w:rPr>
           </w:pPr>
-          <w:hyperlink w:anchor="_Toc224640855" w:history="1">
+          <w:hyperlink w:anchor="_Toc224803096" w:history="1">
             <w:r>
               <w:rPr>
                 <w:rStyle w:val="Hiperhivatkozs"/>
@@ -2310,7 +2417,7 @@
                 <w:noProof/>
                 <w:webHidden/>
               </w:rPr>
-              <w:instrText xml:space="preserve"> PAGEREF _Toc224640855 \h </w:instrText>
+              <w:instrText xml:space="preserve"> PAGEREF _Toc224803096 \h </w:instrText>
             </w:r>
             <w:r>
               <w:rPr>
@@ -2330,7 +2437,7 @@
                 <w:noProof/>
                 <w:webHidden/>
               </w:rPr>
-              <w:t>1</w:t>
+              <w:t>26</w:t>
             </w:r>
             <w:r>
               <w:rPr>
@@ -2355,7 +2462,7 @@
               <w:lang w:val="hu-HU" w:eastAsia="hu-HU"/>
             </w:rPr>
           </w:pPr>
-          <w:hyperlink w:anchor="_Toc224640856" w:history="1">
+          <w:hyperlink w:anchor="_Toc224803097" w:history="1">
             <w:r>
               <w:rPr>
                 <w:rStyle w:val="Hiperhivatkozs"/>
@@ -2383,7 +2490,7 @@
                 <w:noProof/>
                 <w:webHidden/>
               </w:rPr>
-              <w:instrText xml:space="preserve"> PAGEREF _Toc224640856 \h </w:instrText>
+              <w:instrText xml:space="preserve"> PAGEREF _Toc224803097 \h </w:instrText>
             </w:r>
             <w:r>
               <w:rPr>
@@ -2403,7 +2510,7 @@
                 <w:noProof/>
                 <w:webHidden/>
               </w:rPr>
-              <w:t>1</w:t>
+              <w:t>26</w:t>
             </w:r>
             <w:r>
               <w:rPr>
@@ -2428,7 +2535,7 @@
               <w:lang w:val="hu-HU" w:eastAsia="hu-HU"/>
             </w:rPr>
           </w:pPr>
-          <w:hyperlink w:anchor="_Toc224640857" w:history="1">
+          <w:hyperlink w:anchor="_Toc224803098" w:history="1">
             <w:r>
               <w:rPr>
                 <w:rStyle w:val="Hiperhivatkozs"/>
@@ -2456,7 +2563,7 @@
                 <w:noProof/>
                 <w:webHidden/>
               </w:rPr>
-              <w:instrText xml:space="preserve"> PAGEREF _Toc224640857 \h </w:instrText>
+              <w:instrText xml:space="preserve"> PAGEREF _Toc224803098 \h </w:instrText>
             </w:r>
             <w:r>
               <w:rPr>
@@ -2476,7 +2583,7 @@
                 <w:noProof/>
                 <w:webHidden/>
               </w:rPr>
-              <w:t>1</w:t>
+              <w:t>26</w:t>
             </w:r>
             <w:r>
               <w:rPr>
@@ -2501,7 +2608,7 @@
               <w:lang w:val="hu-HU" w:eastAsia="hu-HU"/>
             </w:rPr>
           </w:pPr>
-          <w:hyperlink w:anchor="_Toc224640858" w:history="1">
+          <w:hyperlink w:anchor="_Toc224803099" w:history="1">
             <w:r>
               <w:rPr>
                 <w:rStyle w:val="Hiperhivatkozs"/>
@@ -2529,7 +2636,7 @@
                 <w:noProof/>
                 <w:webHidden/>
               </w:rPr>
-              <w:instrText xml:space="preserve"> PAGEREF _Toc224640858 \h </w:instrText>
+              <w:instrText xml:space="preserve"> PAGEREF _Toc224803099 \h </w:instrText>
             </w:r>
             <w:r>
               <w:rPr>
@@ -2549,7 +2656,7 @@
                 <w:noProof/>
                 <w:webHidden/>
               </w:rPr>
-              <w:t>1</w:t>
+              <w:t>27</w:t>
             </w:r>
             <w:r>
               <w:rPr>
@@ -2574,7 +2681,7 @@
               <w:lang w:val="hu-HU" w:eastAsia="hu-HU"/>
             </w:rPr>
           </w:pPr>
-          <w:hyperlink w:anchor="_Toc224640859" w:history="1">
+          <w:hyperlink w:anchor="_Toc224803100" w:history="1">
             <w:r>
               <w:rPr>
                 <w:rStyle w:val="Hiperhivatkozs"/>
@@ -2602,7 +2709,7 @@
                 <w:noProof/>
                 <w:webHidden/>
               </w:rPr>
-              <w:instrText xml:space="preserve"> PAGEREF _Toc224640859 \h </w:instrText>
+              <w:instrText xml:space="preserve"> PAGEREF _Toc224803100 \h </w:instrText>
             </w:r>
             <w:r>
               <w:rPr>
@@ -2622,7 +2729,7 @@
                 <w:noProof/>
                 <w:webHidden/>
               </w:rPr>
-              <w:t>1</w:t>
+              <w:t>27</w:t>
             </w:r>
             <w:r>
               <w:rPr>
@@ -2647,7 +2754,7 @@
               <w:lang w:val="hu-HU" w:eastAsia="hu-HU"/>
             </w:rPr>
           </w:pPr>
-          <w:hyperlink w:anchor="_Toc224640860" w:history="1">
+          <w:hyperlink w:anchor="_Toc224803101" w:history="1">
             <w:r>
               <w:rPr>
                 <w:rStyle w:val="Hiperhivatkozs"/>
@@ -2674,7 +2781,7 @@
                 <w:noProof/>
                 <w:webHidden/>
               </w:rPr>
-              <w:instrText xml:space="preserve"> PAGEREF _Toc224640860 \h </w:instrText>
+              <w:instrText xml:space="preserve"> PAGEREF _Toc224803101 \h </w:instrText>
             </w:r>
             <w:r>
               <w:rPr>
@@ -2694,7 +2801,7 @@
                 <w:noProof/>
                 <w:webHidden/>
               </w:rPr>
-              <w:t>1</w:t>
+              <w:t>27</w:t>
             </w:r>
             <w:r>
               <w:rPr>
@@ -2719,7 +2826,7 @@
               <w:lang w:val="hu-HU" w:eastAsia="hu-HU"/>
             </w:rPr>
           </w:pPr>
-          <w:hyperlink w:anchor="_Toc224640861" w:history="1">
+          <w:hyperlink w:anchor="_Toc224803102" w:history="1">
             <w:r>
               <w:rPr>
                 <w:rStyle w:val="Hiperhivatkozs"/>
@@ -2747,7 +2854,7 @@
                 <w:noProof/>
                 <w:webHidden/>
               </w:rPr>
-              <w:instrText xml:space="preserve"> PAGEREF _Toc224640861 \h </w:instrText>
+              <w:instrText xml:space="preserve"> PAGEREF _Toc224803102 \h </w:instrText>
             </w:r>
             <w:r>
               <w:rPr>
@@ -2767,7 +2874,7 @@
                 <w:noProof/>
                 <w:webHidden/>
               </w:rPr>
-              <w:t>1</w:t>
+              <w:t>28</w:t>
             </w:r>
             <w:r>
               <w:rPr>
@@ -2792,7 +2899,7 @@
               <w:lang w:val="hu-HU" w:eastAsia="hu-HU"/>
             </w:rPr>
           </w:pPr>
-          <w:hyperlink w:anchor="_Toc224640862" w:history="1">
+          <w:hyperlink w:anchor="_Toc224803103" w:history="1">
             <w:r>
               <w:rPr>
                 <w:rStyle w:val="Hiperhivatkozs"/>
@@ -2820,7 +2927,7 @@
                 <w:noProof/>
                 <w:webHidden/>
               </w:rPr>
-              <w:instrText xml:space="preserve"> PAGEREF _Toc224640862 \h </w:instrText>
+              <w:instrText xml:space="preserve"> PAGEREF _Toc224803103 \h </w:instrText>
             </w:r>
             <w:r>
               <w:rPr>
@@ -2840,7 +2947,7 @@
                 <w:noProof/>
                 <w:webHidden/>
               </w:rPr>
-              <w:t>1</w:t>
+              <w:t>28</w:t>
             </w:r>
             <w:r>
               <w:rPr>
@@ -2865,7 +2972,7 @@
               <w:lang w:val="hu-HU" w:eastAsia="hu-HU"/>
             </w:rPr>
           </w:pPr>
-          <w:hyperlink w:anchor="_Toc224640863" w:history="1">
+          <w:hyperlink w:anchor="_Toc224803104" w:history="1">
             <w:r>
               <w:rPr>
                 <w:rStyle w:val="Hiperhivatkozs"/>
@@ -2893,7 +3000,7 @@
                 <w:noProof/>
                 <w:webHidden/>
               </w:rPr>
-              <w:instrText xml:space="preserve"> PAGEREF _Toc224640863 \h </w:instrText>
+              <w:instrText xml:space="preserve"> PAGEREF _Toc224803104 \h </w:instrText>
             </w:r>
             <w:r>
               <w:rPr>
@@ -2913,7 +3020,7 @@
                 <w:noProof/>
                 <w:webHidden/>
               </w:rPr>
-              <w:t>1</w:t>
+              <w:t>30</w:t>
             </w:r>
             <w:r>
               <w:rPr>
@@ -2938,7 +3045,7 @@
               <w:lang w:val="hu-HU" w:eastAsia="hu-HU"/>
             </w:rPr>
           </w:pPr>
-          <w:hyperlink w:anchor="_Toc224640864" w:history="1">
+          <w:hyperlink w:anchor="_Toc224803105" w:history="1">
             <w:r>
               <w:rPr>
                 <w:rStyle w:val="Hiperhivatkozs"/>
@@ -2966,7 +3073,7 @@
                 <w:noProof/>
                 <w:webHidden/>
               </w:rPr>
-              <w:instrText xml:space="preserve"> PAGEREF _Toc224640864 \h </w:instrText>
+              <w:instrText xml:space="preserve"> PAGEREF _Toc224803105 \h </w:instrText>
             </w:r>
             <w:r>
               <w:rPr>
@@ -2986,7 +3093,7 @@
                 <w:noProof/>
                 <w:webHidden/>
               </w:rPr>
-              <w:t>1</w:t>
+              <w:t>31</w:t>
             </w:r>
             <w:r>
               <w:rPr>
@@ -3011,7 +3118,7 @@
               <w:lang w:val="hu-HU" w:eastAsia="hu-HU"/>
             </w:rPr>
           </w:pPr>
-          <w:hyperlink w:anchor="_Toc224640865" w:history="1">
+          <w:hyperlink w:anchor="_Toc224803106" w:history="1">
             <w:r>
               <w:rPr>
                 <w:rStyle w:val="Hiperhivatkozs"/>
@@ -3038,7 +3145,7 @@
                 <w:noProof/>
                 <w:webHidden/>
               </w:rPr>
-              <w:instrText xml:space="preserve"> PAGEREF _Toc224640865 \h </w:instrText>
+              <w:instrText xml:space="preserve"> PAGEREF _Toc224803106 \h </w:instrText>
             </w:r>
             <w:r>
               <w:rPr>
@@ -3058,7 +3165,7 @@
                 <w:noProof/>
                 <w:webHidden/>
               </w:rPr>
-              <w:t>1</w:t>
+              <w:t>32</w:t>
             </w:r>
             <w:r>
               <w:rPr>
@@ -3083,7 +3190,7 @@
               <w:lang w:val="hu-HU" w:eastAsia="hu-HU"/>
             </w:rPr>
           </w:pPr>
-          <w:hyperlink w:anchor="_Toc224640866" w:history="1">
+          <w:hyperlink w:anchor="_Toc224803107" w:history="1">
             <w:r>
               <w:rPr>
                 <w:rStyle w:val="Hiperhivatkozs"/>
@@ -3111,7 +3218,7 @@
                 <w:noProof/>
                 <w:webHidden/>
               </w:rPr>
-              <w:instrText xml:space="preserve"> PAGEREF _Toc224640866 \h </w:instrText>
+              <w:instrText xml:space="preserve"> PAGEREF _Toc224803107 \h </w:instrText>
             </w:r>
             <w:r>
               <w:rPr>
@@ -3131,7 +3238,7 @@
                 <w:noProof/>
                 <w:webHidden/>
               </w:rPr>
-              <w:t>1</w:t>
+              <w:t>32</w:t>
             </w:r>
             <w:r>
               <w:rPr>
@@ -3156,7 +3263,7 @@
               <w:lang w:val="hu-HU" w:eastAsia="hu-HU"/>
             </w:rPr>
           </w:pPr>
-          <w:hyperlink w:anchor="_Toc224640867" w:history="1">
+          <w:hyperlink w:anchor="_Toc224803108" w:history="1">
             <w:r>
               <w:rPr>
                 <w:rStyle w:val="Hiperhivatkozs"/>
@@ -3184,7 +3291,7 @@
                 <w:noProof/>
                 <w:webHidden/>
               </w:rPr>
-              <w:instrText xml:space="preserve"> PAGEREF _Toc224640867 \h </w:instrText>
+              <w:instrText xml:space="preserve"> PAGEREF _Toc224803108 \h </w:instrText>
             </w:r>
             <w:r>
               <w:rPr>
@@ -3204,7 +3311,7 @@
                 <w:noProof/>
                 <w:webHidden/>
               </w:rPr>
-              <w:t>1</w:t>
+              <w:t>32</w:t>
             </w:r>
             <w:r>
               <w:rPr>
@@ -3229,7 +3336,7 @@
               <w:lang w:val="hu-HU" w:eastAsia="hu-HU"/>
             </w:rPr>
           </w:pPr>
-          <w:hyperlink w:anchor="_Toc224640868" w:history="1">
+          <w:hyperlink w:anchor="_Toc224803109" w:history="1">
             <w:r>
               <w:rPr>
                 <w:rStyle w:val="Hiperhivatkozs"/>
@@ -3257,7 +3364,7 @@
                 <w:noProof/>
                 <w:webHidden/>
               </w:rPr>
-              <w:instrText xml:space="preserve"> PAGEREF _Toc224640868 \h </w:instrText>
+              <w:instrText xml:space="preserve"> PAGEREF _Toc224803109 \h </w:instrText>
             </w:r>
             <w:r>
               <w:rPr>
@@ -3277,7 +3384,7 @@
                 <w:noProof/>
                 <w:webHidden/>
               </w:rPr>
-              <w:t>1</w:t>
+              <w:t>33</w:t>
             </w:r>
             <w:r>
               <w:rPr>
@@ -3302,7 +3409,7 @@
               <w:lang w:val="hu-HU" w:eastAsia="hu-HU"/>
             </w:rPr>
           </w:pPr>
-          <w:hyperlink w:anchor="_Toc224640869" w:history="1">
+          <w:hyperlink w:anchor="_Toc224803110" w:history="1">
             <w:r>
               <w:rPr>
                 <w:rStyle w:val="Hiperhivatkozs"/>
@@ -3330,7 +3437,7 @@
                 <w:noProof/>
                 <w:webHidden/>
               </w:rPr>
-              <w:instrText xml:space="preserve"> PAGEREF _Toc224640869 \h </w:instrText>
+              <w:instrText xml:space="preserve"> PAGEREF _Toc224803110 \h </w:instrText>
             </w:r>
             <w:r>
               <w:rPr>
@@ -3350,7 +3457,7 @@
                 <w:noProof/>
                 <w:webHidden/>
               </w:rPr>
-              <w:t>1</w:t>
+              <w:t>33</w:t>
             </w:r>
             <w:r>
               <w:rPr>
@@ -3375,7 +3482,7 @@
               <w:lang w:val="hu-HU" w:eastAsia="hu-HU"/>
             </w:rPr>
           </w:pPr>
-          <w:hyperlink w:anchor="_Toc224640870" w:history="1">
+          <w:hyperlink w:anchor="_Toc224803111" w:history="1">
             <w:r>
               <w:rPr>
                 <w:rStyle w:val="Hiperhivatkozs"/>
@@ -3403,7 +3510,7 @@
                 <w:noProof/>
                 <w:webHidden/>
               </w:rPr>
-              <w:instrText xml:space="preserve"> PAGEREF _Toc224640870 \h </w:instrText>
+              <w:instrText xml:space="preserve"> PAGEREF _Toc224803111 \h </w:instrText>
             </w:r>
             <w:r>
               <w:rPr>
@@ -3423,7 +3530,7 @@
                 <w:noProof/>
                 <w:webHidden/>
               </w:rPr>
-              <w:t>1</w:t>
+              <w:t>33</w:t>
             </w:r>
             <w:r>
               <w:rPr>
@@ -3448,7 +3555,7 @@
               <w:lang w:val="hu-HU" w:eastAsia="hu-HU"/>
             </w:rPr>
           </w:pPr>
-          <w:hyperlink w:anchor="_Toc224640871" w:history="1">
+          <w:hyperlink w:anchor="_Toc224803112" w:history="1">
             <w:r>
               <w:rPr>
                 <w:rStyle w:val="Hiperhivatkozs"/>
@@ -3476,7 +3583,7 @@
                 <w:noProof/>
                 <w:webHidden/>
               </w:rPr>
-              <w:instrText xml:space="preserve"> PAGEREF _Toc224640871 \h </w:instrText>
+              <w:instrText xml:space="preserve"> PAGEREF _Toc224803112 \h </w:instrText>
             </w:r>
             <w:r>
               <w:rPr>
@@ -3496,7 +3603,7 @@
                 <w:noProof/>
                 <w:webHidden/>
               </w:rPr>
-              <w:t>1</w:t>
+              <w:t>33</w:t>
             </w:r>
             <w:r>
               <w:rPr>
@@ -3521,7 +3628,7 @@
               <w:lang w:val="hu-HU" w:eastAsia="hu-HU"/>
             </w:rPr>
           </w:pPr>
-          <w:hyperlink w:anchor="_Toc224640872" w:history="1">
+          <w:hyperlink w:anchor="_Toc224803113" w:history="1">
             <w:r>
               <w:rPr>
                 <w:rStyle w:val="Hiperhivatkozs"/>
@@ -3549,7 +3656,7 @@
                 <w:noProof/>
                 <w:webHidden/>
               </w:rPr>
-              <w:instrText xml:space="preserve"> PAGEREF _Toc224640872 \h </w:instrText>
+              <w:instrText xml:space="preserve"> PAGEREF _Toc224803113 \h </w:instrText>
             </w:r>
             <w:r>
               <w:rPr>
@@ -3569,7 +3676,7 @@
                 <w:noProof/>
                 <w:webHidden/>
               </w:rPr>
-              <w:t>1</w:t>
+              <w:t>34</w:t>
             </w:r>
             <w:r>
               <w:rPr>
@@ -3594,7 +3701,7 @@
               <w:lang w:val="hu-HU" w:eastAsia="hu-HU"/>
             </w:rPr>
           </w:pPr>
-          <w:hyperlink w:anchor="_Toc224640873" w:history="1">
+          <w:hyperlink w:anchor="_Toc224803114" w:history="1">
             <w:r>
               <w:rPr>
                 <w:rStyle w:val="Hiperhivatkozs"/>
@@ -3622,7 +3729,7 @@
                 <w:noProof/>
                 <w:webHidden/>
               </w:rPr>
-              <w:instrText xml:space="preserve"> PAGEREF _Toc224640873 \h </w:instrText>
+              <w:instrText xml:space="preserve"> PAGEREF _Toc224803114 \h </w:instrText>
             </w:r>
             <w:r>
               <w:rPr>
@@ -3642,7 +3749,7 @@
                 <w:noProof/>
                 <w:webHidden/>
               </w:rPr>
-              <w:t>1</w:t>
+              <w:t>36</w:t>
             </w:r>
             <w:r>
               <w:rPr>
@@ -3667,7 +3774,7 @@
               <w:lang w:val="hu-HU" w:eastAsia="hu-HU"/>
             </w:rPr>
           </w:pPr>
-          <w:hyperlink w:anchor="_Toc224640874" w:history="1">
+          <w:hyperlink w:anchor="_Toc224803115" w:history="1">
             <w:r>
               <w:rPr>
                 <w:rStyle w:val="Hiperhivatkozs"/>
@@ -3695,7 +3802,7 @@
                 <w:noProof/>
                 <w:webHidden/>
               </w:rPr>
-              <w:instrText xml:space="preserve"> PAGEREF _Toc224640874 \h </w:instrText>
+              <w:instrText xml:space="preserve"> PAGEREF _Toc224803115 \h </w:instrText>
             </w:r>
             <w:r>
               <w:rPr>
@@ -3715,7 +3822,7 @@
                 <w:noProof/>
                 <w:webHidden/>
               </w:rPr>
-              <w:t>1</w:t>
+              <w:t>36</w:t>
             </w:r>
             <w:r>
               <w:rPr>
@@ -3740,7 +3847,7 @@
               <w:lang w:val="hu-HU" w:eastAsia="hu-HU"/>
             </w:rPr>
           </w:pPr>
-          <w:hyperlink w:anchor="_Toc224640875" w:history="1">
+          <w:hyperlink w:anchor="_Toc224803116" w:history="1">
             <w:r>
               <w:rPr>
                 <w:rStyle w:val="Hiperhivatkozs"/>
@@ -3768,7 +3875,7 @@
                 <w:noProof/>
                 <w:webHidden/>
               </w:rPr>
-              <w:instrText xml:space="preserve"> PAGEREF _Toc224640875 \h </w:instrText>
+              <w:instrText xml:space="preserve"> PAGEREF _Toc224803116 \h </w:instrText>
             </w:r>
             <w:r>
               <w:rPr>
@@ -3788,7 +3895,7 @@
                 <w:noProof/>
                 <w:webHidden/>
               </w:rPr>
-              <w:t>1</w:t>
+              <w:t>36</w:t>
             </w:r>
             <w:r>
               <w:rPr>
@@ -3813,7 +3920,7 @@
               <w:lang w:val="hu-HU" w:eastAsia="hu-HU"/>
             </w:rPr>
           </w:pPr>
-          <w:hyperlink w:anchor="_Toc224640876" w:history="1">
+          <w:hyperlink w:anchor="_Toc224803117" w:history="1">
             <w:r>
               <w:rPr>
                 <w:rStyle w:val="Hiperhivatkozs"/>
@@ -3841,7 +3948,7 @@
                 <w:noProof/>
                 <w:webHidden/>
               </w:rPr>
-              <w:instrText xml:space="preserve"> PAGEREF _Toc224640876 \h </w:instrText>
+              <w:instrText xml:space="preserve"> PAGEREF _Toc224803117 \h </w:instrText>
             </w:r>
             <w:r>
               <w:rPr>
@@ -3861,7 +3968,7 @@
                 <w:noProof/>
                 <w:webHidden/>
               </w:rPr>
-              <w:t>1</w:t>
+              <w:t>36</w:t>
             </w:r>
             <w:r>
               <w:rPr>
@@ -3886,7 +3993,7 @@
               <w:lang w:val="hu-HU" w:eastAsia="hu-HU"/>
             </w:rPr>
           </w:pPr>
-          <w:hyperlink w:anchor="_Toc224640877" w:history="1">
+          <w:hyperlink w:anchor="_Toc224803118" w:history="1">
             <w:r>
               <w:rPr>
                 <w:rStyle w:val="Hiperhivatkozs"/>
@@ -3914,7 +4021,7 @@
                 <w:noProof/>
                 <w:webHidden/>
               </w:rPr>
-              <w:instrText xml:space="preserve"> PAGEREF _Toc224640877 \h </w:instrText>
+              <w:instrText xml:space="preserve"> PAGEREF _Toc224803118 \h </w:instrText>
             </w:r>
             <w:r>
               <w:rPr>
@@ -3934,7 +4041,7 @@
                 <w:noProof/>
                 <w:webHidden/>
               </w:rPr>
-              <w:t>1</w:t>
+              <w:t>36</w:t>
             </w:r>
             <w:r>
               <w:rPr>
@@ -3959,7 +4066,7 @@
               <w:lang w:val="hu-HU" w:eastAsia="hu-HU"/>
             </w:rPr>
           </w:pPr>
-          <w:hyperlink w:anchor="_Toc224640878" w:history="1">
+          <w:hyperlink w:anchor="_Toc224803119" w:history="1">
             <w:r>
               <w:rPr>
                 <w:rStyle w:val="Hiperhivatkozs"/>
@@ -3987,7 +4094,7 @@
                 <w:noProof/>
                 <w:webHidden/>
               </w:rPr>
-              <w:instrText xml:space="preserve"> PAGEREF _Toc224640878 \h </w:instrText>
+              <w:instrText xml:space="preserve"> PAGEREF _Toc224803119 \h </w:instrText>
             </w:r>
             <w:r>
               <w:rPr>
@@ -4007,7 +4114,7 @@
                 <w:noProof/>
                 <w:webHidden/>
               </w:rPr>
-              <w:t>1</w:t>
+              <w:t>36</w:t>
             </w:r>
             <w:r>
               <w:rPr>
@@ -4032,7 +4139,7 @@
               <w:lang w:val="hu-HU" w:eastAsia="hu-HU"/>
             </w:rPr>
           </w:pPr>
-          <w:hyperlink w:anchor="_Toc224640879" w:history="1">
+          <w:hyperlink w:anchor="_Toc224803120" w:history="1">
             <w:r>
               <w:rPr>
                 <w:rStyle w:val="Hiperhivatkozs"/>
@@ -4060,7 +4167,7 @@
                 <w:noProof/>
                 <w:webHidden/>
               </w:rPr>
-              <w:instrText xml:space="preserve"> PAGEREF _Toc224640879 \h </w:instrText>
+              <w:instrText xml:space="preserve"> PAGEREF _Toc224803120 \h </w:instrText>
             </w:r>
             <w:r>
               <w:rPr>
@@ -4080,7 +4187,7 @@
                 <w:noProof/>
                 <w:webHidden/>
               </w:rPr>
-              <w:t>1</w:t>
+              <w:t>36</w:t>
             </w:r>
             <w:r>
               <w:rPr>
@@ -4105,7 +4212,7 @@
               <w:lang w:val="hu-HU" w:eastAsia="hu-HU"/>
             </w:rPr>
           </w:pPr>
-          <w:hyperlink w:anchor="_Toc224640880" w:history="1">
+          <w:hyperlink w:anchor="_Toc224803121" w:history="1">
             <w:r>
               <w:rPr>
                 <w:rStyle w:val="Hiperhivatkozs"/>
@@ -4133,7 +4240,7 @@
                 <w:noProof/>
                 <w:webHidden/>
               </w:rPr>
-              <w:instrText xml:space="preserve"> PAGEREF _Toc224640880 \h </w:instrText>
+              <w:instrText xml:space="preserve"> PAGEREF _Toc224803121 \h </w:instrText>
             </w:r>
             <w:r>
               <w:rPr>
@@ -4153,7 +4260,7 @@
                 <w:noProof/>
                 <w:webHidden/>
               </w:rPr>
-              <w:t>1</w:t>
+              <w:t>36</w:t>
             </w:r>
             <w:r>
               <w:rPr>
@@ -4178,7 +4285,7 @@
               <w:lang w:val="hu-HU" w:eastAsia="hu-HU"/>
             </w:rPr>
           </w:pPr>
-          <w:hyperlink w:anchor="_Toc224640881" w:history="1">
+          <w:hyperlink w:anchor="_Toc224803122" w:history="1">
             <w:r>
               <w:rPr>
                 <w:rStyle w:val="Hiperhivatkozs"/>
@@ -4206,7 +4313,7 @@
                 <w:noProof/>
                 <w:webHidden/>
               </w:rPr>
-              <w:instrText xml:space="preserve"> PAGEREF _Toc224640881 \h </w:instrText>
+              <w:instrText xml:space="preserve"> PAGEREF _Toc224803122 \h </w:instrText>
             </w:r>
             <w:r>
               <w:rPr>
@@ -4226,7 +4333,7 @@
                 <w:noProof/>
                 <w:webHidden/>
               </w:rPr>
-              <w:t>1</w:t>
+              <w:t>36</w:t>
             </w:r>
             <w:r>
               <w:rPr>
@@ -4251,7 +4358,7 @@
               <w:lang w:val="hu-HU" w:eastAsia="hu-HU"/>
             </w:rPr>
           </w:pPr>
-          <w:hyperlink w:anchor="_Toc224640882" w:history="1">
+          <w:hyperlink w:anchor="_Toc224803123" w:history="1">
             <w:r>
               <w:rPr>
                 <w:rStyle w:val="Hiperhivatkozs"/>
@@ -4279,7 +4386,7 @@
                 <w:noProof/>
                 <w:webHidden/>
               </w:rPr>
-              <w:instrText xml:space="preserve"> PAGEREF _Toc224640882 \h </w:instrText>
+              <w:instrText xml:space="preserve"> PAGEREF _Toc224803123 \h </w:instrText>
             </w:r>
             <w:r>
               <w:rPr>
@@ -4299,7 +4406,7 @@
                 <w:noProof/>
                 <w:webHidden/>
               </w:rPr>
-              <w:t>1</w:t>
+              <w:t>36</w:t>
             </w:r>
             <w:r>
               <w:rPr>
@@ -4324,7 +4431,7 @@
               <w:lang w:val="hu-HU" w:eastAsia="hu-HU"/>
             </w:rPr>
           </w:pPr>
-          <w:hyperlink w:anchor="_Toc224640883" w:history="1">
+          <w:hyperlink w:anchor="_Toc224803124" w:history="1">
             <w:r>
               <w:rPr>
                 <w:rStyle w:val="Hiperhivatkozs"/>
@@ -4352,7 +4459,7 @@
                 <w:noProof/>
                 <w:webHidden/>
               </w:rPr>
-              <w:instrText xml:space="preserve"> PAGEREF _Toc224640883 \h </w:instrText>
+              <w:instrText xml:space="preserve"> PAGEREF _Toc224803124 \h </w:instrText>
             </w:r>
             <w:r>
               <w:rPr>
@@ -4372,7 +4479,7 @@
                 <w:noProof/>
                 <w:webHidden/>
               </w:rPr>
-              <w:t>1</w:t>
+              <w:t>36</w:t>
             </w:r>
             <w:r>
               <w:rPr>
@@ -4397,7 +4504,7 @@
               <w:lang w:val="hu-HU" w:eastAsia="hu-HU"/>
             </w:rPr>
           </w:pPr>
-          <w:hyperlink w:anchor="_Toc224640884" w:history="1">
+          <w:hyperlink w:anchor="_Toc224803125" w:history="1">
             <w:r>
               <w:rPr>
                 <w:rStyle w:val="Hiperhivatkozs"/>
@@ -4425,7 +4532,7 @@
                 <w:noProof/>
                 <w:webHidden/>
               </w:rPr>
-              <w:instrText xml:space="preserve"> PAGEREF _Toc224640884 \h </w:instrText>
+              <w:instrText xml:space="preserve"> PAGEREF _Toc224803125 \h </w:instrText>
             </w:r>
             <w:r>
               <w:rPr>
@@ -4445,7 +4552,7 @@
                 <w:noProof/>
                 <w:webHidden/>
               </w:rPr>
-              <w:t>1</w:t>
+              <w:t>36</w:t>
             </w:r>
             <w:r>
               <w:rPr>
@@ -4470,7 +4577,7 @@
               <w:lang w:val="hu-HU" w:eastAsia="hu-HU"/>
             </w:rPr>
           </w:pPr>
-          <w:hyperlink w:anchor="_Toc224640885" w:history="1">
+          <w:hyperlink w:anchor="_Toc224803126" w:history="1">
             <w:r>
               <w:rPr>
                 <w:rStyle w:val="Hiperhivatkozs"/>
@@ -4498,7 +4605,7 @@
                 <w:noProof/>
                 <w:webHidden/>
               </w:rPr>
-              <w:instrText xml:space="preserve"> PAGEREF _Toc224640885 \h </w:instrText>
+              <w:instrText xml:space="preserve"> PAGEREF _Toc224803126 \h </w:instrText>
             </w:r>
             <w:r>
               <w:rPr>
@@ -4518,7 +4625,7 @@
                 <w:noProof/>
                 <w:webHidden/>
               </w:rPr>
-              <w:t>1</w:t>
+              <w:t>36</w:t>
             </w:r>
             <w:r>
               <w:rPr>
@@ -4543,7 +4650,7 @@
               <w:lang w:val="hu-HU" w:eastAsia="hu-HU"/>
             </w:rPr>
           </w:pPr>
-          <w:hyperlink w:anchor="_Toc224640886" w:history="1">
+          <w:hyperlink w:anchor="_Toc224803127" w:history="1">
             <w:r>
               <w:rPr>
                 <w:rStyle w:val="Hiperhivatkozs"/>
@@ -4571,7 +4678,7 @@
                 <w:noProof/>
                 <w:webHidden/>
               </w:rPr>
-              <w:instrText xml:space="preserve"> PAGEREF _Toc224640886 \h </w:instrText>
+              <w:instrText xml:space="preserve"> PAGEREF _Toc224803127 \h </w:instrText>
             </w:r>
             <w:r>
               <w:rPr>
@@ -4591,7 +4698,7 @@
                 <w:noProof/>
                 <w:webHidden/>
               </w:rPr>
-              <w:t>1</w:t>
+              <w:t>36</w:t>
             </w:r>
             <w:r>
               <w:rPr>
@@ -4616,7 +4723,7 @@
               <w:lang w:val="hu-HU" w:eastAsia="hu-HU"/>
             </w:rPr>
           </w:pPr>
-          <w:hyperlink w:anchor="_Toc224640887" w:history="1">
+          <w:hyperlink w:anchor="_Toc224803128" w:history="1">
             <w:r>
               <w:rPr>
                 <w:rStyle w:val="Hiperhivatkozs"/>
@@ -4644,7 +4751,7 @@
                 <w:noProof/>
                 <w:webHidden/>
               </w:rPr>
-              <w:instrText xml:space="preserve"> PAGEREF _Toc224640887 \h </w:instrText>
+              <w:instrText xml:space="preserve"> PAGEREF _Toc224803128 \h </w:instrText>
             </w:r>
             <w:r>
               <w:rPr>
@@ -4664,7 +4771,7 @@
                 <w:noProof/>
                 <w:webHidden/>
               </w:rPr>
-              <w:t>1</w:t>
+              <w:t>36</w:t>
             </w:r>
             <w:r>
               <w:rPr>
@@ -4689,7 +4796,7 @@
               <w:lang w:val="hu-HU" w:eastAsia="hu-HU"/>
             </w:rPr>
           </w:pPr>
-          <w:hyperlink w:anchor="_Toc224640888" w:history="1">
+          <w:hyperlink w:anchor="_Toc224803129" w:history="1">
             <w:r>
               <w:rPr>
                 <w:rStyle w:val="Hiperhivatkozs"/>
@@ -4724,7 +4831,7 @@
                 <w:noProof/>
                 <w:webHidden/>
               </w:rPr>
-              <w:instrText xml:space="preserve"> PAGEREF _Toc224640888 \h </w:instrText>
+              <w:instrText xml:space="preserve"> PAGEREF _Toc224803129 \h </w:instrText>
             </w:r>
             <w:r>
               <w:rPr>
@@ -4744,7 +4851,7 @@
                 <w:noProof/>
                 <w:webHidden/>
               </w:rPr>
-              <w:t>1</w:t>
+              <w:t>36</w:t>
             </w:r>
             <w:r>
               <w:rPr>
@@ -4769,7 +4876,7 @@
               <w:lang w:val="hu-HU" w:eastAsia="hu-HU"/>
             </w:rPr>
           </w:pPr>
-          <w:hyperlink w:anchor="_Toc224640889" w:history="1">
+          <w:hyperlink w:anchor="_Toc224803130" w:history="1">
             <w:r>
               <w:rPr>
                 <w:rStyle w:val="Hiperhivatkozs"/>
@@ -4804,7 +4911,7 @@
                 <w:noProof/>
                 <w:webHidden/>
               </w:rPr>
-              <w:instrText xml:space="preserve"> PAGEREF _Toc224640889 \h </w:instrText>
+              <w:instrText xml:space="preserve"> PAGEREF _Toc224803130 \h </w:instrText>
             </w:r>
             <w:r>
               <w:rPr>
@@ -4824,7 +4931,7 @@
                 <w:noProof/>
                 <w:webHidden/>
               </w:rPr>
-              <w:t>1</w:t>
+              <w:t>36</w:t>
             </w:r>
             <w:r>
               <w:rPr>
@@ -4849,7 +4956,7 @@
               <w:lang w:val="hu-HU" w:eastAsia="hu-HU"/>
             </w:rPr>
           </w:pPr>
-          <w:hyperlink w:anchor="_Toc224640890" w:history="1">
+          <w:hyperlink w:anchor="_Toc224803131" w:history="1">
             <w:r>
               <w:rPr>
                 <w:rStyle w:val="Hiperhivatkozs"/>
@@ -4877,7 +4984,7 @@
                 <w:noProof/>
                 <w:webHidden/>
               </w:rPr>
-              <w:instrText xml:space="preserve"> PAGEREF _Toc224640890 \h </w:instrText>
+              <w:instrText xml:space="preserve"> PAGEREF _Toc224803131 \h </w:instrText>
             </w:r>
             <w:r>
               <w:rPr>
@@ -4897,7 +5004,7 @@
                 <w:noProof/>
                 <w:webHidden/>
               </w:rPr>
-              <w:t>1</w:t>
+              <w:t>36</w:t>
             </w:r>
             <w:r>
               <w:rPr>
@@ -4922,11 +5029,10 @@
               <w:lang w:val="hu-HU" w:eastAsia="hu-HU"/>
             </w:rPr>
           </w:pPr>
-          <w:hyperlink w:anchor="_Toc224640891" w:history="1">
+          <w:hyperlink w:anchor="_Toc224803132" w:history="1">
             <w:r>
               <w:rPr>
                 <w:rStyle w:val="Hiperhivatkozs"/>
-                <w:rFonts w:eastAsia="Times New Roman"/>
                 <w:noProof/>
               </w:rPr>
               <w:t>5. Megvalósítás és költségvetés</w:t>
@@ -4950,7 +5056,7 @@
                 <w:noProof/>
                 <w:webHidden/>
               </w:rPr>
-              <w:instrText xml:space="preserve"> PAGEREF _Toc224640891 \h </w:instrText>
+              <w:instrText xml:space="preserve"> PAGEREF _Toc224803132 \h </w:instrText>
             </w:r>
             <w:r>
               <w:rPr>
@@ -4970,7 +5076,7 @@
                 <w:noProof/>
                 <w:webHidden/>
               </w:rPr>
-              <w:t>1</w:t>
+              <w:t>37</w:t>
             </w:r>
             <w:r>
               <w:rPr>
@@ -4995,7 +5101,7 @@
               <w:lang w:val="hu-HU" w:eastAsia="hu-HU"/>
             </w:rPr>
           </w:pPr>
-          <w:hyperlink w:anchor="_Toc224640892" w:history="1">
+          <w:hyperlink w:anchor="_Toc224803133" w:history="1">
             <w:r>
               <w:rPr>
                 <w:rStyle w:val="Hiperhivatkozs"/>
@@ -5023,7 +5129,7 @@
                 <w:noProof/>
                 <w:webHidden/>
               </w:rPr>
-              <w:instrText xml:space="preserve"> PAGEREF _Toc224640892 \h </w:instrText>
+              <w:instrText xml:space="preserve"> PAGEREF _Toc224803133 \h </w:instrText>
             </w:r>
             <w:r>
               <w:rPr>
@@ -5043,7 +5149,7 @@
                 <w:noProof/>
                 <w:webHidden/>
               </w:rPr>
-              <w:t>1</w:t>
+              <w:t>37</w:t>
             </w:r>
             <w:r>
               <w:rPr>
@@ -5068,7 +5174,7 @@
               <w:lang w:val="hu-HU" w:eastAsia="hu-HU"/>
             </w:rPr>
           </w:pPr>
-          <w:hyperlink w:anchor="_Toc224640893" w:history="1">
+          <w:hyperlink w:anchor="_Toc224803134" w:history="1">
             <w:r>
               <w:rPr>
                 <w:rStyle w:val="Hiperhivatkozs"/>
@@ -5096,7 +5202,7 @@
                 <w:noProof/>
                 <w:webHidden/>
               </w:rPr>
-              <w:instrText xml:space="preserve"> PAGEREF _Toc224640893 \h </w:instrText>
+              <w:instrText xml:space="preserve"> PAGEREF _Toc224803134 \h </w:instrText>
             </w:r>
             <w:r>
               <w:rPr>
@@ -5116,7 +5222,7 @@
                 <w:noProof/>
                 <w:webHidden/>
               </w:rPr>
-              <w:t>1</w:t>
+              <w:t>37</w:t>
             </w:r>
             <w:r>
               <w:rPr>
@@ -5141,7 +5247,7 @@
               <w:lang w:val="hu-HU" w:eastAsia="hu-HU"/>
             </w:rPr>
           </w:pPr>
-          <w:hyperlink w:anchor="_Toc224640894" w:history="1">
+          <w:hyperlink w:anchor="_Toc224803135" w:history="1">
             <w:r>
               <w:rPr>
                 <w:rStyle w:val="Hiperhivatkozs"/>
@@ -5169,7 +5275,7 @@
                 <w:noProof/>
                 <w:webHidden/>
               </w:rPr>
-              <w:instrText xml:space="preserve"> PAGEREF _Toc224640894 \h </w:instrText>
+              <w:instrText xml:space="preserve"> PAGEREF _Toc224803135 \h </w:instrText>
             </w:r>
             <w:r>
               <w:rPr>
@@ -5189,7 +5295,7 @@
                 <w:noProof/>
                 <w:webHidden/>
               </w:rPr>
-              <w:t>1</w:t>
+              <w:t>38</w:t>
             </w:r>
             <w:r>
               <w:rPr>
@@ -5214,7 +5320,7 @@
               <w:lang w:val="hu-HU" w:eastAsia="hu-HU"/>
             </w:rPr>
           </w:pPr>
-          <w:hyperlink w:anchor="_Toc224640895" w:history="1">
+          <w:hyperlink w:anchor="_Toc224803136" w:history="1">
             <w:r>
               <w:rPr>
                 <w:rStyle w:val="Hiperhivatkozs"/>
@@ -5242,7 +5348,7 @@
                 <w:noProof/>
                 <w:webHidden/>
               </w:rPr>
-              <w:instrText xml:space="preserve"> PAGEREF _Toc224640895 \h </w:instrText>
+              <w:instrText xml:space="preserve"> PAGEREF _Toc224803136 \h </w:instrText>
             </w:r>
             <w:r>
               <w:rPr>
@@ -5262,7 +5368,7 @@
                 <w:noProof/>
                 <w:webHidden/>
               </w:rPr>
-              <w:t>1</w:t>
+              <w:t>38</w:t>
             </w:r>
             <w:r>
               <w:rPr>
@@ -5287,7 +5393,7 @@
               <w:lang w:val="hu-HU" w:eastAsia="hu-HU"/>
             </w:rPr>
           </w:pPr>
-          <w:hyperlink w:anchor="_Toc224640896" w:history="1">
+          <w:hyperlink w:anchor="_Toc224803137" w:history="1">
             <w:r>
               <w:rPr>
                 <w:rStyle w:val="Hiperhivatkozs"/>
@@ -5315,7 +5421,7 @@
                 <w:noProof/>
                 <w:webHidden/>
               </w:rPr>
-              <w:instrText xml:space="preserve"> PAGEREF _Toc224640896 \h </w:instrText>
+              <w:instrText xml:space="preserve"> PAGEREF _Toc224803137 \h </w:instrText>
             </w:r>
             <w:r>
               <w:rPr>
@@ -5335,7 +5441,7 @@
                 <w:noProof/>
                 <w:webHidden/>
               </w:rPr>
-              <w:t>1</w:t>
+              <w:t>38</w:t>
             </w:r>
             <w:r>
               <w:rPr>
@@ -5360,7 +5466,7 @@
               <w:lang w:val="hu-HU" w:eastAsia="hu-HU"/>
             </w:rPr>
           </w:pPr>
-          <w:hyperlink w:anchor="_Toc224640897" w:history="1">
+          <w:hyperlink w:anchor="_Toc224803138" w:history="1">
             <w:r>
               <w:rPr>
                 <w:rStyle w:val="Hiperhivatkozs"/>
@@ -5388,7 +5494,7 @@
                 <w:noProof/>
                 <w:webHidden/>
               </w:rPr>
-              <w:instrText xml:space="preserve"> PAGEREF _Toc224640897 \h </w:instrText>
+              <w:instrText xml:space="preserve"> PAGEREF _Toc224803138 \h </w:instrText>
             </w:r>
             <w:r>
               <w:rPr>
@@ -5408,7 +5514,7 @@
                 <w:noProof/>
                 <w:webHidden/>
               </w:rPr>
-              <w:t>1</w:t>
+              <w:t>38</w:t>
             </w:r>
             <w:r>
               <w:rPr>
@@ -5433,7 +5539,7 @@
               <w:lang w:val="hu-HU" w:eastAsia="hu-HU"/>
             </w:rPr>
           </w:pPr>
-          <w:hyperlink w:anchor="_Toc224640898" w:history="1">
+          <w:hyperlink w:anchor="_Toc224803139" w:history="1">
             <w:r>
               <w:rPr>
                 <w:rStyle w:val="Hiperhivatkozs"/>
@@ -5461,7 +5567,7 @@
                 <w:noProof/>
                 <w:webHidden/>
               </w:rPr>
-              <w:instrText xml:space="preserve"> PAGEREF _Toc224640898 \h </w:instrText>
+              <w:instrText xml:space="preserve"> PAGEREF _Toc224803139 \h </w:instrText>
             </w:r>
             <w:r>
               <w:rPr>
@@ -5481,7 +5587,7 @@
                 <w:noProof/>
                 <w:webHidden/>
               </w:rPr>
-              <w:t>1</w:t>
+              <w:t>38</w:t>
             </w:r>
             <w:r>
               <w:rPr>
@@ -5506,7 +5612,7 @@
               <w:lang w:val="hu-HU" w:eastAsia="hu-HU"/>
             </w:rPr>
           </w:pPr>
-          <w:hyperlink w:anchor="_Toc224640899" w:history="1">
+          <w:hyperlink w:anchor="_Toc224803140" w:history="1">
             <w:r>
               <w:rPr>
                 <w:rStyle w:val="Hiperhivatkozs"/>
@@ -5534,7 +5640,7 @@
                 <w:noProof/>
                 <w:webHidden/>
               </w:rPr>
-              <w:instrText xml:space="preserve"> PAGEREF _Toc224640899 \h </w:instrText>
+              <w:instrText xml:space="preserve"> PAGEREF _Toc224803140 \h </w:instrText>
             </w:r>
             <w:r>
               <w:rPr>
@@ -5554,7 +5660,7 @@
                 <w:noProof/>
                 <w:webHidden/>
               </w:rPr>
-              <w:t>1</w:t>
+              <w:t>38</w:t>
             </w:r>
             <w:r>
               <w:rPr>
@@ -5579,7 +5685,7 @@
               <w:lang w:val="hu-HU" w:eastAsia="hu-HU"/>
             </w:rPr>
           </w:pPr>
-          <w:hyperlink w:anchor="_Toc224640900" w:history="1">
+          <w:hyperlink w:anchor="_Toc224803141" w:history="1">
             <w:r>
               <w:rPr>
                 <w:rStyle w:val="Hiperhivatkozs"/>
@@ -5607,7 +5713,7 @@
                 <w:noProof/>
                 <w:webHidden/>
               </w:rPr>
-              <w:instrText xml:space="preserve"> PAGEREF _Toc224640900 \h </w:instrText>
+              <w:instrText xml:space="preserve"> PAGEREF _Toc224803141 \h </w:instrText>
             </w:r>
             <w:r>
               <w:rPr>
@@ -5627,7 +5733,7 @@
                 <w:noProof/>
                 <w:webHidden/>
               </w:rPr>
-              <w:t>1</w:t>
+              <w:t>38</w:t>
             </w:r>
             <w:r>
               <w:rPr>
@@ -5652,7 +5758,7 @@
               <w:lang w:val="hu-HU" w:eastAsia="hu-HU"/>
             </w:rPr>
           </w:pPr>
-          <w:hyperlink w:anchor="_Toc224640901" w:history="1">
+          <w:hyperlink w:anchor="_Toc224803142" w:history="1">
             <w:r>
               <w:rPr>
                 <w:rStyle w:val="Hiperhivatkozs"/>
@@ -5680,7 +5786,7 @@
                 <w:noProof/>
                 <w:webHidden/>
               </w:rPr>
-              <w:instrText xml:space="preserve"> PAGEREF _Toc224640901 \h </w:instrText>
+              <w:instrText xml:space="preserve"> PAGEREF _Toc224803142 \h </w:instrText>
             </w:r>
             <w:r>
               <w:rPr>
@@ -5700,7 +5806,7 @@
                 <w:noProof/>
                 <w:webHidden/>
               </w:rPr>
-              <w:t>1</w:t>
+              <w:t>38</w:t>
             </w:r>
             <w:r>
               <w:rPr>
@@ -5725,7 +5831,7 @@
               <w:lang w:val="hu-HU" w:eastAsia="hu-HU"/>
             </w:rPr>
           </w:pPr>
-          <w:hyperlink w:anchor="_Toc224640902" w:history="1">
+          <w:hyperlink w:anchor="_Toc224803143" w:history="1">
             <w:r>
               <w:rPr>
                 <w:rStyle w:val="Hiperhivatkozs"/>
@@ -5753,7 +5859,7 @@
                 <w:noProof/>
                 <w:webHidden/>
               </w:rPr>
-              <w:instrText xml:space="preserve"> PAGEREF _Toc224640902 \h </w:instrText>
+              <w:instrText xml:space="preserve"> PAGEREF _Toc224803143 \h </w:instrText>
             </w:r>
             <w:r>
               <w:rPr>
@@ -5773,7 +5879,7 @@
                 <w:noProof/>
                 <w:webHidden/>
               </w:rPr>
-              <w:t>1</w:t>
+              <w:t>38</w:t>
             </w:r>
             <w:r>
               <w:rPr>
@@ -5798,7 +5904,7 @@
               <w:lang w:val="hu-HU" w:eastAsia="hu-HU"/>
             </w:rPr>
           </w:pPr>
-          <w:hyperlink w:anchor="_Toc224640903" w:history="1">
+          <w:hyperlink w:anchor="_Toc224803144" w:history="1">
             <w:r>
               <w:rPr>
                 <w:rStyle w:val="Hiperhivatkozs"/>
@@ -5826,7 +5932,7 @@
                 <w:noProof/>
                 <w:webHidden/>
               </w:rPr>
-              <w:instrText xml:space="preserve"> PAGEREF _Toc224640903 \h </w:instrText>
+              <w:instrText xml:space="preserve"> PAGEREF _Toc224803144 \h </w:instrText>
             </w:r>
             <w:r>
               <w:rPr>
@@ -5846,7 +5952,7 @@
                 <w:noProof/>
                 <w:webHidden/>
               </w:rPr>
-              <w:t>1</w:t>
+              <w:t>38</w:t>
             </w:r>
             <w:r>
               <w:rPr>
@@ -5871,7 +5977,7 @@
               <w:lang w:val="hu-HU" w:eastAsia="hu-HU"/>
             </w:rPr>
           </w:pPr>
-          <w:hyperlink w:anchor="_Toc224640904" w:history="1">
+          <w:hyperlink w:anchor="_Toc224803145" w:history="1">
             <w:r>
               <w:rPr>
                 <w:rStyle w:val="Hiperhivatkozs"/>
@@ -5899,7 +6005,7 @@
                 <w:noProof/>
                 <w:webHidden/>
               </w:rPr>
-              <w:instrText xml:space="preserve"> PAGEREF _Toc224640904 \h </w:instrText>
+              <w:instrText xml:space="preserve"> PAGEREF _Toc224803145 \h </w:instrText>
             </w:r>
             <w:r>
               <w:rPr>
@@ -5919,7 +6025,7 @@
                 <w:noProof/>
                 <w:webHidden/>
               </w:rPr>
-              <w:t>1</w:t>
+              <w:t>38</w:t>
             </w:r>
             <w:r>
               <w:rPr>
@@ -5944,7 +6050,7 @@
               <w:lang w:val="hu-HU" w:eastAsia="hu-HU"/>
             </w:rPr>
           </w:pPr>
-          <w:hyperlink w:anchor="_Toc224640905" w:history="1">
+          <w:hyperlink w:anchor="_Toc224803146" w:history="1">
             <w:r>
               <w:rPr>
                 <w:rStyle w:val="Hiperhivatkozs"/>
@@ -5972,7 +6078,7 @@
                 <w:noProof/>
                 <w:webHidden/>
               </w:rPr>
-              <w:instrText xml:space="preserve"> PAGEREF _Toc224640905 \h </w:instrText>
+              <w:instrText xml:space="preserve"> PAGEREF _Toc224803146 \h </w:instrText>
             </w:r>
             <w:r>
               <w:rPr>
@@ -5992,7 +6098,7 @@
                 <w:noProof/>
                 <w:webHidden/>
               </w:rPr>
-              <w:t>1</w:t>
+              <w:t>38</w:t>
             </w:r>
             <w:r>
               <w:rPr>
@@ -6017,7 +6123,7 @@
               <w:lang w:val="hu-HU" w:eastAsia="hu-HU"/>
             </w:rPr>
           </w:pPr>
-          <w:hyperlink w:anchor="_Toc224640906" w:history="1">
+          <w:hyperlink w:anchor="_Toc224803147" w:history="1">
             <w:r>
               <w:rPr>
                 <w:rStyle w:val="Hiperhivatkozs"/>
@@ -6045,7 +6151,7 @@
                 <w:noProof/>
                 <w:webHidden/>
               </w:rPr>
-              <w:instrText xml:space="preserve"> PAGEREF _Toc224640906 \h </w:instrText>
+              <w:instrText xml:space="preserve"> PAGEREF _Toc224803147 \h </w:instrText>
             </w:r>
             <w:r>
               <w:rPr>
@@ -6065,7 +6171,7 @@
                 <w:noProof/>
                 <w:webHidden/>
               </w:rPr>
-              <w:t>1</w:t>
+              <w:t>38</w:t>
             </w:r>
             <w:r>
               <w:rPr>
@@ -6090,7 +6196,7 @@
               <w:lang w:val="hu-HU" w:eastAsia="hu-HU"/>
             </w:rPr>
           </w:pPr>
-          <w:hyperlink w:anchor="_Toc224640907" w:history="1">
+          <w:hyperlink w:anchor="_Toc224803148" w:history="1">
             <w:r>
               <w:rPr>
                 <w:rStyle w:val="Hiperhivatkozs"/>
@@ -6117,7 +6223,7 @@
                 <w:noProof/>
                 <w:webHidden/>
               </w:rPr>
-              <w:instrText xml:space="preserve"> PAGEREF _Toc224640907 \h </w:instrText>
+              <w:instrText xml:space="preserve"> PAGEREF _Toc224803148 \h </w:instrText>
             </w:r>
             <w:r>
               <w:rPr>
@@ -6137,7 +6243,7 @@
                 <w:noProof/>
                 <w:webHidden/>
               </w:rPr>
-              <w:t>1</w:t>
+              <w:t>38</w:t>
             </w:r>
             <w:r>
               <w:rPr>
@@ -6162,7 +6268,7 @@
               <w:lang w:val="hu-HU" w:eastAsia="hu-HU"/>
             </w:rPr>
           </w:pPr>
-          <w:hyperlink w:anchor="_Toc224640908" w:history="1">
+          <w:hyperlink w:anchor="_Toc224803149" w:history="1">
             <w:r>
               <w:rPr>
                 <w:rStyle w:val="Hiperhivatkozs"/>
@@ -6189,7 +6295,7 @@
                 <w:noProof/>
                 <w:webHidden/>
               </w:rPr>
-              <w:instrText xml:space="preserve"> PAGEREF _Toc224640908 \h </w:instrText>
+              <w:instrText xml:space="preserve"> PAGEREF _Toc224803149 \h </w:instrText>
             </w:r>
             <w:r>
               <w:rPr>
@@ -6209,7 +6315,7 @@
                 <w:noProof/>
                 <w:webHidden/>
               </w:rPr>
-              <w:t>1</w:t>
+              <w:t>38</w:t>
             </w:r>
             <w:r>
               <w:rPr>
@@ -6234,7 +6340,7 @@
               <w:lang w:val="hu-HU" w:eastAsia="hu-HU"/>
             </w:rPr>
           </w:pPr>
-          <w:hyperlink w:anchor="_Toc224640909" w:history="1">
+          <w:hyperlink w:anchor="_Toc224803150" w:history="1">
             <w:r>
               <w:rPr>
                 <w:rStyle w:val="Hiperhivatkozs"/>
@@ -6261,7 +6367,7 @@
                 <w:noProof/>
                 <w:webHidden/>
               </w:rPr>
-              <w:instrText xml:space="preserve"> PAGEREF _Toc224640909 \h </w:instrText>
+              <w:instrText xml:space="preserve"> PAGEREF _Toc224803150 \h </w:instrText>
             </w:r>
             <w:r>
               <w:rPr>
@@ -6281,7 +6387,7 @@
                 <w:noProof/>
                 <w:webHidden/>
               </w:rPr>
-              <w:t>1</w:t>
+              <w:t>38</w:t>
             </w:r>
             <w:r>
               <w:rPr>
@@ -6306,7 +6412,7 @@
               <w:lang w:val="hu-HU" w:eastAsia="hu-HU"/>
             </w:rPr>
           </w:pPr>
-          <w:hyperlink w:anchor="_Toc224640910" w:history="1">
+          <w:hyperlink w:anchor="_Toc224803151" w:history="1">
             <w:r>
               <w:rPr>
                 <w:rStyle w:val="Hiperhivatkozs"/>
@@ -6333,7 +6439,7 @@
                 <w:noProof/>
                 <w:webHidden/>
               </w:rPr>
-              <w:instrText xml:space="preserve"> PAGEREF _Toc224640910 \h </w:instrText>
+              <w:instrText xml:space="preserve"> PAGEREF _Toc224803151 \h </w:instrText>
             </w:r>
             <w:r>
               <w:rPr>
@@ -6353,7 +6459,7 @@
                 <w:noProof/>
                 <w:webHidden/>
               </w:rPr>
-              <w:t>1</w:t>
+              <w:t>38</w:t>
             </w:r>
             <w:r>
               <w:rPr>
@@ -6378,7 +6484,7 @@
               <w:lang w:val="hu-HU" w:eastAsia="hu-HU"/>
             </w:rPr>
           </w:pPr>
-          <w:hyperlink w:anchor="_Toc224640911" w:history="1">
+          <w:hyperlink w:anchor="_Toc224803152" w:history="1">
             <w:r>
               <w:rPr>
                 <w:rStyle w:val="Hiperhivatkozs"/>
@@ -6405,7 +6511,7 @@
                 <w:noProof/>
                 <w:webHidden/>
               </w:rPr>
-              <w:instrText xml:space="preserve"> PAGEREF _Toc224640911 \h </w:instrText>
+              <w:instrText xml:space="preserve"> PAGEREF _Toc224803152 \h </w:instrText>
             </w:r>
             <w:r>
               <w:rPr>
@@ -6425,7 +6531,7 @@
                 <w:noProof/>
                 <w:webHidden/>
               </w:rPr>
-              <w:t>1</w:t>
+              <w:t>38</w:t>
             </w:r>
             <w:r>
               <w:rPr>
@@ -6450,7 +6556,7 @@
               <w:lang w:val="hu-HU" w:eastAsia="hu-HU"/>
             </w:rPr>
           </w:pPr>
-          <w:hyperlink w:anchor="_Toc224640912" w:history="1">
+          <w:hyperlink w:anchor="_Toc224803153" w:history="1">
             <w:r>
               <w:rPr>
                 <w:rStyle w:val="Hiperhivatkozs"/>
@@ -6477,7 +6583,7 @@
                 <w:noProof/>
                 <w:webHidden/>
               </w:rPr>
-              <w:instrText xml:space="preserve"> PAGEREF _Toc224640912 \h </w:instrText>
+              <w:instrText xml:space="preserve"> PAGEREF _Toc224803153 \h </w:instrText>
             </w:r>
             <w:r>
               <w:rPr>
@@ -6497,7 +6603,7 @@
                 <w:noProof/>
                 <w:webHidden/>
               </w:rPr>
-              <w:t>1</w:t>
+              <w:t>39</w:t>
             </w:r>
             <w:r>
               <w:rPr>
@@ -6522,7 +6628,7 @@
               <w:lang w:val="hu-HU" w:eastAsia="hu-HU"/>
             </w:rPr>
           </w:pPr>
-          <w:hyperlink w:anchor="_Toc224640913" w:history="1">
+          <w:hyperlink w:anchor="_Toc224803154" w:history="1">
             <w:r>
               <w:rPr>
                 <w:rStyle w:val="Hiperhivatkozs"/>
@@ -6549,7 +6655,7 @@
                 <w:noProof/>
                 <w:webHidden/>
               </w:rPr>
-              <w:instrText xml:space="preserve"> PAGEREF _Toc224640913 \h </w:instrText>
+              <w:instrText xml:space="preserve"> PAGEREF _Toc224803154 \h </w:instrText>
             </w:r>
             <w:r>
               <w:rPr>
@@ -6569,7 +6675,7 @@
                 <w:noProof/>
                 <w:webHidden/>
               </w:rPr>
-              <w:t>1</w:t>
+              <w:t>39</w:t>
             </w:r>
             <w:r>
               <w:rPr>
@@ -6594,7 +6700,7 @@
               <w:lang w:val="hu-HU" w:eastAsia="hu-HU"/>
             </w:rPr>
           </w:pPr>
-          <w:hyperlink w:anchor="_Toc224640914" w:history="1">
+          <w:hyperlink w:anchor="_Toc224803155" w:history="1">
             <w:r>
               <w:rPr>
                 <w:rStyle w:val="Hiperhivatkozs"/>
@@ -6621,7 +6727,7 @@
                 <w:noProof/>
                 <w:webHidden/>
               </w:rPr>
-              <w:instrText xml:space="preserve"> PAGEREF _Toc224640914 \h </w:instrText>
+              <w:instrText xml:space="preserve"> PAGEREF _Toc224803155 \h </w:instrText>
             </w:r>
             <w:r>
               <w:rPr>
@@ -6641,7 +6747,7 @@
                 <w:noProof/>
                 <w:webHidden/>
               </w:rPr>
-              <w:t>1</w:t>
+              <w:t>39</w:t>
             </w:r>
             <w:r>
               <w:rPr>
@@ -6666,7 +6772,7 @@
               <w:lang w:val="hu-HU" w:eastAsia="hu-HU"/>
             </w:rPr>
           </w:pPr>
-          <w:hyperlink w:anchor="_Toc224640915" w:history="1">
+          <w:hyperlink w:anchor="_Toc224803156" w:history="1">
             <w:r>
               <w:rPr>
                 <w:rStyle w:val="Hiperhivatkozs"/>
@@ -6693,7 +6799,7 @@
                 <w:noProof/>
                 <w:webHidden/>
               </w:rPr>
-              <w:instrText xml:space="preserve"> PAGEREF _Toc224640915 \h </w:instrText>
+              <w:instrText xml:space="preserve"> PAGEREF _Toc224803156 \h </w:instrText>
             </w:r>
             <w:r>
               <w:rPr>
@@ -6713,7 +6819,7 @@
                 <w:noProof/>
                 <w:webHidden/>
               </w:rPr>
-              <w:t>1</w:t>
+              <w:t>39</w:t>
             </w:r>
             <w:r>
               <w:rPr>
@@ -6738,7 +6844,7 @@
               <w:lang w:val="hu-HU" w:eastAsia="hu-HU"/>
             </w:rPr>
           </w:pPr>
-          <w:hyperlink w:anchor="_Toc224640916" w:history="1">
+          <w:hyperlink w:anchor="_Toc224803157" w:history="1">
             <w:r>
               <w:rPr>
                 <w:rStyle w:val="Hiperhivatkozs"/>
@@ -6765,7 +6871,7 @@
                 <w:noProof/>
                 <w:webHidden/>
               </w:rPr>
-              <w:instrText xml:space="preserve"> PAGEREF _Toc224640916 \h </w:instrText>
+              <w:instrText xml:space="preserve"> PAGEREF _Toc224803157 \h </w:instrText>
             </w:r>
             <w:r>
               <w:rPr>
@@ -6785,7 +6891,7 @@
                 <w:noProof/>
                 <w:webHidden/>
               </w:rPr>
-              <w:t>1</w:t>
+              <w:t>39</w:t>
             </w:r>
             <w:r>
               <w:rPr>
@@ -6810,7 +6916,7 @@
               <w:lang w:val="hu-HU" w:eastAsia="hu-HU"/>
             </w:rPr>
           </w:pPr>
-          <w:hyperlink w:anchor="_Toc224640917" w:history="1">
+          <w:hyperlink w:anchor="_Toc224803158" w:history="1">
             <w:r>
               <w:rPr>
                 <w:rStyle w:val="Hiperhivatkozs"/>
@@ -6837,7 +6943,7 @@
                 <w:noProof/>
                 <w:webHidden/>
               </w:rPr>
-              <w:instrText xml:space="preserve"> PAGEREF _Toc224640917 \h </w:instrText>
+              <w:instrText xml:space="preserve"> PAGEREF _Toc224803158 \h </w:instrText>
             </w:r>
             <w:r>
               <w:rPr>
@@ -6857,7 +6963,7 @@
                 <w:noProof/>
                 <w:webHidden/>
               </w:rPr>
-              <w:t>1</w:t>
+              <w:t>39</w:t>
             </w:r>
             <w:r>
               <w:rPr>
@@ -6882,7 +6988,7 @@
               <w:lang w:val="hu-HU" w:eastAsia="hu-HU"/>
             </w:rPr>
           </w:pPr>
-          <w:hyperlink w:anchor="_Toc224640918" w:history="1">
+          <w:hyperlink w:anchor="_Toc224803159" w:history="1">
             <w:r>
               <w:rPr>
                 <w:rStyle w:val="Hiperhivatkozs"/>
@@ -6909,7 +7015,7 @@
                 <w:noProof/>
                 <w:webHidden/>
               </w:rPr>
-              <w:instrText xml:space="preserve"> PAGEREF _Toc224640918 \h </w:instrText>
+              <w:instrText xml:space="preserve"> PAGEREF _Toc224803159 \h </w:instrText>
             </w:r>
             <w:r>
               <w:rPr>
@@ -6929,7 +7035,7 @@
                 <w:noProof/>
                 <w:webHidden/>
               </w:rPr>
-              <w:t>1</w:t>
+              <w:t>39</w:t>
             </w:r>
             <w:r>
               <w:rPr>
@@ -6954,7 +7060,7 @@
               <w:lang w:val="hu-HU" w:eastAsia="hu-HU"/>
             </w:rPr>
           </w:pPr>
-          <w:hyperlink w:anchor="_Toc224640919" w:history="1">
+          <w:hyperlink w:anchor="_Toc224803160" w:history="1">
             <w:r>
               <w:rPr>
                 <w:rStyle w:val="Hiperhivatkozs"/>
@@ -6981,7 +7087,7 @@
                 <w:noProof/>
                 <w:webHidden/>
               </w:rPr>
-              <w:instrText xml:space="preserve"> PAGEREF _Toc224640919 \h </w:instrText>
+              <w:instrText xml:space="preserve"> PAGEREF _Toc224803160 \h </w:instrText>
             </w:r>
             <w:r>
               <w:rPr>
@@ -7001,7 +7107,7 @@
                 <w:noProof/>
                 <w:webHidden/>
               </w:rPr>
-              <w:t>1</w:t>
+              <w:t>39</w:t>
             </w:r>
             <w:r>
               <w:rPr>
@@ -7026,7 +7132,7 @@
               <w:lang w:val="hu-HU" w:eastAsia="hu-HU"/>
             </w:rPr>
           </w:pPr>
-          <w:hyperlink w:anchor="_Toc224640920" w:history="1">
+          <w:hyperlink w:anchor="_Toc224803161" w:history="1">
             <w:r>
               <w:rPr>
                 <w:rStyle w:val="Hiperhivatkozs"/>
@@ -7053,7 +7159,7 @@
                 <w:noProof/>
                 <w:webHidden/>
               </w:rPr>
-              <w:instrText xml:space="preserve"> PAGEREF _Toc224640920 \h </w:instrText>
+              <w:instrText xml:space="preserve"> PAGEREF _Toc224803161 \h </w:instrText>
             </w:r>
             <w:r>
               <w:rPr>
@@ -7073,7 +7179,7 @@
                 <w:noProof/>
                 <w:webHidden/>
               </w:rPr>
-              <w:t>1</w:t>
+              <w:t>39</w:t>
             </w:r>
             <w:r>
               <w:rPr>
@@ -7098,7 +7204,7 @@
               <w:lang w:val="hu-HU" w:eastAsia="hu-HU"/>
             </w:rPr>
           </w:pPr>
-          <w:hyperlink w:anchor="_Toc224640921" w:history="1">
+          <w:hyperlink w:anchor="_Toc224803162" w:history="1">
             <w:r>
               <w:rPr>
                 <w:rStyle w:val="Hiperhivatkozs"/>
@@ -7125,7 +7231,7 @@
                 <w:noProof/>
                 <w:webHidden/>
               </w:rPr>
-              <w:instrText xml:space="preserve"> PAGEREF _Toc224640921 \h </w:instrText>
+              <w:instrText xml:space="preserve"> PAGEREF _Toc224803162 \h </w:instrText>
             </w:r>
             <w:r>
               <w:rPr>
@@ -7145,7 +7251,7 @@
                 <w:noProof/>
                 <w:webHidden/>
               </w:rPr>
-              <w:t>1</w:t>
+              <w:t>39</w:t>
             </w:r>
             <w:r>
               <w:rPr>
@@ -7170,7 +7276,7 @@
               <w:lang w:val="hu-HU" w:eastAsia="hu-HU"/>
             </w:rPr>
           </w:pPr>
-          <w:hyperlink w:anchor="_Toc224640922" w:history="1">
+          <w:hyperlink w:anchor="_Toc224803163" w:history="1">
             <w:r>
               <w:rPr>
                 <w:rStyle w:val="Hiperhivatkozs"/>
@@ -7197,7 +7303,7 @@
                 <w:noProof/>
                 <w:webHidden/>
               </w:rPr>
-              <w:instrText xml:space="preserve"> PAGEREF _Toc224640922 \h </w:instrText>
+              <w:instrText xml:space="preserve"> PAGEREF _Toc224803163 \h </w:instrText>
             </w:r>
             <w:r>
               <w:rPr>
@@ -7217,7 +7323,7 @@
                 <w:noProof/>
                 <w:webHidden/>
               </w:rPr>
-              <w:t>1</w:t>
+              <w:t>39</w:t>
             </w:r>
             <w:r>
               <w:rPr>
@@ -7242,7 +7348,7 @@
               <w:lang w:val="hu-HU" w:eastAsia="hu-HU"/>
             </w:rPr>
           </w:pPr>
-          <w:hyperlink w:anchor="_Toc224640923" w:history="1">
+          <w:hyperlink w:anchor="_Toc224803164" w:history="1">
             <w:r>
               <w:rPr>
                 <w:rStyle w:val="Hiperhivatkozs"/>
@@ -7269,7 +7375,7 @@
                 <w:noProof/>
                 <w:webHidden/>
               </w:rPr>
-              <w:instrText xml:space="preserve"> PAGEREF _Toc224640923 \h </w:instrText>
+              <w:instrText xml:space="preserve"> PAGEREF _Toc224803164 \h </w:instrText>
             </w:r>
             <w:r>
               <w:rPr>
@@ -7289,7 +7395,7 @@
                 <w:noProof/>
                 <w:webHidden/>
               </w:rPr>
-              <w:t>1</w:t>
+              <w:t>39</w:t>
             </w:r>
             <w:r>
               <w:rPr>
@@ -7314,7 +7420,7 @@
               <w:lang w:val="hu-HU" w:eastAsia="hu-HU"/>
             </w:rPr>
           </w:pPr>
-          <w:hyperlink w:anchor="_Toc224640924" w:history="1">
+          <w:hyperlink w:anchor="_Toc224803165" w:history="1">
             <w:r>
               <w:rPr>
                 <w:rStyle w:val="Hiperhivatkozs"/>
@@ -7341,7 +7447,7 @@
                 <w:noProof/>
                 <w:webHidden/>
               </w:rPr>
-              <w:instrText xml:space="preserve"> PAGEREF _Toc224640924 \h </w:instrText>
+              <w:instrText xml:space="preserve"> PAGEREF _Toc224803165 \h </w:instrText>
             </w:r>
             <w:r>
               <w:rPr>
@@ -7361,7 +7467,7 @@
                 <w:noProof/>
                 <w:webHidden/>
               </w:rPr>
-              <w:t>1</w:t>
+              <w:t>39</w:t>
             </w:r>
             <w:r>
               <w:rPr>
@@ -7386,7 +7492,7 @@
               <w:lang w:val="hu-HU" w:eastAsia="hu-HU"/>
             </w:rPr>
           </w:pPr>
-          <w:hyperlink w:anchor="_Toc224640925" w:history="1">
+          <w:hyperlink w:anchor="_Toc224803166" w:history="1">
             <w:r>
               <w:rPr>
                 <w:rStyle w:val="Hiperhivatkozs"/>
@@ -7413,7 +7519,7 @@
                 <w:noProof/>
                 <w:webHidden/>
               </w:rPr>
-              <w:instrText xml:space="preserve"> PAGEREF _Toc224640925 \h </w:instrText>
+              <w:instrText xml:space="preserve"> PAGEREF _Toc224803166 \h </w:instrText>
             </w:r>
             <w:r>
               <w:rPr>
@@ -7433,7 +7539,7 @@
                 <w:noProof/>
                 <w:webHidden/>
               </w:rPr>
-              <w:t>1</w:t>
+              <w:t>39</w:t>
             </w:r>
             <w:r>
               <w:rPr>
@@ -7458,7 +7564,7 @@
               <w:lang w:val="hu-HU" w:eastAsia="hu-HU"/>
             </w:rPr>
           </w:pPr>
-          <w:hyperlink w:anchor="_Toc224640926" w:history="1">
+          <w:hyperlink w:anchor="_Toc224803167" w:history="1">
             <w:r>
               <w:rPr>
                 <w:rStyle w:val="Hiperhivatkozs"/>
@@ -7485,7 +7591,7 @@
                 <w:noProof/>
                 <w:webHidden/>
               </w:rPr>
-              <w:instrText xml:space="preserve"> PAGEREF _Toc224640926 \h </w:instrText>
+              <w:instrText xml:space="preserve"> PAGEREF _Toc224803167 \h </w:instrText>
             </w:r>
             <w:r>
               <w:rPr>
@@ -7505,7 +7611,7 @@
                 <w:noProof/>
                 <w:webHidden/>
               </w:rPr>
-              <w:t>1</w:t>
+              <w:t>39</w:t>
             </w:r>
             <w:r>
               <w:rPr>
@@ -7530,7 +7636,7 @@
               <w:lang w:val="hu-HU" w:eastAsia="hu-HU"/>
             </w:rPr>
           </w:pPr>
-          <w:hyperlink w:anchor="_Toc224640927" w:history="1">
+          <w:hyperlink w:anchor="_Toc224803168" w:history="1">
             <w:r>
               <w:rPr>
                 <w:rStyle w:val="Hiperhivatkozs"/>
@@ -7557,7 +7663,7 @@
                 <w:noProof/>
                 <w:webHidden/>
               </w:rPr>
-              <w:instrText xml:space="preserve"> PAGEREF _Toc224640927 \h </w:instrText>
+              <w:instrText xml:space="preserve"> PAGEREF _Toc224803168 \h </w:instrText>
             </w:r>
             <w:r>
               <w:rPr>
@@ -7577,7 +7683,7 @@
                 <w:noProof/>
                 <w:webHidden/>
               </w:rPr>
-              <w:t>1</w:t>
+              <w:t>39</w:t>
             </w:r>
             <w:r>
               <w:rPr>
@@ -7602,7 +7708,7 @@
               <w:lang w:val="hu-HU" w:eastAsia="hu-HU"/>
             </w:rPr>
           </w:pPr>
-          <w:hyperlink w:anchor="_Toc224640928" w:history="1">
+          <w:hyperlink w:anchor="_Toc224803169" w:history="1">
             <w:r>
               <w:rPr>
                 <w:rStyle w:val="Hiperhivatkozs"/>
@@ -7629,7 +7735,7 @@
                 <w:noProof/>
                 <w:webHidden/>
               </w:rPr>
-              <w:instrText xml:space="preserve"> PAGEREF _Toc224640928 \h </w:instrText>
+              <w:instrText xml:space="preserve"> PAGEREF _Toc224803169 \h </w:instrText>
             </w:r>
             <w:r>
               <w:rPr>
@@ -7649,7 +7755,7 @@
                 <w:noProof/>
                 <w:webHidden/>
               </w:rPr>
-              <w:t>1</w:t>
+              <w:t>39</w:t>
             </w:r>
             <w:r>
               <w:rPr>
@@ -7674,7 +7780,7 @@
               <w:lang w:val="hu-HU" w:eastAsia="hu-HU"/>
             </w:rPr>
           </w:pPr>
-          <w:hyperlink w:anchor="_Toc224640929" w:history="1">
+          <w:hyperlink w:anchor="_Toc224803170" w:history="1">
             <w:r>
               <w:rPr>
                 <w:rStyle w:val="Hiperhivatkozs"/>
@@ -7702,7 +7808,7 @@
                 <w:noProof/>
                 <w:webHidden/>
               </w:rPr>
-              <w:instrText xml:space="preserve"> PAGEREF _Toc224640929 \h </w:instrText>
+              <w:instrText xml:space="preserve"> PAGEREF _Toc224803170 \h </w:instrText>
             </w:r>
             <w:r>
               <w:rPr>
@@ -7722,7 +7828,7 @@
                 <w:noProof/>
                 <w:webHidden/>
               </w:rPr>
-              <w:t>1</w:t>
+              <w:t>39</w:t>
             </w:r>
             <w:r>
               <w:rPr>
@@ -7747,7 +7853,7 @@
               <w:lang w:val="hu-HU" w:eastAsia="hu-HU"/>
             </w:rPr>
           </w:pPr>
-          <w:hyperlink w:anchor="_Toc224640930" w:history="1">
+          <w:hyperlink w:anchor="_Toc224803171" w:history="1">
             <w:r>
               <w:rPr>
                 <w:rStyle w:val="Hiperhivatkozs"/>
@@ -7775,7 +7881,7 @@
                 <w:noProof/>
                 <w:webHidden/>
               </w:rPr>
-              <w:instrText xml:space="preserve"> PAGEREF _Toc224640930 \h </w:instrText>
+              <w:instrText xml:space="preserve"> PAGEREF _Toc224803171 \h </w:instrText>
             </w:r>
             <w:r>
               <w:rPr>
@@ -7795,7 +7901,7 @@
                 <w:noProof/>
                 <w:webHidden/>
               </w:rPr>
-              <w:t>1</w:t>
+              <w:t>39</w:t>
             </w:r>
             <w:r>
               <w:rPr>
@@ -7820,7 +7926,7 @@
               <w:lang w:val="hu-HU" w:eastAsia="hu-HU"/>
             </w:rPr>
           </w:pPr>
-          <w:hyperlink w:anchor="_Toc224640931" w:history="1">
+          <w:hyperlink w:anchor="_Toc224803172" w:history="1">
             <w:r>
               <w:rPr>
                 <w:rStyle w:val="Hiperhivatkozs"/>
@@ -7848,7 +7954,7 @@
                 <w:noProof/>
                 <w:webHidden/>
               </w:rPr>
-              <w:instrText xml:space="preserve"> PAGEREF _Toc224640931 \h </w:instrText>
+              <w:instrText xml:space="preserve"> PAGEREF _Toc224803172 \h </w:instrText>
             </w:r>
             <w:r>
               <w:rPr>
@@ -7868,7 +7974,7 @@
                 <w:noProof/>
                 <w:webHidden/>
               </w:rPr>
-              <w:t>1</w:t>
+              <w:t>40</w:t>
             </w:r>
             <w:r>
               <w:rPr>
@@ -7914,7 +8020,7 @@
           <w:lang w:val="de-DE"/>
         </w:rPr>
       </w:pPr>
-      <w:bookmarkStart w:id="0" w:name="_Toc224640826"/>
+      <w:bookmarkStart w:id="0" w:name="_Toc224803066"/>
       <w:r>
         <w:rPr>
           <w:rFonts w:eastAsia="Times New Roman"/>
@@ -7939,7 +8045,7 @@
           <w:lang w:val="de-DE"/>
         </w:rPr>
       </w:pPr>
-      <w:bookmarkStart w:id="1" w:name="_Toc224640827"/>
+      <w:bookmarkStart w:id="1" w:name="_Toc224803067"/>
       <w:r>
         <w:rPr>
           <w:rFonts w:eastAsia="Times New Roman"/>
@@ -8102,7 +8208,7 @@
                     <pic:cNvPicPr/>
                   </pic:nvPicPr>
                   <pic:blipFill>
-                    <a:blip r:embed="rId13" cstate="print">
+                    <a:blip r:embed="rId14" cstate="print">
                       <a:extLst>
                         <a:ext uri="{28A0092B-C50C-407E-A947-70E740481C1C}">
                           <a14:useLocalDpi xmlns:a14="http://schemas.microsoft.com/office/drawing/2010/main" val="0"/>
@@ -8134,14 +8240,27 @@
         <w:pStyle w:val="Kpalrs"/>
         <w:jc w:val="both"/>
       </w:pPr>
-      <w:fldSimple w:instr=" SEQ ábra: \* ARABIC ">
-        <w:r>
-          <w:rPr>
-            <w:noProof/>
-          </w:rPr>
-          <w:t>1</w:t>
-        </w:r>
-      </w:fldSimple>
+      <w:r>
+        <w:fldChar w:fldCharType="begin"/>
+      </w:r>
+      <w:r>
+        <w:instrText xml:space="preserve"> SEQ ábra: \* ARABIC </w:instrText>
+      </w:r>
+      <w:r>
+        <w:fldChar w:fldCharType="separate"/>
+      </w:r>
+      <w:r>
+        <w:rPr>
+          <w:noProof/>
+        </w:rPr>
+        <w:t>1</w:t>
+      </w:r>
+      <w:r>
+        <w:rPr>
+          <w:noProof/>
+        </w:rPr>
+        <w:fldChar w:fldCharType="end"/>
+      </w:r>
       <w:r>
         <w:t xml:space="preserve">. </w:t>
       </w:r>
@@ -8168,7 +8287,7 @@
           <w:lang w:val="hu-HU"/>
         </w:rPr>
       </w:pPr>
-      <w:bookmarkStart w:id="2" w:name="_Toc224640828"/>
+      <w:bookmarkStart w:id="2" w:name="_Toc224803068"/>
       <w:r>
         <w:rPr>
           <w:rFonts w:eastAsia="Times New Roman"/>
@@ -8193,7 +8312,7 @@
           <w:lang w:val="hu-HU"/>
         </w:rPr>
       </w:pPr>
-      <w:bookmarkStart w:id="3" w:name="_Toc224640829"/>
+      <w:bookmarkStart w:id="3" w:name="_Toc224803069"/>
       <w:r>
         <w:rPr>
           <w:lang w:val="hu-HU"/>
@@ -8554,7 +8673,7 @@
           <w:rFonts w:eastAsia="Times New Roman"/>
         </w:rPr>
       </w:pPr>
-      <w:bookmarkStart w:id="4" w:name="_Toc224640830"/>
+      <w:bookmarkStart w:id="4" w:name="_Toc224803070"/>
       <w:r>
         <w:rPr>
           <w:rFonts w:eastAsia="Times New Roman"/>
@@ -9268,7 +9387,7 @@
                     <pic:cNvPicPr/>
                   </pic:nvPicPr>
                   <pic:blipFill rotWithShape="1">
-                    <a:blip r:embed="rId14" cstate="print">
+                    <a:blip r:embed="rId15" cstate="print">
                       <a:extLst>
                         <a:ext uri="{28A0092B-C50C-407E-A947-70E740481C1C}">
                           <a14:useLocalDpi xmlns:a14="http://schemas.microsoft.com/office/drawing/2010/main" val="0"/>
@@ -9323,7 +9442,7 @@
           <w:lang w:val="de-DE"/>
         </w:rPr>
       </w:pPr>
-      <w:bookmarkStart w:id="5" w:name="_Toc224640831"/>
+      <w:bookmarkStart w:id="5" w:name="_Toc224803071"/>
       <w:r>
         <w:rPr>
           <w:rFonts w:eastAsia="Times New Roman"/>
@@ -9370,7 +9489,7 @@
           <w:lang w:val="de-DE"/>
         </w:rPr>
       </w:pPr>
-      <w:bookmarkStart w:id="6" w:name="_Toc224640832"/>
+      <w:bookmarkStart w:id="6" w:name="_Toc224803072"/>
       <w:r>
         <w:rPr>
           <w:rFonts w:eastAsia="Times New Roman"/>
@@ -9965,7 +10084,7 @@
         </w:rPr>
         <w:t xml:space="preserve"> </w:t>
       </w:r>
-      <w:hyperlink r:id="rId15" w:history="1">
+      <w:hyperlink r:id="rId16" w:history="1">
         <w:r>
           <w:rPr>
             <w:rStyle w:val="Hiperhivatkozs"/>
@@ -10002,7 +10121,7 @@
                     <pic:cNvPicPr/>
                   </pic:nvPicPr>
                   <pic:blipFill>
-                    <a:blip r:embed="rId16"/>
+                    <a:blip r:embed="rId17"/>
                     <a:stretch>
                       <a:fillRect/>
                     </a:stretch>
@@ -10031,7 +10150,7 @@
           <w:lang w:val="de-DE"/>
         </w:rPr>
       </w:pPr>
-      <w:bookmarkStart w:id="7" w:name="_Toc224640833"/>
+      <w:bookmarkStart w:id="7" w:name="_Toc224803073"/>
       <w:r>
         <w:rPr>
           <w:rFonts w:eastAsia="Times New Roman"/>
@@ -10133,7 +10252,7 @@
         </w:rPr>
         <w:t xml:space="preserve">A tábla elérhető a </w:t>
       </w:r>
-      <w:hyperlink r:id="rId17" w:history="1">
+      <w:hyperlink r:id="rId18" w:history="1">
         <w:r>
           <w:rPr>
             <w:rStyle w:val="Hiperhivatkozs"/>
@@ -10157,7 +10276,7 @@
           <w:lang w:val="hu-HU"/>
         </w:rPr>
       </w:pPr>
-      <w:bookmarkStart w:id="8" w:name="_Toc224640834"/>
+      <w:bookmarkStart w:id="8" w:name="_Toc224803074"/>
       <w:r>
         <w:rPr>
           <w:rFonts w:ascii="Roboto" w:eastAsiaTheme="minorEastAsia" w:hAnsi="Roboto" w:cstheme="minorBidi"/>
@@ -10185,7 +10304,7 @@
                     <pic:cNvPicPr/>
                   </pic:nvPicPr>
                   <pic:blipFill>
-                    <a:blip r:embed="rId18"/>
+                    <a:blip r:embed="rId13"/>
                     <a:stretch>
                       <a:fillRect/>
                     </a:stretch>
@@ -10205,6 +10324,7 @@
           </wp:inline>
         </w:drawing>
       </w:r>
+      <w:bookmarkEnd w:id="8"/>
     </w:p>
     <w:p>
       <w:pPr>
@@ -10214,6 +10334,7 @@
           <w:lang w:val="hu-HU"/>
         </w:rPr>
       </w:pPr>
+      <w:bookmarkStart w:id="9" w:name="_Toc224803075"/>
       <w:r>
         <w:rPr>
           <w:rFonts w:eastAsia="Times New Roman"/>
@@ -10249,7 +10370,7 @@
         </w:rPr>
         <w:t>Nehézségek</w:t>
       </w:r>
-      <w:bookmarkEnd w:id="8"/>
+      <w:bookmarkEnd w:id="9"/>
     </w:p>
     <w:p>
       <w:pPr>
@@ -10377,7 +10498,7 @@
         </w:rPr>
         <w:br w:type="column"/>
       </w:r>
-      <w:bookmarkStart w:id="9" w:name="_Toc224640835"/>
+      <w:bookmarkStart w:id="10" w:name="_Toc224803076"/>
       <w:r>
         <w:rPr>
           <w:rFonts w:eastAsia="Times New Roman"/>
@@ -10393,7 +10514,7 @@
         </w:rPr>
         <w:t>Hálózat</w:t>
       </w:r>
-      <w:bookmarkEnd w:id="9"/>
+      <w:bookmarkEnd w:id="10"/>
     </w:p>
     <w:p>
       <w:pPr>
@@ -10403,7 +10524,7 @@
           <w:lang w:val="hu-HU"/>
         </w:rPr>
       </w:pPr>
-      <w:bookmarkStart w:id="10" w:name="_Toc224640836"/>
+      <w:bookmarkStart w:id="11" w:name="_Toc224803077"/>
       <w:r>
         <w:rPr>
           <w:rFonts w:eastAsia="Times New Roman"/>
@@ -10425,7 +10546,7 @@
         </w:rPr>
         <w:t>topológia</w:t>
       </w:r>
-      <w:bookmarkEnd w:id="10"/>
+      <w:bookmarkEnd w:id="11"/>
     </w:p>
     <w:p>
       <w:pPr>
@@ -10439,7 +10560,7 @@
           <w:lang w:val="hu-HU"/>
         </w:rPr>
         <w:drawing>
-          <wp:inline distT="0" distB="0" distL="0" distR="0" wp14:anchorId="00AC3A18" wp14:editId="2FF8D94B">
+          <wp:inline distT="0" distB="0" distL="0" distR="0" wp14:anchorId="00AC3A18" wp14:editId="61CFEE08">
             <wp:extent cx="5943600" cy="4457700"/>
             <wp:effectExtent l="0" t="0" r="0" b="0"/>
             <wp:docPr id="4" name="Kép 4"/>
@@ -10489,15 +10610,29 @@
       </w:pPr>
       <w:r>
         <w:rPr>
+          <w:lang w:val="hu-HU"/>
+        </w:rPr>
+        <w:br w:type="column"/>
+      </w:r>
+      <w:r>
+        <w:rPr>
           <w:noProof/>
           <w:lang w:val="hu-HU"/>
         </w:rPr>
         <w:lastRenderedPageBreak/>
         <w:drawing>
-          <wp:inline distT="0" distB="0" distL="0" distR="0" wp14:anchorId="31A61E82" wp14:editId="63B234F5">
-            <wp:extent cx="5943600" cy="2919248"/>
+          <wp:anchor distT="0" distB="0" distL="114300" distR="114300" simplePos="0" relativeHeight="251663360" behindDoc="0" locked="0" layoutInCell="1" allowOverlap="1" wp14:anchorId="33DFC3AD" wp14:editId="5AB4E1A9">
+            <wp:simplePos x="0" y="0"/>
+            <wp:positionH relativeFrom="page">
+              <wp:align>right</wp:align>
+            </wp:positionH>
+            <wp:positionV relativeFrom="paragraph">
+              <wp:posOffset>3841009</wp:posOffset>
+            </wp:positionV>
+            <wp:extent cx="7772400" cy="4382135"/>
             <wp:effectExtent l="0" t="0" r="0" b="0"/>
-            <wp:docPr id="7" name="Kép 7"/>
+            <wp:wrapTopAndBottom/>
+            <wp:docPr id="9" name="Kép 9"/>
             <wp:cNvGraphicFramePr>
               <a:graphicFrameLocks xmlns:a="http://schemas.openxmlformats.org/drawingml/2006/main" noChangeAspect="1"/>
             </wp:cNvGraphicFramePr>
@@ -10505,7 +10640,7 @@
               <a:graphicData uri="http://schemas.openxmlformats.org/drawingml/2006/picture">
                 <pic:pic xmlns:pic="http://schemas.openxmlformats.org/drawingml/2006/picture">
                   <pic:nvPicPr>
-                    <pic:cNvPr id="7" name="Kép 7"/>
+                    <pic:cNvPr id="9" name="Kép 9"/>
                     <pic:cNvPicPr/>
                   </pic:nvPicPr>
                   <pic:blipFill>
@@ -10523,7 +10658,7 @@
                   <pic:spPr>
                     <a:xfrm>
                       <a:off x="0" y="0"/>
-                      <a:ext cx="5943600" cy="2919248"/>
+                      <a:ext cx="7772846" cy="4382562"/>
                     </a:xfrm>
                     <a:prstGeom prst="rect">
                       <a:avLst/>
@@ -10532,7 +10667,74 @@
                 </pic:pic>
               </a:graphicData>
             </a:graphic>
-          </wp:inline>
+            <wp14:sizeRelH relativeFrom="page">
+              <wp14:pctWidth>0</wp14:pctWidth>
+            </wp14:sizeRelH>
+            <wp14:sizeRelV relativeFrom="page">
+              <wp14:pctHeight>0</wp14:pctHeight>
+            </wp14:sizeRelV>
+          </wp:anchor>
+        </w:drawing>
+      </w:r>
+      <w:r>
+        <w:rPr>
+          <w:noProof/>
+          <w:lang w:val="hu-HU"/>
+        </w:rPr>
+        <w:drawing>
+          <wp:anchor distT="0" distB="0" distL="114300" distR="114300" simplePos="0" relativeHeight="251662336" behindDoc="0" locked="0" layoutInCell="1" allowOverlap="1" wp14:anchorId="31A61E82" wp14:editId="717DC6CE">
+            <wp:simplePos x="0" y="0"/>
+            <wp:positionH relativeFrom="page">
+              <wp:align>left</wp:align>
+            </wp:positionH>
+            <wp:positionV relativeFrom="paragraph">
+              <wp:posOffset>38</wp:posOffset>
+            </wp:positionV>
+            <wp:extent cx="7808502" cy="3836908"/>
+            <wp:effectExtent l="0" t="0" r="2540" b="0"/>
+            <wp:wrapTopAndBottom/>
+            <wp:docPr id="7" name="Kép 7"/>
+            <wp:cNvGraphicFramePr>
+              <a:graphicFrameLocks xmlns:a="http://schemas.openxmlformats.org/drawingml/2006/main" noChangeAspect="1"/>
+            </wp:cNvGraphicFramePr>
+            <a:graphic xmlns:a="http://schemas.openxmlformats.org/drawingml/2006/main">
+              <a:graphicData uri="http://schemas.openxmlformats.org/drawingml/2006/picture">
+                <pic:pic xmlns:pic="http://schemas.openxmlformats.org/drawingml/2006/picture">
+                  <pic:nvPicPr>
+                    <pic:cNvPr id="7" name="Kép 7"/>
+                    <pic:cNvPicPr/>
+                  </pic:nvPicPr>
+                  <pic:blipFill>
+                    <a:blip r:embed="rId21" cstate="print">
+                      <a:extLst>
+                        <a:ext uri="{28A0092B-C50C-407E-A947-70E740481C1C}">
+                          <a14:useLocalDpi xmlns:a14="http://schemas.microsoft.com/office/drawing/2010/main" val="0"/>
+                        </a:ext>
+                      </a:extLst>
+                    </a:blip>
+                    <a:stretch>
+                      <a:fillRect/>
+                    </a:stretch>
+                  </pic:blipFill>
+                  <pic:spPr>
+                    <a:xfrm>
+                      <a:off x="0" y="0"/>
+                      <a:ext cx="7808502" cy="3836908"/>
+                    </a:xfrm>
+                    <a:prstGeom prst="rect">
+                      <a:avLst/>
+                    </a:prstGeom>
+                  </pic:spPr>
+                </pic:pic>
+              </a:graphicData>
+            </a:graphic>
+            <wp14:sizeRelH relativeFrom="page">
+              <wp14:pctWidth>0</wp14:pctWidth>
+            </wp14:sizeRelH>
+            <wp14:sizeRelV relativeFrom="page">
+              <wp14:pctHeight>0</wp14:pctHeight>
+            </wp14:sizeRelV>
+          </wp:anchor>
         </w:drawing>
       </w:r>
     </w:p>
@@ -10545,22 +10747,177 @@
           <w:lang w:val="hu-HU"/>
         </w:rPr>
       </w:pPr>
-      <w:bookmarkStart w:id="11" w:name="_Toc224640837"/>
+      <w:bookmarkStart w:id="12" w:name="_Toc224803078"/>
+      <w:r>
+        <w:rPr>
+          <w:rFonts w:eastAsia="Times New Roman"/>
+          <w:noProof/>
+          <w:lang w:val="hu-HU"/>
+        </w:rPr>
+        <w:lastRenderedPageBreak/>
+        <w:drawing>
+          <wp:anchor distT="0" distB="0" distL="114300" distR="114300" simplePos="0" relativeHeight="251664384" behindDoc="0" locked="0" layoutInCell="1" allowOverlap="1" wp14:anchorId="522B098D" wp14:editId="167A7104">
+            <wp:simplePos x="0" y="0"/>
+            <wp:positionH relativeFrom="page">
+              <wp:align>right</wp:align>
+            </wp:positionH>
+            <wp:positionV relativeFrom="paragraph">
+              <wp:posOffset>1752600</wp:posOffset>
+            </wp:positionV>
+            <wp:extent cx="7771765" cy="4731385"/>
+            <wp:effectExtent l="0" t="0" r="635" b="0"/>
+            <wp:wrapTopAndBottom/>
+            <wp:docPr id="11" name="Kép 11"/>
+            <wp:cNvGraphicFramePr>
+              <a:graphicFrameLocks xmlns:a="http://schemas.openxmlformats.org/drawingml/2006/main" noChangeAspect="1"/>
+            </wp:cNvGraphicFramePr>
+            <a:graphic xmlns:a="http://schemas.openxmlformats.org/drawingml/2006/main">
+              <a:graphicData uri="http://schemas.openxmlformats.org/drawingml/2006/picture">
+                <pic:pic xmlns:pic="http://schemas.openxmlformats.org/drawingml/2006/picture">
+                  <pic:nvPicPr>
+                    <pic:cNvPr id="11" name="Kép 11"/>
+                    <pic:cNvPicPr/>
+                  </pic:nvPicPr>
+                  <pic:blipFill rotWithShape="1">
+                    <a:blip r:embed="rId22" cstate="print">
+                      <a:extLst>
+                        <a:ext uri="{28A0092B-C50C-407E-A947-70E740481C1C}">
+                          <a14:useLocalDpi xmlns:a14="http://schemas.microsoft.com/office/drawing/2010/main" val="0"/>
+                        </a:ext>
+                      </a:extLst>
+                    </a:blip>
+                    <a:srcRect r="3935"/>
+                    <a:stretch/>
+                  </pic:blipFill>
+                  <pic:spPr bwMode="auto">
+                    <a:xfrm>
+                      <a:off x="0" y="0"/>
+                      <a:ext cx="7771765" cy="4731385"/>
+                    </a:xfrm>
+                    <a:prstGeom prst="rect">
+                      <a:avLst/>
+                    </a:prstGeom>
+                    <a:ln>
+                      <a:noFill/>
+                    </a:ln>
+                    <a:extLst>
+                      <a:ext uri="{53640926-AAD7-44D8-BBD7-CCE9431645EC}">
+                        <a14:shadowObscured xmlns:a14="http://schemas.microsoft.com/office/drawing/2010/main"/>
+                      </a:ext>
+                    </a:extLst>
+                  </pic:spPr>
+                </pic:pic>
+              </a:graphicData>
+            </a:graphic>
+            <wp14:sizeRelH relativeFrom="page">
+              <wp14:pctWidth>0</wp14:pctWidth>
+            </wp14:sizeRelH>
+            <wp14:sizeRelV relativeFrom="page">
+              <wp14:pctHeight>0</wp14:pctHeight>
+            </wp14:sizeRelV>
+          </wp:anchor>
+        </w:drawing>
+      </w:r>
       <w:r>
         <w:rPr>
           <w:rFonts w:eastAsia="Times New Roman"/>
           <w:lang w:val="hu-HU"/>
         </w:rPr>
-        <w:t xml:space="preserve">3.2. </w:t>
+        <w:br w:type="column"/>
+      </w:r>
+      <w:r>
+        <w:rPr>
+          <w:rFonts w:eastAsia="Times New Roman"/>
+          <w:noProof/>
+          <w:lang w:val="hu-HU"/>
+        </w:rPr>
+        <w:lastRenderedPageBreak/>
+        <w:drawing>
+          <wp:anchor distT="0" distB="0" distL="114300" distR="114300" simplePos="0" relativeHeight="251665408" behindDoc="0" locked="0" layoutInCell="1" allowOverlap="1" wp14:anchorId="542A2D20" wp14:editId="0BD2AF15">
+            <wp:simplePos x="0" y="0"/>
+            <wp:positionH relativeFrom="page">
+              <wp:align>left</wp:align>
+            </wp:positionH>
+            <wp:positionV relativeFrom="paragraph">
+              <wp:posOffset>554872</wp:posOffset>
+            </wp:positionV>
+            <wp:extent cx="7779458" cy="7116176"/>
+            <wp:effectExtent l="0" t="0" r="0" b="8890"/>
+            <wp:wrapTopAndBottom/>
+            <wp:docPr id="12" name="Kép 12"/>
+            <wp:cNvGraphicFramePr>
+              <a:graphicFrameLocks xmlns:a="http://schemas.openxmlformats.org/drawingml/2006/main" noChangeAspect="1"/>
+            </wp:cNvGraphicFramePr>
+            <a:graphic xmlns:a="http://schemas.openxmlformats.org/drawingml/2006/main">
+              <a:graphicData uri="http://schemas.openxmlformats.org/drawingml/2006/picture">
+                <pic:pic xmlns:pic="http://schemas.openxmlformats.org/drawingml/2006/picture">
+                  <pic:nvPicPr>
+                    <pic:cNvPr id="12" name="Kép 12"/>
+                    <pic:cNvPicPr/>
+                  </pic:nvPicPr>
+                  <pic:blipFill rotWithShape="1">
+                    <a:blip r:embed="rId23" cstate="print">
+                      <a:extLst>
+                        <a:ext uri="{28A0092B-C50C-407E-A947-70E740481C1C}">
+                          <a14:useLocalDpi xmlns:a14="http://schemas.microsoft.com/office/drawing/2010/main" val="0"/>
+                        </a:ext>
+                      </a:extLst>
+                    </a:blip>
+                    <a:srcRect l="12040" t="20700"/>
+                    <a:stretch/>
+                  </pic:blipFill>
+                  <pic:spPr bwMode="auto">
+                    <a:xfrm>
+                      <a:off x="0" y="0"/>
+                      <a:ext cx="7779458" cy="7116176"/>
+                    </a:xfrm>
+                    <a:prstGeom prst="rect">
+                      <a:avLst/>
+                    </a:prstGeom>
+                    <a:ln>
+                      <a:noFill/>
+                    </a:ln>
+                    <a:extLst>
+                      <a:ext uri="{53640926-AAD7-44D8-BBD7-CCE9431645EC}">
+                        <a14:shadowObscured xmlns:a14="http://schemas.microsoft.com/office/drawing/2010/main"/>
+                      </a:ext>
+                    </a:extLst>
+                  </pic:spPr>
+                </pic:pic>
+              </a:graphicData>
+            </a:graphic>
+            <wp14:sizeRelH relativeFrom="margin">
+              <wp14:pctWidth>0</wp14:pctWidth>
+            </wp14:sizeRelH>
+            <wp14:sizeRelV relativeFrom="margin">
+              <wp14:pctHeight>0</wp14:pctHeight>
+            </wp14:sizeRelV>
+          </wp:anchor>
+        </w:drawing>
       </w:r>
       <w:r>
         <w:rPr>
           <w:rFonts w:eastAsia="Times New Roman"/>
           <w:lang w:val="hu-HU"/>
         </w:rPr>
+        <w:br w:type="column"/>
+      </w:r>
+      <w:r>
+        <w:rPr>
+          <w:rFonts w:eastAsia="Times New Roman"/>
+          <w:lang w:val="hu-HU"/>
+        </w:rPr>
+        <w:lastRenderedPageBreak/>
+        <w:t xml:space="preserve">3.2. </w:t>
+      </w:r>
+      <w:r>
+        <w:rPr>
+          <w:rFonts w:eastAsia="Times New Roman"/>
+          <w:lang w:val="hu-HU"/>
+        </w:rPr>
         <w:t>Logikai felépítés</w:t>
       </w:r>
-      <w:bookmarkEnd w:id="11"/>
+      <w:bookmarkEnd w:id="12"/>
     </w:p>
     <w:p>
       <w:pPr>
@@ -10570,7 +10927,7 @@
           <w:lang w:val="hu-HU"/>
         </w:rPr>
       </w:pPr>
-      <w:bookmarkStart w:id="12" w:name="_Toc224640838"/>
+      <w:bookmarkStart w:id="13" w:name="_Toc224803079"/>
       <w:r>
         <w:rPr>
           <w:rFonts w:eastAsia="Times New Roman"/>
@@ -10585,7 +10942,7 @@
         </w:rPr>
         <w:t>Központ telephely</w:t>
       </w:r>
-      <w:bookmarkEnd w:id="12"/>
+      <w:bookmarkEnd w:id="13"/>
     </w:p>
     <w:p>
       <w:pPr>
@@ -10614,7 +10971,7 @@
                     <pic:cNvPicPr/>
                   </pic:nvPicPr>
                   <pic:blipFill>
-                    <a:blip r:embed="rId21" cstate="print">
+                    <a:blip r:embed="rId24" cstate="print">
                       <a:extLst>
                         <a:ext uri="{28A0092B-C50C-407E-A947-70E740481C1C}">
                           <a14:useLocalDpi xmlns:a14="http://schemas.microsoft.com/office/drawing/2010/main" val="0"/>
@@ -10651,7 +11008,6 @@
         <w:rPr>
           <w:lang w:val="hu-HU"/>
         </w:rPr>
-        <w:lastRenderedPageBreak/>
         <w:t xml:space="preserve">A </w:t>
       </w:r>
       <w:r>
@@ -10741,11 +11097,12 @@
           <w:rFonts w:eastAsia="Times New Roman"/>
         </w:rPr>
       </w:pPr>
-      <w:bookmarkStart w:id="13" w:name="_Toc224640839"/>
+      <w:bookmarkStart w:id="14" w:name="_Toc224803080"/>
       <w:r>
         <w:rPr>
           <w:rFonts w:eastAsia="Times New Roman"/>
         </w:rPr>
+        <w:lastRenderedPageBreak/>
         <w:t xml:space="preserve">3.2.2. </w:t>
       </w:r>
       <w:r>
@@ -10754,7 +11111,7 @@
         </w:rPr>
         <w:t>Bolt telephely</w:t>
       </w:r>
-      <w:bookmarkEnd w:id="13"/>
+      <w:bookmarkEnd w:id="14"/>
     </w:p>
     <w:p>
       <w:proofErr w:type="spellStart"/>
@@ -11402,7 +11759,7 @@
           <w:rFonts w:eastAsia="Times New Roman"/>
         </w:rPr>
       </w:pPr>
-      <w:bookmarkStart w:id="14" w:name="_Toc224640840"/>
+      <w:bookmarkStart w:id="15" w:name="_Toc224803081"/>
       <w:r>
         <w:rPr>
           <w:rFonts w:eastAsia="Times New Roman"/>
@@ -11415,7 +11772,7 @@
         </w:rPr>
         <w:t>Termelés telephely</w:t>
       </w:r>
-      <w:bookmarkEnd w:id="14"/>
+      <w:bookmarkEnd w:id="15"/>
     </w:p>
     <w:p>
       <w:proofErr w:type="spellStart"/>
@@ -11678,7 +12035,6 @@
     </w:p>
     <w:p>
       <w:r>
-        <w:lastRenderedPageBreak/>
         <w:t xml:space="preserve">A </w:t>
       </w:r>
       <w:proofErr w:type="spellStart"/>
@@ -12302,7 +12658,7 @@
           <w:lang w:val="de-DE"/>
         </w:rPr>
       </w:pPr>
-      <w:bookmarkStart w:id="15" w:name="_Toc224640841"/>
+      <w:bookmarkStart w:id="16" w:name="_Toc224803082"/>
       <w:r>
         <w:rPr>
           <w:rFonts w:eastAsia="Times New Roman"/>
@@ -12317,7 +12673,7 @@
         </w:rPr>
         <w:t>IP címzés</w:t>
       </w:r>
-      <w:bookmarkEnd w:id="15"/>
+      <w:bookmarkEnd w:id="16"/>
     </w:p>
     <w:p>
       <w:pPr>
@@ -15176,7 +15532,7 @@
           <w:lang w:val="de-DE"/>
         </w:rPr>
       </w:pPr>
-      <w:bookmarkStart w:id="16" w:name="_Toc224640842"/>
+      <w:bookmarkStart w:id="17" w:name="_Toc224803083"/>
       <w:r>
         <w:rPr>
           <w:rFonts w:eastAsia="Times New Roman"/>
@@ -15191,7 +15547,7 @@
         </w:rPr>
         <w:t>IPv4</w:t>
       </w:r>
-      <w:bookmarkEnd w:id="16"/>
+      <w:bookmarkEnd w:id="17"/>
     </w:p>
     <w:p>
       <w:pPr>
@@ -15818,7 +16174,7 @@
                 <w:lang w:val="de-DE"/>
               </w:rPr>
             </w:pPr>
-            <w:bookmarkStart w:id="17" w:name="_Hlk224214785"/>
+            <w:bookmarkStart w:id="18" w:name="_Hlk224214785"/>
             <w:r>
               <w:rPr>
                 <w:b/>
@@ -16094,7 +16450,7 @@
           </w:p>
         </w:tc>
       </w:tr>
-      <w:bookmarkEnd w:id="17"/>
+      <w:bookmarkEnd w:id="18"/>
     </w:tbl>
     <w:p>
       <w:pPr>
@@ -16111,7 +16467,7 @@
           <w:lang w:val="de-DE"/>
         </w:rPr>
       </w:pPr>
-      <w:bookmarkStart w:id="18" w:name="_Toc224640843"/>
+      <w:bookmarkStart w:id="19" w:name="_Toc224803084"/>
       <w:r>
         <w:rPr>
           <w:rFonts w:eastAsia="Times New Roman"/>
@@ -16126,7 +16482,7 @@
         </w:rPr>
         <w:t>IPv6</w:t>
       </w:r>
-      <w:bookmarkEnd w:id="18"/>
+      <w:bookmarkEnd w:id="19"/>
     </w:p>
     <w:p>
       <w:pPr>
@@ -16590,7 +16946,7 @@
           <w:lang w:val="de-DE"/>
         </w:rPr>
       </w:pPr>
-      <w:bookmarkStart w:id="19" w:name="_Toc224640844"/>
+      <w:bookmarkStart w:id="20" w:name="_Toc224803085"/>
       <w:r>
         <w:rPr>
           <w:rFonts w:eastAsia="Times New Roman"/>
@@ -16605,7 +16961,7 @@
       <w:r>
         <w:t>lanok</w:t>
       </w:r>
-      <w:bookmarkEnd w:id="19"/>
+      <w:bookmarkEnd w:id="20"/>
     </w:p>
     <w:p>
       <w:pPr>
@@ -17956,11 +18312,11 @@
       <w:pPr>
         <w:pStyle w:val="Cmsor3"/>
       </w:pPr>
-      <w:bookmarkStart w:id="20" w:name="_Toc224640845"/>
+      <w:bookmarkStart w:id="21" w:name="_Toc224803086"/>
       <w:r>
         <w:t>3.4.1. Központ vlanok</w:t>
       </w:r>
-      <w:bookmarkEnd w:id="20"/>
+      <w:bookmarkEnd w:id="21"/>
     </w:p>
     <w:tbl>
       <w:tblPr>
@@ -18910,11 +19266,11 @@
       <w:pPr>
         <w:pStyle w:val="Cmsor3"/>
       </w:pPr>
-      <w:bookmarkStart w:id="21" w:name="_Toc224640846"/>
+      <w:bookmarkStart w:id="22" w:name="_Toc224803087"/>
       <w:r>
         <w:t>3.4.2. Bolt</w:t>
       </w:r>
-      <w:bookmarkEnd w:id="21"/>
+      <w:bookmarkEnd w:id="22"/>
     </w:p>
     <w:tbl>
       <w:tblPr>
@@ -20222,11 +20578,11 @@
       <w:pPr>
         <w:pStyle w:val="Cmsor3"/>
       </w:pPr>
-      <w:bookmarkStart w:id="22" w:name="_Toc224640847"/>
+      <w:bookmarkStart w:id="23" w:name="_Toc224803088"/>
       <w:r>
         <w:t>3.4.3. GYÁRTÁS</w:t>
       </w:r>
-      <w:bookmarkEnd w:id="22"/>
+      <w:bookmarkEnd w:id="23"/>
     </w:p>
     <w:tbl>
       <w:tblPr>
@@ -21048,11 +21404,11 @@
       <w:pPr>
         <w:pStyle w:val="Cmsor3"/>
       </w:pPr>
-      <w:bookmarkStart w:id="23" w:name="_Toc224640848"/>
+      <w:bookmarkStart w:id="24" w:name="_Toc224803089"/>
       <w:r>
         <w:t>3.4.4. CSOMAGOLÁS</w:t>
       </w:r>
-      <w:bookmarkEnd w:id="23"/>
+      <w:bookmarkEnd w:id="24"/>
     </w:p>
     <w:tbl>
       <w:tblPr>
@@ -21894,7 +22250,6 @@
           <w:lang w:val="de-DE"/>
         </w:rPr>
       </w:pPr>
-      <w:bookmarkStart w:id="24" w:name="_Toc224640849"/>
       <w:r>
         <w:rPr>
           <w:rFonts w:eastAsia="Times New Roman"/>
@@ -21902,6 +22257,7 @@
         </w:rPr>
         <w:br w:type="column"/>
       </w:r>
+      <w:bookmarkStart w:id="25" w:name="_Toc224803090"/>
       <w:r>
         <w:rPr>
           <w:rFonts w:eastAsia="Times New Roman"/>
@@ -21917,7 +22273,7 @@
         </w:rPr>
         <w:t>Második rétegbeli redundancia</w:t>
       </w:r>
-      <w:bookmarkEnd w:id="24"/>
+      <w:bookmarkEnd w:id="25"/>
     </w:p>
     <w:p>
       <w:pPr>
@@ -21927,7 +22283,7 @@
           <w:lang w:val="de-DE"/>
         </w:rPr>
       </w:pPr>
-      <w:bookmarkStart w:id="25" w:name="_Toc224640850"/>
+      <w:bookmarkStart w:id="26" w:name="_Toc224803091"/>
       <w:r>
         <w:rPr>
           <w:rFonts w:eastAsia="Times New Roman"/>
@@ -21942,7 +22298,7 @@
         </w:rPr>
         <w:t>Feszítőfa</w:t>
       </w:r>
-      <w:bookmarkEnd w:id="25"/>
+      <w:bookmarkEnd w:id="26"/>
     </w:p>
     <w:p>
       <w:pPr>
@@ -22794,16 +23150,16 @@
           <w:lang w:val="de-DE"/>
         </w:rPr>
         <w:drawing>
-          <wp:anchor distT="0" distB="0" distL="114300" distR="114300" simplePos="0" relativeHeight="251659264" behindDoc="0" locked="0" layoutInCell="1" allowOverlap="1" wp14:anchorId="008095D5" wp14:editId="08FB915D">
+          <wp:anchor distT="0" distB="0" distL="114300" distR="114300" simplePos="0" relativeHeight="251659264" behindDoc="0" locked="0" layoutInCell="1" allowOverlap="1" wp14:anchorId="008095D5" wp14:editId="068EA716">
             <wp:simplePos x="0" y="0"/>
             <wp:positionH relativeFrom="margin">
-              <wp:align>center</wp:align>
+              <wp:posOffset>971550</wp:posOffset>
             </wp:positionH>
             <wp:positionV relativeFrom="paragraph">
-              <wp:posOffset>67310</wp:posOffset>
+              <wp:posOffset>330835</wp:posOffset>
             </wp:positionV>
-            <wp:extent cx="4000500" cy="4928235"/>
-            <wp:effectExtent l="0" t="0" r="0" b="5715"/>
+            <wp:extent cx="4000500" cy="4407535"/>
+            <wp:effectExtent l="0" t="0" r="0" b="0"/>
             <wp:wrapSquare wrapText="bothSides"/>
             <wp:docPr id="5" name="Kép 5"/>
             <wp:cNvGraphicFramePr>
@@ -22817,7 +23173,7 @@
                     <pic:cNvPicPr/>
                   </pic:nvPicPr>
                   <pic:blipFill>
-                    <a:blip r:embed="rId22">
+                    <a:blip r:embed="rId25" cstate="print">
                       <a:extLst>
                         <a:ext uri="{28A0092B-C50C-407E-A947-70E740481C1C}">
                           <a14:useLocalDpi xmlns:a14="http://schemas.microsoft.com/office/drawing/2010/main" val="0"/>
@@ -22831,7 +23187,7 @@
                   <pic:spPr>
                     <a:xfrm>
                       <a:off x="0" y="0"/>
-                      <a:ext cx="4000500" cy="4928235"/>
+                      <a:ext cx="4000500" cy="4407535"/>
                     </a:xfrm>
                     <a:prstGeom prst="rect">
                       <a:avLst/>
@@ -22858,7 +23214,6 @@
           <w:lang w:val="de-DE"/>
         </w:rPr>
       </w:pPr>
-      <w:bookmarkStart w:id="26" w:name="_Toc224640851"/>
       <w:r>
         <w:rPr>
           <w:rFonts w:eastAsia="Times New Roman"/>
@@ -22866,6 +23221,7 @@
         </w:rPr>
         <w:br w:type="column"/>
       </w:r>
+      <w:bookmarkStart w:id="27" w:name="_Toc224803092"/>
       <w:r>
         <w:rPr>
           <w:rFonts w:eastAsia="Times New Roman"/>
@@ -22881,7 +23237,7 @@
         </w:rPr>
         <w:t>Link-aggregáció</w:t>
       </w:r>
-      <w:bookmarkEnd w:id="26"/>
+      <w:bookmarkEnd w:id="27"/>
     </w:p>
     <w:p>
       <w:pPr>
@@ -23300,7 +23656,6 @@
           <w:rFonts w:eastAsia="Times New Roman"/>
         </w:rPr>
       </w:pPr>
-      <w:bookmarkStart w:id="27" w:name="_Toc224640852"/>
     </w:p>
     <w:p>
       <w:pPr>
@@ -23310,21 +23665,22 @@
           <w:rFonts w:eastAsia="Times New Roman"/>
         </w:rPr>
       </w:pPr>
+      <w:bookmarkStart w:id="28" w:name="_Toc224803093"/>
       <w:r>
         <w:rPr>
           <w:noProof/>
         </w:rPr>
         <w:drawing>
-          <wp:anchor distT="0" distB="0" distL="114300" distR="114300" simplePos="0" relativeHeight="251660288" behindDoc="0" locked="0" layoutInCell="1" allowOverlap="1" wp14:anchorId="2D4634B6" wp14:editId="1D14F4C7">
+          <wp:anchor distT="0" distB="0" distL="114300" distR="114300" simplePos="0" relativeHeight="251660288" behindDoc="0" locked="0" layoutInCell="1" allowOverlap="1" wp14:anchorId="2D4634B6" wp14:editId="0195388E">
             <wp:simplePos x="0" y="0"/>
             <wp:positionH relativeFrom="margin">
-              <wp:align>right</wp:align>
+              <wp:posOffset>0</wp:posOffset>
             </wp:positionH>
             <wp:positionV relativeFrom="paragraph">
-              <wp:posOffset>85725</wp:posOffset>
+              <wp:posOffset>148590</wp:posOffset>
             </wp:positionV>
-            <wp:extent cx="5943600" cy="3276600"/>
-            <wp:effectExtent l="0" t="0" r="0" b="0"/>
+            <wp:extent cx="5943600" cy="3134995"/>
+            <wp:effectExtent l="0" t="0" r="0" b="8255"/>
             <wp:wrapSquare wrapText="bothSides"/>
             <wp:docPr id="6" name="Kép 6"/>
             <wp:cNvGraphicFramePr>
@@ -23334,20 +23690,19 @@
               <a:graphicData uri="http://schemas.openxmlformats.org/drawingml/2006/picture">
                 <pic:pic xmlns:pic="http://schemas.openxmlformats.org/drawingml/2006/picture">
                   <pic:nvPicPr>
-                    <pic:cNvPr id="0" name="Picture 3"/>
+                    <pic:cNvPr id="6" name="Kép 6"/>
                     <pic:cNvPicPr>
                       <a:picLocks noChangeAspect="1" noChangeArrowheads="1"/>
                     </pic:cNvPicPr>
                   </pic:nvPicPr>
                   <pic:blipFill>
-                    <a:blip r:embed="rId23">
+                    <a:blip r:embed="rId26">
                       <a:extLst>
                         <a:ext uri="{28A0092B-C50C-407E-A947-70E740481C1C}">
                           <a14:useLocalDpi xmlns:a14="http://schemas.microsoft.com/office/drawing/2010/main" val="0"/>
                         </a:ext>
                       </a:extLst>
                     </a:blip>
-                    <a:srcRect/>
                     <a:stretch>
                       <a:fillRect/>
                     </a:stretch>
@@ -23355,7 +23710,7 @@
                   <pic:spPr bwMode="auto">
                     <a:xfrm>
                       <a:off x="0" y="0"/>
-                      <a:ext cx="5943600" cy="3276600"/>
+                      <a:ext cx="5943600" cy="3134995"/>
                     </a:xfrm>
                     <a:prstGeom prst="rect">
                       <a:avLst/>
@@ -23396,7 +23751,7 @@
         </w:rPr>
         <w:t>Harmadik rétegbeli redundancia</w:t>
       </w:r>
-      <w:bookmarkEnd w:id="27"/>
+      <w:bookmarkEnd w:id="28"/>
     </w:p>
     <w:p>
       <w:pPr>
@@ -23405,7 +23760,7 @@
           <w:rFonts w:eastAsia="Times New Roman"/>
         </w:rPr>
       </w:pPr>
-      <w:bookmarkStart w:id="28" w:name="_Toc224640853"/>
+      <w:bookmarkStart w:id="29" w:name="_Toc224803094"/>
       <w:r>
         <w:rPr>
           <w:rFonts w:eastAsia="Times New Roman"/>
@@ -23424,7 +23779,7 @@
         </w:rPr>
         <w:t xml:space="preserve"> redundancia</w:t>
       </w:r>
-      <w:bookmarkEnd w:id="28"/>
+      <w:bookmarkEnd w:id="29"/>
       <w:r>
         <w:t xml:space="preserve"> </w:t>
       </w:r>
@@ -23669,16 +24024,16 @@
           <w:noProof/>
         </w:rPr>
         <w:drawing>
-          <wp:anchor distT="0" distB="0" distL="114300" distR="114300" simplePos="0" relativeHeight="251661312" behindDoc="0" locked="0" layoutInCell="1" allowOverlap="1" wp14:anchorId="478FF9C1" wp14:editId="274FF3A4">
+          <wp:anchor distT="0" distB="0" distL="114300" distR="114300" simplePos="0" relativeHeight="251661312" behindDoc="0" locked="0" layoutInCell="1" allowOverlap="1" wp14:anchorId="478FF9C1" wp14:editId="28E0A924">
             <wp:simplePos x="0" y="0"/>
             <wp:positionH relativeFrom="margin">
-              <wp:align>center</wp:align>
+              <wp:posOffset>771525</wp:posOffset>
             </wp:positionH>
             <wp:positionV relativeFrom="paragraph">
-              <wp:posOffset>1288415</wp:posOffset>
+              <wp:posOffset>1299845</wp:posOffset>
             </wp:positionV>
-            <wp:extent cx="4031615" cy="5069840"/>
-            <wp:effectExtent l="0" t="0" r="6985" b="0"/>
+            <wp:extent cx="4391025" cy="5069840"/>
+            <wp:effectExtent l="0" t="0" r="9525" b="0"/>
             <wp:wrapSquare wrapText="bothSides"/>
             <wp:docPr id="3" name="Kép 3"/>
             <wp:cNvGraphicFramePr>
@@ -23688,26 +24043,26 @@
               <a:graphicData uri="http://schemas.openxmlformats.org/drawingml/2006/picture">
                 <pic:pic xmlns:pic="http://schemas.openxmlformats.org/drawingml/2006/picture">
                   <pic:nvPicPr>
-                    <pic:cNvPr id="0" name="Picture 1"/>
+                    <pic:cNvPr id="3" name="Kép 3"/>
                     <pic:cNvPicPr>
                       <a:picLocks noChangeAspect="1" noChangeArrowheads="1"/>
                     </pic:cNvPicPr>
                   </pic:nvPicPr>
                   <pic:blipFill rotWithShape="1">
-                    <a:blip r:embed="rId24" cstate="print">
+                    <a:blip r:embed="rId27" cstate="print">
                       <a:extLst>
                         <a:ext uri="{28A0092B-C50C-407E-A947-70E740481C1C}">
                           <a14:useLocalDpi xmlns:a14="http://schemas.microsoft.com/office/drawing/2010/main" val="0"/>
                         </a:ext>
                       </a:extLst>
                     </a:blip>
-                    <a:srcRect l="1384" r="3017"/>
+                    <a:srcRect l="1312" r="2617"/>
                     <a:stretch/>
                   </pic:blipFill>
                   <pic:spPr bwMode="auto">
                     <a:xfrm>
                       <a:off x="0" y="0"/>
-                      <a:ext cx="4031615" cy="5069840"/>
+                      <a:ext cx="4391025" cy="5069840"/>
                     </a:xfrm>
                     <a:prstGeom prst="rect">
                       <a:avLst/>
@@ -25420,13 +25775,13 @@
           <w:rFonts w:eastAsia="Times New Roman"/>
         </w:rPr>
       </w:pPr>
-      <w:bookmarkStart w:id="29" w:name="_Toc224640854"/>
       <w:r>
         <w:rPr>
           <w:rFonts w:eastAsia="Times New Roman"/>
         </w:rPr>
         <w:br w:type="column"/>
       </w:r>
+      <w:bookmarkStart w:id="30" w:name="_Toc224803095"/>
       <w:r>
         <w:rPr>
           <w:rFonts w:eastAsia="Times New Roman"/>
@@ -25434,7 +25789,7 @@
         <w:lastRenderedPageBreak/>
         <w:t>Portbiztonság</w:t>
       </w:r>
-      <w:bookmarkEnd w:id="29"/>
+      <w:bookmarkEnd w:id="30"/>
     </w:p>
     <w:p>
       <w:pPr>
@@ -25443,7 +25798,7 @@
           <w:rFonts w:eastAsia="Times New Roman"/>
         </w:rPr>
       </w:pPr>
-      <w:bookmarkStart w:id="30" w:name="_Toc224640855"/>
+      <w:bookmarkStart w:id="31" w:name="_Toc224803096"/>
       <w:r>
         <w:rPr>
           <w:rFonts w:eastAsia="Times New Roman"/>
@@ -25456,7 +25811,7 @@
         </w:rPr>
         <w:t>PPP hitelesítés</w:t>
       </w:r>
-      <w:bookmarkEnd w:id="30"/>
+      <w:bookmarkEnd w:id="31"/>
     </w:p>
     <w:p>
       <w:r>
@@ -25983,7 +26338,7 @@
           <w:rFonts w:eastAsia="Times New Roman"/>
         </w:rPr>
       </w:pPr>
-      <w:bookmarkStart w:id="31" w:name="_Toc224640856"/>
+      <w:bookmarkStart w:id="32" w:name="_Toc224803097"/>
       <w:r>
         <w:rPr>
           <w:rFonts w:eastAsia="Times New Roman"/>
@@ -25996,7 +26351,7 @@
         </w:rPr>
         <w:t>DAI</w:t>
       </w:r>
-      <w:bookmarkEnd w:id="31"/>
+      <w:bookmarkEnd w:id="32"/>
     </w:p>
     <w:p>
       <w:pPr>
@@ -26514,7 +26869,7 @@
           <w:rFonts w:eastAsia="Times New Roman"/>
         </w:rPr>
       </w:pPr>
-      <w:bookmarkStart w:id="32" w:name="_Toc224640857"/>
+      <w:bookmarkStart w:id="33" w:name="_Toc224803098"/>
       <w:r>
         <w:rPr>
           <w:rFonts w:eastAsia="Times New Roman"/>
@@ -26527,7 +26882,7 @@
         </w:rPr>
         <w:t>DHCP felügyelet</w:t>
       </w:r>
-      <w:bookmarkEnd w:id="32"/>
+      <w:bookmarkEnd w:id="33"/>
     </w:p>
     <w:p>
       <w:r>
@@ -26990,7 +27345,7 @@
           <w:rFonts w:eastAsia="Times New Roman"/>
         </w:rPr>
       </w:pPr>
-      <w:bookmarkStart w:id="33" w:name="_Toc224640858"/>
+      <w:bookmarkStart w:id="34" w:name="_Toc224803099"/>
       <w:r>
         <w:rPr>
           <w:rFonts w:eastAsia="Times New Roman"/>
@@ -27003,7 +27358,7 @@
         </w:rPr>
         <w:t>Broadcast védelem</w:t>
       </w:r>
-      <w:bookmarkEnd w:id="33"/>
+      <w:bookmarkEnd w:id="34"/>
     </w:p>
     <w:p>
       <w:r>
@@ -27302,7 +27657,7 @@
           <w:rFonts w:eastAsia="Times New Roman"/>
         </w:rPr>
       </w:pPr>
-      <w:bookmarkStart w:id="34" w:name="_Toc224640859"/>
+      <w:bookmarkStart w:id="35" w:name="_Toc224803100"/>
       <w:r>
         <w:rPr>
           <w:rFonts w:eastAsia="Times New Roman"/>
@@ -27315,7 +27670,7 @@
         </w:rPr>
         <w:t>PortFast</w:t>
       </w:r>
-      <w:bookmarkEnd w:id="34"/>
+      <w:bookmarkEnd w:id="35"/>
     </w:p>
     <w:p>
       <w:r>
@@ -27663,14 +28018,14 @@
       <w:pPr>
         <w:pStyle w:val="Cmsor3"/>
       </w:pPr>
-      <w:bookmarkStart w:id="35" w:name="_Toc224640860"/>
+      <w:bookmarkStart w:id="36" w:name="_Toc224803101"/>
       <w:r>
         <w:t>3.7.6. B</w:t>
       </w:r>
       <w:r>
         <w:t>PDU VÉDELEM</w:t>
       </w:r>
-      <w:bookmarkEnd w:id="35"/>
+      <w:bookmarkEnd w:id="36"/>
     </w:p>
     <w:p>
       <w:r>
@@ -28004,7 +28359,7 @@
           <w:rFonts w:eastAsia="Times New Roman"/>
         </w:rPr>
       </w:pPr>
-      <w:bookmarkStart w:id="36" w:name="_Toc224640861"/>
+      <w:bookmarkStart w:id="37" w:name="_Toc224803102"/>
       <w:r>
         <w:rPr>
           <w:rFonts w:eastAsia="Times New Roman"/>
@@ -28018,7 +28373,7 @@
         </w:rPr>
         <w:t>Peremszolgáltatások</w:t>
       </w:r>
-      <w:bookmarkEnd w:id="36"/>
+      <w:bookmarkEnd w:id="37"/>
     </w:p>
     <w:p>
       <w:pPr>
@@ -28027,7 +28382,7 @@
           <w:rFonts w:eastAsia="Times New Roman"/>
         </w:rPr>
       </w:pPr>
-      <w:bookmarkStart w:id="37" w:name="_Toc224640862"/>
+      <w:bookmarkStart w:id="38" w:name="_Toc224803103"/>
       <w:r>
         <w:rPr>
           <w:rFonts w:eastAsia="Times New Roman"/>
@@ -28040,7 +28395,7 @@
         </w:rPr>
         <w:t>Tűzfalszabályok</w:t>
       </w:r>
-      <w:bookmarkEnd w:id="37"/>
+      <w:bookmarkEnd w:id="38"/>
     </w:p>
     <w:p>
       <w:r>
@@ -32519,6 +32874,24 @@
         <w:t>any</w:t>
       </w:r>
       <w:proofErr w:type="spellEnd"/>
+      <w:r>
+        <w:rPr>
+          <w:rFonts w:ascii="Consolas" w:eastAsia="Times New Roman" w:hAnsi="Consolas" w:cs="Times New Roman"/>
+          <w:color w:val="CCCCCC"/>
+          <w:sz w:val="21"/>
+          <w:lang w:val="hu-HU" w:eastAsia="hu-HU"/>
+        </w:rPr>
+        <w:t xml:space="preserve"> </w:t>
+      </w:r>
+      <w:r>
+        <w:rPr>
+          <w:rFonts w:ascii="Consolas" w:eastAsia="Times New Roman" w:hAnsi="Consolas" w:cs="Times New Roman"/>
+          <w:color w:val="569CD6"/>
+          <w:sz w:val="21"/>
+          <w:lang w:val="hu-HU" w:eastAsia="hu-HU"/>
+        </w:rPr>
+        <w:t>log</w:t>
+      </w:r>
     </w:p>
     <w:p/>
     <w:p>
@@ -32800,6 +33173,24 @@
         <w:t>any</w:t>
       </w:r>
       <w:proofErr w:type="spellEnd"/>
+      <w:r>
+        <w:rPr>
+          <w:rFonts w:ascii="Consolas" w:eastAsia="Times New Roman" w:hAnsi="Consolas" w:cs="Times New Roman"/>
+          <w:color w:val="CCCCCC"/>
+          <w:sz w:val="21"/>
+          <w:lang w:val="hu-HU" w:eastAsia="hu-HU"/>
+        </w:rPr>
+        <w:t xml:space="preserve"> </w:t>
+      </w:r>
+      <w:r>
+        <w:rPr>
+          <w:rFonts w:ascii="Consolas" w:eastAsia="Times New Roman" w:hAnsi="Consolas" w:cs="Times New Roman"/>
+          <w:color w:val="569CD6"/>
+          <w:sz w:val="21"/>
+          <w:lang w:val="hu-HU" w:eastAsia="hu-HU"/>
+        </w:rPr>
+        <w:t>log</w:t>
+      </w:r>
     </w:p>
     <w:p>
       <w:pPr>
@@ -32909,6 +33300,24 @@
         <w:t>any</w:t>
       </w:r>
       <w:proofErr w:type="spellEnd"/>
+      <w:r>
+        <w:rPr>
+          <w:rFonts w:ascii="Consolas" w:eastAsia="Times New Roman" w:hAnsi="Consolas" w:cs="Times New Roman"/>
+          <w:color w:val="CCCCCC"/>
+          <w:sz w:val="21"/>
+          <w:lang w:val="hu-HU" w:eastAsia="hu-HU"/>
+        </w:rPr>
+        <w:t xml:space="preserve"> </w:t>
+      </w:r>
+      <w:r>
+        <w:rPr>
+          <w:rFonts w:ascii="Consolas" w:eastAsia="Times New Roman" w:hAnsi="Consolas" w:cs="Times New Roman"/>
+          <w:color w:val="569CD6"/>
+          <w:sz w:val="21"/>
+          <w:lang w:val="hu-HU" w:eastAsia="hu-HU"/>
+        </w:rPr>
+        <w:t>log</w:t>
+      </w:r>
     </w:p>
     <w:p>
       <w:pPr>
@@ -33018,6 +33427,24 @@
         <w:t>any</w:t>
       </w:r>
       <w:proofErr w:type="spellEnd"/>
+      <w:r>
+        <w:rPr>
+          <w:rFonts w:ascii="Consolas" w:eastAsia="Times New Roman" w:hAnsi="Consolas" w:cs="Times New Roman"/>
+          <w:color w:val="569CD6"/>
+          <w:sz w:val="21"/>
+          <w:lang w:val="hu-HU" w:eastAsia="hu-HU"/>
+        </w:rPr>
+        <w:t xml:space="preserve"> </w:t>
+      </w:r>
+      <w:r>
+        <w:rPr>
+          <w:rFonts w:ascii="Consolas" w:eastAsia="Times New Roman" w:hAnsi="Consolas" w:cs="Times New Roman"/>
+          <w:color w:val="569CD6"/>
+          <w:sz w:val="21"/>
+          <w:lang w:val="hu-HU" w:eastAsia="hu-HU"/>
+        </w:rPr>
+        <w:t>log</w:t>
+      </w:r>
     </w:p>
     <w:p/>
     <w:p>
@@ -37150,6 +37577,24 @@
         </w:rPr>
         <w:t>0.0.255.255</w:t>
       </w:r>
+      <w:r>
+        <w:rPr>
+          <w:rFonts w:ascii="Consolas" w:eastAsia="Times New Roman" w:hAnsi="Consolas" w:cs="Times New Roman"/>
+          <w:color w:val="B5CEA8"/>
+          <w:sz w:val="21"/>
+          <w:lang w:val="hu-HU" w:eastAsia="hu-HU"/>
+        </w:rPr>
+        <w:t xml:space="preserve"> </w:t>
+      </w:r>
+      <w:r>
+        <w:rPr>
+          <w:rFonts w:ascii="Consolas" w:eastAsia="Times New Roman" w:hAnsi="Consolas" w:cs="Times New Roman"/>
+          <w:color w:val="569CD6"/>
+          <w:sz w:val="21"/>
+          <w:lang w:val="hu-HU" w:eastAsia="hu-HU"/>
+        </w:rPr>
+        <w:t>log</w:t>
+      </w:r>
     </w:p>
     <w:p>
       <w:pPr>
@@ -38108,14 +38553,14 @@
           <w:rFonts w:eastAsia="Times New Roman"/>
         </w:rPr>
       </w:pPr>
-      <w:bookmarkStart w:id="38" w:name="_Toc224640863"/>
+      <w:bookmarkStart w:id="39" w:name="_Toc224803104"/>
       <w:r>
         <w:rPr>
           <w:rFonts w:eastAsia="Times New Roman"/>
         </w:rPr>
         <w:t>3.8.2. Statikus hálózati címfordítás</w:t>
       </w:r>
-      <w:bookmarkEnd w:id="38"/>
+      <w:bookmarkEnd w:id="39"/>
     </w:p>
     <w:p>
       <w:r>
@@ -38821,14 +39266,14 @@
           <w:rFonts w:eastAsia="Times New Roman"/>
         </w:rPr>
       </w:pPr>
-      <w:bookmarkStart w:id="39" w:name="_Toc224640864"/>
+      <w:bookmarkStart w:id="40" w:name="_Toc224803105"/>
       <w:r>
         <w:rPr>
           <w:rFonts w:eastAsia="Times New Roman"/>
         </w:rPr>
         <w:t>3.8.3. Dinamikus hálózati címfordítás</w:t>
       </w:r>
-      <w:bookmarkEnd w:id="39"/>
+      <w:bookmarkEnd w:id="40"/>
     </w:p>
     <w:p>
       <w:r>
@@ -40294,14 +40739,14 @@
       <w:pPr>
         <w:pStyle w:val="Cmsor3"/>
       </w:pPr>
-      <w:bookmarkStart w:id="40" w:name="_Toc224640865"/>
+      <w:bookmarkStart w:id="41" w:name="_Toc224803106"/>
       <w:r>
         <w:t>3.8.4 P</w:t>
       </w:r>
       <w:r>
         <w:t>ort alapú címfordítás</w:t>
       </w:r>
-      <w:bookmarkEnd w:id="40"/>
+      <w:bookmarkEnd w:id="41"/>
     </w:p>
     <w:p>
       <w:r>
@@ -41127,14 +41572,14 @@
           <w:rFonts w:eastAsia="Times New Roman"/>
         </w:rPr>
       </w:pPr>
-      <w:bookmarkStart w:id="41" w:name="_Toc224640866"/>
+      <w:bookmarkStart w:id="42" w:name="_Toc224803107"/>
       <w:r>
         <w:rPr>
           <w:rFonts w:eastAsia="Times New Roman"/>
         </w:rPr>
         <w:t>3.9. Site-to-site kiszolgálás</w:t>
       </w:r>
-      <w:bookmarkEnd w:id="41"/>
+      <w:bookmarkEnd w:id="42"/>
     </w:p>
     <w:p>
       <w:pPr>
@@ -41143,14 +41588,14 @@
           <w:rFonts w:eastAsia="Times New Roman"/>
         </w:rPr>
       </w:pPr>
-      <w:bookmarkStart w:id="42" w:name="_Toc224640867"/>
+      <w:bookmarkStart w:id="43" w:name="_Toc224803108"/>
       <w:r>
         <w:rPr>
           <w:rFonts w:eastAsia="Times New Roman"/>
         </w:rPr>
         <w:t>3.9.1. Kiszolgálási modell</w:t>
       </w:r>
-      <w:bookmarkEnd w:id="42"/>
+      <w:bookmarkEnd w:id="43"/>
     </w:p>
     <w:p>
       <w:r>
@@ -42475,14 +42920,14 @@
           <w:rFonts w:eastAsia="Times New Roman"/>
         </w:rPr>
       </w:pPr>
-      <w:bookmarkStart w:id="43" w:name="_Toc224640868"/>
+      <w:bookmarkStart w:id="44" w:name="_Toc224803109"/>
       <w:r>
         <w:rPr>
           <w:rFonts w:eastAsia="Times New Roman"/>
         </w:rPr>
         <w:t>3.9.2. Alagúttechnológia</w:t>
       </w:r>
-      <w:bookmarkEnd w:id="43"/>
+      <w:bookmarkEnd w:id="44"/>
     </w:p>
     <w:p>
       <w:r>
@@ -43163,14 +43608,14 @@
           <w:rFonts w:eastAsia="Times New Roman"/>
         </w:rPr>
       </w:pPr>
-      <w:bookmarkStart w:id="44" w:name="_Toc224640869"/>
+      <w:bookmarkStart w:id="45" w:name="_Toc224803110"/>
       <w:r>
         <w:rPr>
           <w:rFonts w:eastAsia="Times New Roman"/>
         </w:rPr>
         <w:t>3.9.3. VPN titkosítás</w:t>
       </w:r>
-      <w:bookmarkEnd w:id="44"/>
+      <w:bookmarkEnd w:id="45"/>
     </w:p>
     <w:p>
       <w:pPr>
@@ -43180,14 +43625,14 @@
           <w:rFonts w:eastAsia="Times New Roman"/>
         </w:rPr>
       </w:pPr>
-      <w:bookmarkStart w:id="45" w:name="_Toc224640870"/>
+      <w:bookmarkStart w:id="46" w:name="_Toc224803111"/>
       <w:r>
         <w:rPr>
           <w:rFonts w:eastAsia="Times New Roman"/>
         </w:rPr>
         <w:t>3.10. Forgalomirányítás</w:t>
       </w:r>
-      <w:bookmarkEnd w:id="45"/>
+      <w:bookmarkEnd w:id="46"/>
     </w:p>
     <w:p>
       <w:pPr>
@@ -43196,14 +43641,14 @@
           <w:rFonts w:eastAsia="Times New Roman"/>
         </w:rPr>
       </w:pPr>
-      <w:bookmarkStart w:id="46" w:name="_Toc224640871"/>
+      <w:bookmarkStart w:id="47" w:name="_Toc224803112"/>
       <w:r>
         <w:rPr>
           <w:rFonts w:eastAsia="Times New Roman"/>
         </w:rPr>
         <w:t>3.10.1. Statikus forgalomirányítás</w:t>
       </w:r>
-      <w:bookmarkEnd w:id="46"/>
+      <w:bookmarkEnd w:id="47"/>
     </w:p>
     <w:p>
       <w:r>
@@ -44533,14 +44978,14 @@
           <w:rFonts w:eastAsia="Times New Roman"/>
         </w:rPr>
       </w:pPr>
-      <w:bookmarkStart w:id="47" w:name="_Toc224640872"/>
+      <w:bookmarkStart w:id="48" w:name="_Toc224803113"/>
       <w:r>
         <w:rPr>
           <w:rFonts w:eastAsia="Times New Roman"/>
         </w:rPr>
         <w:t>3.10.2. Dinamikus forgalomirányítás</w:t>
       </w:r>
-      <w:bookmarkEnd w:id="47"/>
+      <w:bookmarkEnd w:id="48"/>
     </w:p>
     <w:p>
       <w:r>
@@ -45348,7 +45793,7 @@
           <w:rFonts w:eastAsia="Times New Roman"/>
         </w:rPr>
       </w:pPr>
-      <w:bookmarkStart w:id="48" w:name="_Toc224640873"/>
+      <w:bookmarkStart w:id="49" w:name="_Toc224803114"/>
       <w:r>
         <w:rPr>
           <w:rFonts w:eastAsia="Times New Roman"/>
@@ -45356,7 +45801,7 @@
         <w:lastRenderedPageBreak/>
         <w:t>3.11. Vezeték nélküli hálózatok</w:t>
       </w:r>
-      <w:bookmarkEnd w:id="48"/>
+      <w:bookmarkEnd w:id="49"/>
     </w:p>
     <w:p>
       <w:pPr>
@@ -45365,14 +45810,14 @@
           <w:rFonts w:eastAsia="Times New Roman"/>
         </w:rPr>
       </w:pPr>
-      <w:bookmarkStart w:id="49" w:name="_Toc224640874"/>
+      <w:bookmarkStart w:id="50" w:name="_Toc224803115"/>
       <w:r>
         <w:rPr>
           <w:rFonts w:eastAsia="Times New Roman"/>
         </w:rPr>
         <w:t>3.12. Hálózati hozzáférés (Login ssh)</w:t>
       </w:r>
-      <w:bookmarkEnd w:id="49"/>
+      <w:bookmarkEnd w:id="50"/>
     </w:p>
     <w:p>
       <w:pPr>
@@ -45385,61 +45830,45 @@
           <w:rFonts w:eastAsia="Times New Roman"/>
         </w:rPr>
       </w:pPr>
-      <w:bookmarkStart w:id="50" w:name="_Toc224640875"/>
+      <w:bookmarkStart w:id="51" w:name="_Toc224803116"/>
       <w:r>
         <w:rPr>
           <w:rFonts w:eastAsia="Times New Roman"/>
         </w:rPr>
         <w:t>4. Szerverszolgáltatások</w:t>
-      </w:r>
-      <w:bookmarkEnd w:id="50"/>
-    </w:p>
-    <w:p>
-      <w:pPr>
-        <w:pStyle w:val="Cmsor2"/>
-        <w:rPr>
-          <w:rFonts w:eastAsia="Times New Roman"/>
-        </w:rPr>
-      </w:pPr>
-      <w:bookmarkStart w:id="51" w:name="_Toc224640876"/>
-      <w:r>
-        <w:rPr>
-          <w:rFonts w:eastAsia="Times New Roman"/>
-        </w:rPr>
-        <w:t>4.1. Szerverek és feladataik</w:t>
       </w:r>
       <w:bookmarkEnd w:id="51"/>
     </w:p>
     <w:p>
       <w:pPr>
         <w:pStyle w:val="Cmsor2"/>
-        <w:spacing w:after="0"/>
         <w:rPr>
           <w:rFonts w:eastAsia="Times New Roman"/>
         </w:rPr>
       </w:pPr>
-      <w:bookmarkStart w:id="52" w:name="_Toc224640877"/>
+      <w:bookmarkStart w:id="52" w:name="_Toc224803117"/>
       <w:r>
         <w:rPr>
           <w:rFonts w:eastAsia="Times New Roman"/>
         </w:rPr>
-        <w:t>4.2. Windows szerver</w:t>
+        <w:t>4.1. Szerverek és feladataik</w:t>
       </w:r>
       <w:bookmarkEnd w:id="52"/>
     </w:p>
     <w:p>
       <w:pPr>
-        <w:pStyle w:val="Cmsor3"/>
+        <w:pStyle w:val="Cmsor2"/>
+        <w:spacing w:after="0"/>
         <w:rPr>
           <w:rFonts w:eastAsia="Times New Roman"/>
         </w:rPr>
       </w:pPr>
-      <w:bookmarkStart w:id="53" w:name="_Toc224640878"/>
+      <w:bookmarkStart w:id="53" w:name="_Toc224803118"/>
       <w:r>
         <w:rPr>
           <w:rFonts w:eastAsia="Times New Roman"/>
         </w:rPr>
-        <w:t>4.2.1. Active Directory</w:t>
+        <w:t>4.2. Windows szerver</w:t>
       </w:r>
       <w:bookmarkEnd w:id="53"/>
     </w:p>
@@ -45450,12 +45879,12 @@
           <w:rFonts w:eastAsia="Times New Roman"/>
         </w:rPr>
       </w:pPr>
-      <w:bookmarkStart w:id="54" w:name="_Toc224640879"/>
+      <w:bookmarkStart w:id="54" w:name="_Toc224803119"/>
       <w:r>
         <w:rPr>
           <w:rFonts w:eastAsia="Times New Roman"/>
         </w:rPr>
-        <w:t>4.2.2. Dinamikus címfordítás</w:t>
+        <w:t>4.2.1. Active Directory</w:t>
       </w:r>
       <w:bookmarkEnd w:id="54"/>
     </w:p>
@@ -45466,18 +45895,12 @@
           <w:rFonts w:eastAsia="Times New Roman"/>
         </w:rPr>
       </w:pPr>
-      <w:bookmarkStart w:id="55" w:name="_Toc224640880"/>
+      <w:bookmarkStart w:id="55" w:name="_Toc224803120"/>
       <w:r>
         <w:rPr>
           <w:rFonts w:eastAsia="Times New Roman"/>
         </w:rPr>
-        <w:t xml:space="preserve">4.2.3. </w:t>
-      </w:r>
-      <w:r>
-        <w:rPr>
-          <w:rFonts w:eastAsia="Times New Roman"/>
-        </w:rPr>
-        <w:t>Dinamikus cím kiosztás</w:t>
+        <w:t>4.2.2. Dinamikus címfordítás</w:t>
       </w:r>
       <w:bookmarkEnd w:id="55"/>
     </w:p>
@@ -45488,18 +45911,18 @@
           <w:rFonts w:eastAsia="Times New Roman"/>
         </w:rPr>
       </w:pPr>
-      <w:bookmarkStart w:id="56" w:name="_Toc224640881"/>
+      <w:bookmarkStart w:id="56" w:name="_Toc224803121"/>
       <w:r>
         <w:rPr>
           <w:rFonts w:eastAsia="Times New Roman"/>
         </w:rPr>
-        <w:t xml:space="preserve">4.2.4. </w:t>
+        <w:t xml:space="preserve">4.2.3. </w:t>
       </w:r>
       <w:r>
         <w:rPr>
           <w:rFonts w:eastAsia="Times New Roman"/>
         </w:rPr>
-        <w:t>Webszerver</w:t>
+        <w:t>Dinamikus cím kiosztás</w:t>
       </w:r>
       <w:bookmarkEnd w:id="56"/>
     </w:p>
@@ -45510,11 +45933,33 @@
           <w:rFonts w:eastAsia="Times New Roman"/>
         </w:rPr>
       </w:pPr>
-      <w:bookmarkStart w:id="57" w:name="_Toc224640882"/>
+      <w:bookmarkStart w:id="57" w:name="_Toc224803122"/>
       <w:r>
         <w:rPr>
           <w:rFonts w:eastAsia="Times New Roman"/>
         </w:rPr>
+        <w:t xml:space="preserve">4.2.4. </w:t>
+      </w:r>
+      <w:r>
+        <w:rPr>
+          <w:rFonts w:eastAsia="Times New Roman"/>
+        </w:rPr>
+        <w:t>Webszerver</w:t>
+      </w:r>
+      <w:bookmarkEnd w:id="57"/>
+    </w:p>
+    <w:p>
+      <w:pPr>
+        <w:pStyle w:val="Cmsor3"/>
+        <w:rPr>
+          <w:rFonts w:eastAsia="Times New Roman"/>
+        </w:rPr>
+      </w:pPr>
+      <w:bookmarkStart w:id="58" w:name="_Toc224803123"/>
+      <w:r>
+        <w:rPr>
+          <w:rFonts w:eastAsia="Times New Roman"/>
+        </w:rPr>
         <w:t xml:space="preserve">4.2.5. </w:t>
       </w:r>
       <w:r>
@@ -45523,7 +45968,7 @@
         </w:rPr>
         <w:t>Nyomtatószabályok</w:t>
       </w:r>
-      <w:bookmarkEnd w:id="57"/>
+      <w:bookmarkEnd w:id="58"/>
     </w:p>
     <w:p>
       <w:pPr>
@@ -45533,28 +45978,12 @@
           <w:rFonts w:eastAsia="Times New Roman"/>
         </w:rPr>
       </w:pPr>
-      <w:bookmarkStart w:id="58" w:name="_Toc224640883"/>
+      <w:bookmarkStart w:id="59" w:name="_Toc224803124"/>
       <w:r>
         <w:rPr>
           <w:rFonts w:eastAsia="Times New Roman"/>
         </w:rPr>
         <w:t>4.3. Linux szerver</w:t>
-      </w:r>
-      <w:bookmarkEnd w:id="58"/>
-    </w:p>
-    <w:p>
-      <w:pPr>
-        <w:pStyle w:val="Cmsor3"/>
-        <w:rPr>
-          <w:rFonts w:eastAsia="Times New Roman"/>
-        </w:rPr>
-      </w:pPr>
-      <w:bookmarkStart w:id="59" w:name="_Toc224640884"/>
-      <w:r>
-        <w:rPr>
-          <w:rFonts w:eastAsia="Times New Roman"/>
-        </w:rPr>
-        <w:t>4.3.1. Fájlmegosztás</w:t>
       </w:r>
       <w:bookmarkEnd w:id="59"/>
     </w:p>
@@ -45565,12 +45994,12 @@
           <w:rFonts w:eastAsia="Times New Roman"/>
         </w:rPr>
       </w:pPr>
-      <w:bookmarkStart w:id="60" w:name="_Toc224640885"/>
+      <w:bookmarkStart w:id="60" w:name="_Toc224803125"/>
       <w:r>
         <w:rPr>
           <w:rFonts w:eastAsia="Times New Roman"/>
         </w:rPr>
-        <w:t>4.3.2. AAA protokoll</w:t>
+        <w:t>4.3.1. Fájlmegosztás</w:t>
       </w:r>
       <w:bookmarkEnd w:id="60"/>
     </w:p>
@@ -45581,11 +46010,27 @@
           <w:rFonts w:eastAsia="Times New Roman"/>
         </w:rPr>
       </w:pPr>
-      <w:bookmarkStart w:id="61" w:name="_Toc224640886"/>
+      <w:bookmarkStart w:id="61" w:name="_Toc224803126"/>
       <w:r>
         <w:rPr>
           <w:rFonts w:eastAsia="Times New Roman"/>
         </w:rPr>
+        <w:t>4.3.2. AAA protokoll</w:t>
+      </w:r>
+      <w:bookmarkEnd w:id="61"/>
+    </w:p>
+    <w:p>
+      <w:pPr>
+        <w:pStyle w:val="Cmsor3"/>
+        <w:rPr>
+          <w:rFonts w:eastAsia="Times New Roman"/>
+        </w:rPr>
+      </w:pPr>
+      <w:bookmarkStart w:id="62" w:name="_Toc224803127"/>
+      <w:r>
+        <w:rPr>
+          <w:rFonts w:eastAsia="Times New Roman"/>
+        </w:rPr>
         <w:t xml:space="preserve">4.3.3. </w:t>
       </w:r>
       <w:r>
@@ -45594,7 +46039,7 @@
         </w:rPr>
         <w:t>Időszinkronizáció</w:t>
       </w:r>
-      <w:bookmarkEnd w:id="61"/>
+      <w:bookmarkEnd w:id="62"/>
     </w:p>
     <w:p>
       <w:pPr>
@@ -45604,28 +46049,12 @@
           <w:rFonts w:eastAsia="Times New Roman"/>
         </w:rPr>
       </w:pPr>
-      <w:bookmarkStart w:id="62" w:name="_Toc224640887"/>
+      <w:bookmarkStart w:id="63" w:name="_Toc224803128"/>
       <w:r>
         <w:rPr>
           <w:rFonts w:eastAsia="Times New Roman"/>
         </w:rPr>
         <w:t>4.4. ZABBIX Szerver</w:t>
-      </w:r>
-      <w:bookmarkEnd w:id="62"/>
-    </w:p>
-    <w:p>
-      <w:pPr>
-        <w:pStyle w:val="Cmsor3"/>
-      </w:pPr>
-      <w:bookmarkStart w:id="63" w:name="_Toc224640888"/>
-      <w:r>
-        <w:rPr>
-          <w:rFonts w:eastAsia="Times New Roman"/>
-        </w:rPr>
-        <w:t xml:space="preserve">4.4.1. </w:t>
-      </w:r>
-      <w:r>
-        <w:t>Hálózatmegfigyelés</w:t>
       </w:r>
       <w:bookmarkEnd w:id="63"/>
     </w:p>
@@ -45633,26 +46062,42 @@
       <w:pPr>
         <w:pStyle w:val="Cmsor3"/>
       </w:pPr>
-      <w:bookmarkStart w:id="64" w:name="_Toc224640889"/>
+      <w:bookmarkStart w:id="64" w:name="_Toc224803129"/>
       <w:r>
         <w:rPr>
           <w:rFonts w:eastAsia="Times New Roman"/>
         </w:rPr>
-        <w:t>4.4.3.</w:t>
-      </w:r>
-      <w:r>
-        <w:t xml:space="preserve"> Hálózatautomatizáció</w:t>
+        <w:t xml:space="preserve">4.4.1. </w:t>
+      </w:r>
+      <w:r>
+        <w:t>Hálózatmegfigyelés</w:t>
       </w:r>
       <w:bookmarkEnd w:id="64"/>
     </w:p>
     <w:p>
       <w:pPr>
+        <w:pStyle w:val="Cmsor3"/>
+      </w:pPr>
+      <w:bookmarkStart w:id="65" w:name="_Toc224803130"/>
+      <w:r>
+        <w:rPr>
+          <w:rFonts w:eastAsia="Times New Roman"/>
+        </w:rPr>
+        <w:t>4.4.3.</w:t>
+      </w:r>
+      <w:r>
+        <w:t xml:space="preserve"> Hálózatautomatizáció</w:t>
+      </w:r>
+      <w:bookmarkEnd w:id="65"/>
+    </w:p>
+    <w:p>
+      <w:pPr>
         <w:pStyle w:val="Cmsor2"/>
         <w:rPr>
           <w:rFonts w:eastAsia="Times New Roman"/>
         </w:rPr>
       </w:pPr>
-      <w:bookmarkStart w:id="65" w:name="_Toc224640890"/>
+      <w:bookmarkStart w:id="66" w:name="_Toc224803131"/>
       <w:r>
         <w:rPr>
           <w:rFonts w:eastAsia="Times New Roman"/>
@@ -45665,18 +46110,18 @@
         </w:rPr>
         <w:t>Szolgáltatás redundancia</w:t>
       </w:r>
-      <w:bookmarkEnd w:id="65"/>
+      <w:bookmarkEnd w:id="66"/>
     </w:p>
     <w:p>
       <w:pPr>
         <w:pStyle w:val="Cmsor1"/>
       </w:pPr>
-      <w:bookmarkStart w:id="66" w:name="_Toc224640891"/>
+      <w:bookmarkStart w:id="67" w:name="_Toc224803132"/>
       <w:r>
         <w:lastRenderedPageBreak/>
         <w:t>5. Megvalósítás és költségvetés</w:t>
       </w:r>
-      <w:bookmarkEnd w:id="66"/>
+      <w:bookmarkEnd w:id="67"/>
     </w:p>
     <w:p>
       <w:pPr>
@@ -45685,7 +46130,7 @@
           <w:rFonts w:eastAsia="Times New Roman"/>
         </w:rPr>
       </w:pPr>
-      <w:bookmarkStart w:id="67" w:name="_Toc224640892"/>
+      <w:bookmarkStart w:id="68" w:name="_Toc224803133"/>
       <w:r>
         <w:rPr>
           <w:rFonts w:eastAsia="Times New Roman"/>
@@ -45698,7 +46143,7 @@
         </w:rPr>
         <w:t>Eszközök</w:t>
       </w:r>
-      <w:bookmarkEnd w:id="67"/>
+      <w:bookmarkEnd w:id="68"/>
     </w:p>
     <w:p>
       <w:pPr>
@@ -45707,7 +46152,7 @@
           <w:rFonts w:eastAsia="Times New Roman"/>
         </w:rPr>
       </w:pPr>
-      <w:bookmarkStart w:id="68" w:name="_Toc224640893"/>
+      <w:bookmarkStart w:id="69" w:name="_Toc224803134"/>
       <w:r>
         <w:rPr>
           <w:rFonts w:eastAsia="Times New Roman"/>
@@ -45720,7 +46165,7 @@
         </w:rPr>
         <w:t>Hálózati eszközök</w:t>
       </w:r>
-      <w:bookmarkEnd w:id="68"/>
+      <w:bookmarkEnd w:id="69"/>
     </w:p>
     <w:p>
       <w:pPr>
@@ -45728,7 +46173,6 @@
           <w:rFonts w:eastAsia="Times New Roman"/>
         </w:rPr>
       </w:pPr>
-      <w:bookmarkStart w:id="69" w:name="_Toc224640894"/>
       <w:r>
         <w:rPr>
           <w:rFonts w:eastAsia="Times New Roman"/>
@@ -45996,6 +46440,7 @@
           <w:rFonts w:eastAsia="Times New Roman"/>
         </w:rPr>
       </w:pPr>
+      <w:bookmarkStart w:id="70" w:name="_Toc224803135"/>
       <w:r>
         <w:rPr>
           <w:rFonts w:eastAsia="Times New Roman"/>
@@ -46008,28 +46453,6 @@
           <w:rFonts w:eastAsia="Times New Roman"/>
         </w:rPr>
         <w:t>Szerverek</w:t>
-      </w:r>
-      <w:bookmarkEnd w:id="69"/>
-    </w:p>
-    <w:p>
-      <w:pPr>
-        <w:pStyle w:val="Cmsor3"/>
-        <w:rPr>
-          <w:rFonts w:eastAsia="Times New Roman"/>
-        </w:rPr>
-      </w:pPr>
-      <w:bookmarkStart w:id="70" w:name="_Toc224640895"/>
-      <w:r>
-        <w:rPr>
-          <w:rFonts w:eastAsia="Times New Roman"/>
-        </w:rPr>
-        <w:t xml:space="preserve">5.1.3. </w:t>
-      </w:r>
-      <w:r>
-        <w:rPr>
-          <w:rFonts w:eastAsia="Times New Roman"/>
-        </w:rPr>
-        <w:t>Felhasználói eszközök</w:t>
       </w:r>
       <w:bookmarkEnd w:id="70"/>
     </w:p>
@@ -46040,40 +46463,40 @@
           <w:rFonts w:eastAsia="Times New Roman"/>
         </w:rPr>
       </w:pPr>
-      <w:bookmarkStart w:id="71" w:name="_Toc224640896"/>
+      <w:bookmarkStart w:id="71" w:name="_Toc224803136"/>
       <w:r>
         <w:rPr>
           <w:rFonts w:eastAsia="Times New Roman"/>
         </w:rPr>
-        <w:t xml:space="preserve">5.1.4. </w:t>
+        <w:t xml:space="preserve">5.1.3. </w:t>
       </w:r>
       <w:r>
         <w:rPr>
           <w:rFonts w:eastAsia="Times New Roman"/>
         </w:rPr>
-        <w:t>Egyéb</w:t>
+        <w:t>Felhasználói eszközök</w:t>
       </w:r>
       <w:bookmarkEnd w:id="71"/>
     </w:p>
     <w:p>
       <w:pPr>
-        <w:pStyle w:val="Cmsor2"/>
+        <w:pStyle w:val="Cmsor3"/>
         <w:rPr>
           <w:rFonts w:eastAsia="Times New Roman"/>
         </w:rPr>
       </w:pPr>
-      <w:bookmarkStart w:id="72" w:name="_Toc224640897"/>
+      <w:bookmarkStart w:id="72" w:name="_Toc224803137"/>
       <w:r>
         <w:rPr>
           <w:rFonts w:eastAsia="Times New Roman"/>
         </w:rPr>
-        <w:t xml:space="preserve">5.2. </w:t>
+        <w:t xml:space="preserve">5.1.4. </w:t>
       </w:r>
       <w:r>
         <w:rPr>
           <w:rFonts w:eastAsia="Times New Roman"/>
         </w:rPr>
-        <w:t>Internet előfizetés</w:t>
+        <w:t>Egyéb</w:t>
       </w:r>
       <w:bookmarkEnd w:id="72"/>
     </w:p>
@@ -46084,18 +46507,18 @@
           <w:rFonts w:eastAsia="Times New Roman"/>
         </w:rPr>
       </w:pPr>
-      <w:bookmarkStart w:id="73" w:name="_Toc224640898"/>
+      <w:bookmarkStart w:id="73" w:name="_Toc224803138"/>
       <w:r>
         <w:rPr>
           <w:rFonts w:eastAsia="Times New Roman"/>
         </w:rPr>
-        <w:t xml:space="preserve">5.3. </w:t>
+        <w:t xml:space="preserve">5.2. </w:t>
       </w:r>
       <w:r>
         <w:rPr>
           <w:rFonts w:eastAsia="Times New Roman"/>
         </w:rPr>
-        <w:t>IP címek</w:t>
+        <w:t>Internet előfizetés</w:t>
       </w:r>
       <w:bookmarkEnd w:id="73"/>
     </w:p>
@@ -46106,18 +46529,18 @@
           <w:rFonts w:eastAsia="Times New Roman"/>
         </w:rPr>
       </w:pPr>
-      <w:bookmarkStart w:id="74" w:name="_Toc224640899"/>
+      <w:bookmarkStart w:id="74" w:name="_Toc224803139"/>
       <w:r>
         <w:rPr>
           <w:rFonts w:eastAsia="Times New Roman"/>
         </w:rPr>
-        <w:t xml:space="preserve">5.4. </w:t>
+        <w:t xml:space="preserve">5.3. </w:t>
       </w:r>
       <w:r>
         <w:rPr>
           <w:rFonts w:eastAsia="Times New Roman"/>
         </w:rPr>
-        <w:t>Munkadíj</w:t>
+        <w:t>IP címek</w:t>
       </w:r>
       <w:bookmarkEnd w:id="74"/>
     </w:p>
@@ -46128,11 +46551,33 @@
           <w:rFonts w:eastAsia="Times New Roman"/>
         </w:rPr>
       </w:pPr>
-      <w:bookmarkStart w:id="75" w:name="_Toc224640900"/>
+      <w:bookmarkStart w:id="75" w:name="_Toc224803140"/>
       <w:r>
         <w:rPr>
           <w:rFonts w:eastAsia="Times New Roman"/>
         </w:rPr>
+        <w:t xml:space="preserve">5.4. </w:t>
+      </w:r>
+      <w:r>
+        <w:rPr>
+          <w:rFonts w:eastAsia="Times New Roman"/>
+        </w:rPr>
+        <w:t>Munkadíj</w:t>
+      </w:r>
+      <w:bookmarkEnd w:id="75"/>
+    </w:p>
+    <w:p>
+      <w:pPr>
+        <w:pStyle w:val="Cmsor2"/>
+        <w:rPr>
+          <w:rFonts w:eastAsia="Times New Roman"/>
+        </w:rPr>
+      </w:pPr>
+      <w:bookmarkStart w:id="76" w:name="_Toc224803141"/>
+      <w:r>
+        <w:rPr>
+          <w:rFonts w:eastAsia="Times New Roman"/>
+        </w:rPr>
         <w:t xml:space="preserve">5.5. </w:t>
       </w:r>
       <w:r>
@@ -46141,7 +46586,7 @@
         </w:rPr>
         <w:t>Végleges árajánlat</w:t>
       </w:r>
-      <w:bookmarkEnd w:id="75"/>
+      <w:bookmarkEnd w:id="76"/>
     </w:p>
     <w:p>
       <w:pPr>
@@ -46154,7 +46599,7 @@
           <w:rFonts w:eastAsia="Times New Roman"/>
         </w:rPr>
       </w:pPr>
-      <w:bookmarkStart w:id="76" w:name="_Toc224640901"/>
+      <w:bookmarkStart w:id="77" w:name="_Toc224803142"/>
       <w:r>
         <w:rPr>
           <w:rFonts w:eastAsia="Times New Roman"/>
@@ -46167,7 +46612,7 @@
         </w:rPr>
         <w:t>Prototípus és tesztelés</w:t>
       </w:r>
-      <w:bookmarkEnd w:id="76"/>
+      <w:bookmarkEnd w:id="77"/>
     </w:p>
     <w:p>
       <w:pPr>
@@ -46176,7 +46621,7 @@
           <w:rFonts w:eastAsia="Times New Roman"/>
         </w:rPr>
       </w:pPr>
-      <w:bookmarkStart w:id="77" w:name="_Toc224640902"/>
+      <w:bookmarkStart w:id="78" w:name="_Toc224803143"/>
       <w:r>
         <w:rPr>
           <w:rFonts w:eastAsia="Times New Roman"/>
@@ -46188,28 +46633,6 @@
           <w:rFonts w:eastAsia="Times New Roman"/>
         </w:rPr>
         <w:t>Prototípus</w:t>
-      </w:r>
-      <w:bookmarkEnd w:id="77"/>
-    </w:p>
-    <w:p>
-      <w:pPr>
-        <w:pStyle w:val="Cmsor3"/>
-        <w:rPr>
-          <w:rFonts w:eastAsia="Times New Roman"/>
-        </w:rPr>
-      </w:pPr>
-      <w:bookmarkStart w:id="78" w:name="_Toc224640903"/>
-      <w:r>
-        <w:rPr>
-          <w:rFonts w:eastAsia="Times New Roman"/>
-        </w:rPr>
-        <w:t xml:space="preserve">6.1.1. </w:t>
-      </w:r>
-      <w:r>
-        <w:rPr>
-          <w:rFonts w:eastAsia="Times New Roman"/>
-        </w:rPr>
-        <w:t>Célja</w:t>
       </w:r>
       <w:bookmarkEnd w:id="78"/>
     </w:p>
@@ -46220,18 +46643,18 @@
           <w:rFonts w:eastAsia="Times New Roman"/>
         </w:rPr>
       </w:pPr>
-      <w:bookmarkStart w:id="79" w:name="_Toc224640904"/>
+      <w:bookmarkStart w:id="79" w:name="_Toc224803144"/>
       <w:r>
         <w:rPr>
           <w:rFonts w:eastAsia="Times New Roman"/>
         </w:rPr>
-        <w:t xml:space="preserve">6.1.2. </w:t>
+        <w:t xml:space="preserve">6.1.1. </w:t>
       </w:r>
       <w:r>
         <w:rPr>
           <w:rFonts w:eastAsia="Times New Roman"/>
         </w:rPr>
-        <w:t>Megvalósítása</w:t>
+        <w:t>Célja</w:t>
       </w:r>
       <w:bookmarkEnd w:id="79"/>
     </w:p>
@@ -46242,11 +46665,33 @@
           <w:rFonts w:eastAsia="Times New Roman"/>
         </w:rPr>
       </w:pPr>
-      <w:bookmarkStart w:id="80" w:name="_Toc224640905"/>
+      <w:bookmarkStart w:id="80" w:name="_Toc224803145"/>
       <w:r>
         <w:rPr>
           <w:rFonts w:eastAsia="Times New Roman"/>
         </w:rPr>
+        <w:t xml:space="preserve">6.1.2. </w:t>
+      </w:r>
+      <w:r>
+        <w:rPr>
+          <w:rFonts w:eastAsia="Times New Roman"/>
+        </w:rPr>
+        <w:t>Megvalósítása</w:t>
+      </w:r>
+      <w:bookmarkEnd w:id="80"/>
+    </w:p>
+    <w:p>
+      <w:pPr>
+        <w:pStyle w:val="Cmsor3"/>
+        <w:rPr>
+          <w:rFonts w:eastAsia="Times New Roman"/>
+        </w:rPr>
+      </w:pPr>
+      <w:bookmarkStart w:id="81" w:name="_Toc224803146"/>
+      <w:r>
+        <w:rPr>
+          <w:rFonts w:eastAsia="Times New Roman"/>
+        </w:rPr>
         <w:t xml:space="preserve">6.1.3. </w:t>
       </w:r>
       <w:r>
@@ -46255,7 +46700,7 @@
         </w:rPr>
         <w:t>Bemutatása</w:t>
       </w:r>
-      <w:bookmarkEnd w:id="80"/>
+      <w:bookmarkEnd w:id="81"/>
     </w:p>
     <w:p>
       <w:pPr>
@@ -46265,7 +46710,7 @@
           <w:rFonts w:eastAsia="Times New Roman"/>
         </w:rPr>
       </w:pPr>
-      <w:bookmarkStart w:id="81" w:name="_Toc224640906"/>
+      <w:bookmarkStart w:id="82" w:name="_Toc224803147"/>
       <w:r>
         <w:rPr>
           <w:rFonts w:eastAsia="Times New Roman"/>
@@ -46277,16 +46722,6 @@
           <w:rFonts w:eastAsia="Times New Roman"/>
         </w:rPr>
         <w:t>Fizikai tesztelés</w:t>
-      </w:r>
-      <w:bookmarkEnd w:id="81"/>
-    </w:p>
-    <w:p>
-      <w:pPr>
-        <w:pStyle w:val="Cmsor3"/>
-      </w:pPr>
-      <w:bookmarkStart w:id="82" w:name="_Toc224640907"/>
-      <w:r>
-        <w:t>6.2.1. Feszítőfa</w:t>
       </w:r>
       <w:bookmarkEnd w:id="82"/>
     </w:p>
@@ -46294,9 +46729,9 @@
       <w:pPr>
         <w:pStyle w:val="Cmsor3"/>
       </w:pPr>
-      <w:bookmarkStart w:id="83" w:name="_Toc224640908"/>
-      <w:r>
-        <w:t>6.2.2. Link-aggregáció</w:t>
+      <w:bookmarkStart w:id="83" w:name="_Toc224803148"/>
+      <w:r>
+        <w:t>6.2.1. Feszítőfa</w:t>
       </w:r>
       <w:bookmarkEnd w:id="83"/>
     </w:p>
@@ -46304,9 +46739,9 @@
       <w:pPr>
         <w:pStyle w:val="Cmsor3"/>
       </w:pPr>
-      <w:bookmarkStart w:id="84" w:name="_Toc224640909"/>
-      <w:r>
-        <w:t>6.2.3. Gateway redundancia</w:t>
+      <w:bookmarkStart w:id="84" w:name="_Toc224803149"/>
+      <w:r>
+        <w:t>6.2.2. Link-aggregáció</w:t>
       </w:r>
       <w:bookmarkEnd w:id="84"/>
     </w:p>
@@ -46314,9 +46749,9 @@
       <w:pPr>
         <w:pStyle w:val="Cmsor3"/>
       </w:pPr>
-      <w:bookmarkStart w:id="85" w:name="_Toc224640910"/>
-      <w:r>
-        <w:t>6.2.4. DAI</w:t>
+      <w:bookmarkStart w:id="85" w:name="_Toc224803150"/>
+      <w:r>
+        <w:t>6.2.3. Gateway redundancia</w:t>
       </w:r>
       <w:bookmarkEnd w:id="85"/>
     </w:p>
@@ -46324,9 +46759,9 @@
       <w:pPr>
         <w:pStyle w:val="Cmsor3"/>
       </w:pPr>
-      <w:bookmarkStart w:id="86" w:name="_Toc224640911"/>
-      <w:r>
-        <w:t>6.2.5. DHCP felügyelet</w:t>
+      <w:bookmarkStart w:id="86" w:name="_Toc224803151"/>
+      <w:r>
+        <w:t>6.2.4. DAI</w:t>
       </w:r>
       <w:bookmarkEnd w:id="86"/>
     </w:p>
@@ -46334,10 +46769,9 @@
       <w:pPr>
         <w:pStyle w:val="Cmsor3"/>
       </w:pPr>
-      <w:bookmarkStart w:id="87" w:name="_Toc224640912"/>
-      <w:r>
-        <w:lastRenderedPageBreak/>
-        <w:t>6.2.6. Broadcast védelem</w:t>
+      <w:bookmarkStart w:id="87" w:name="_Toc224803152"/>
+      <w:r>
+        <w:t>6.2.5. DHCP felügyelet</w:t>
       </w:r>
       <w:bookmarkEnd w:id="87"/>
     </w:p>
@@ -46345,9 +46779,10 @@
       <w:pPr>
         <w:pStyle w:val="Cmsor3"/>
       </w:pPr>
-      <w:bookmarkStart w:id="88" w:name="_Toc224640913"/>
-      <w:r>
-        <w:t>6.2.7. Tűzfalszabályok</w:t>
+      <w:bookmarkStart w:id="88" w:name="_Toc224803153"/>
+      <w:r>
+        <w:lastRenderedPageBreak/>
+        <w:t>6.2.6. Broadcast védelem</w:t>
       </w:r>
       <w:bookmarkEnd w:id="88"/>
     </w:p>
@@ -46355,9 +46790,9 @@
       <w:pPr>
         <w:pStyle w:val="Cmsor3"/>
       </w:pPr>
-      <w:bookmarkStart w:id="89" w:name="_Toc224640914"/>
-      <w:r>
-        <w:t>6.2.8. Hálózati címfordítások</w:t>
+      <w:bookmarkStart w:id="89" w:name="_Toc224803154"/>
+      <w:r>
+        <w:t>6.2.7. Tűzfalszabályok</w:t>
       </w:r>
       <w:bookmarkEnd w:id="89"/>
     </w:p>
@@ -46365,9 +46800,9 @@
       <w:pPr>
         <w:pStyle w:val="Cmsor3"/>
       </w:pPr>
-      <w:bookmarkStart w:id="90" w:name="_Toc224640915"/>
-      <w:r>
-        <w:t>6.2.9. Site-to-site kapcsolat</w:t>
+      <w:bookmarkStart w:id="90" w:name="_Toc224803155"/>
+      <w:r>
+        <w:t>6.2.8. Hálózati címfordítások</w:t>
       </w:r>
       <w:bookmarkEnd w:id="90"/>
     </w:p>
@@ -46375,9 +46810,9 @@
       <w:pPr>
         <w:pStyle w:val="Cmsor3"/>
       </w:pPr>
-      <w:bookmarkStart w:id="91" w:name="_Toc224640916"/>
-      <w:r>
-        <w:t>6.2.10. LAN forgalomirányítás</w:t>
+      <w:bookmarkStart w:id="91" w:name="_Toc224803156"/>
+      <w:r>
+        <w:t>6.2.9. Site-to-site kapcsolat</w:t>
       </w:r>
       <w:bookmarkEnd w:id="91"/>
     </w:p>
@@ -46385,9 +46820,9 @@
       <w:pPr>
         <w:pStyle w:val="Cmsor3"/>
       </w:pPr>
-      <w:bookmarkStart w:id="92" w:name="_Toc224640917"/>
-      <w:r>
-        <w:t>6.2.11. WAN kapcsolatok</w:t>
+      <w:bookmarkStart w:id="92" w:name="_Toc224803157"/>
+      <w:r>
+        <w:t>6.2.10. LAN forgalomirányítás</w:t>
       </w:r>
       <w:bookmarkEnd w:id="92"/>
     </w:p>
@@ -46395,9 +46830,9 @@
       <w:pPr>
         <w:pStyle w:val="Cmsor3"/>
       </w:pPr>
-      <w:bookmarkStart w:id="93" w:name="_Toc224640918"/>
-      <w:r>
-        <w:t>6.2.12. Dualstack</w:t>
+      <w:bookmarkStart w:id="93" w:name="_Toc224803158"/>
+      <w:r>
+        <w:t>6.2.11. WAN kapcsolatok</w:t>
       </w:r>
       <w:bookmarkEnd w:id="93"/>
     </w:p>
@@ -46405,9 +46840,9 @@
       <w:pPr>
         <w:pStyle w:val="Cmsor3"/>
       </w:pPr>
-      <w:bookmarkStart w:id="94" w:name="_Toc224640919"/>
-      <w:r>
-        <w:t>6.2.13. Vezeték nélküli hálózatok</w:t>
+      <w:bookmarkStart w:id="94" w:name="_Toc224803159"/>
+      <w:r>
+        <w:t>6.2.12. Dualstack</w:t>
       </w:r>
       <w:bookmarkEnd w:id="94"/>
     </w:p>
@@ -46415,9 +46850,9 @@
       <w:pPr>
         <w:pStyle w:val="Cmsor3"/>
       </w:pPr>
-      <w:bookmarkStart w:id="95" w:name="_Toc224640920"/>
-      <w:r>
-        <w:t>6.2.14. Active Directory</w:t>
+      <w:bookmarkStart w:id="95" w:name="_Toc224803160"/>
+      <w:r>
+        <w:t>6.2.13. Vezeték nélküli hálózatok</w:t>
       </w:r>
       <w:bookmarkEnd w:id="95"/>
     </w:p>
@@ -46425,9 +46860,9 @@
       <w:pPr>
         <w:pStyle w:val="Cmsor3"/>
       </w:pPr>
-      <w:bookmarkStart w:id="96" w:name="_Toc224640921"/>
-      <w:r>
-        <w:t>6.2.15. DHCP</w:t>
+      <w:bookmarkStart w:id="96" w:name="_Toc224803161"/>
+      <w:r>
+        <w:t>6.2.14. Active Directory</w:t>
       </w:r>
       <w:bookmarkEnd w:id="96"/>
     </w:p>
@@ -46435,9 +46870,9 @@
       <w:pPr>
         <w:pStyle w:val="Cmsor3"/>
       </w:pPr>
-      <w:bookmarkStart w:id="97" w:name="_Toc224640922"/>
-      <w:r>
-        <w:t>6.2.16. DNS</w:t>
+      <w:bookmarkStart w:id="97" w:name="_Toc224803162"/>
+      <w:r>
+        <w:t>6.2.15. DHCP</w:t>
       </w:r>
       <w:bookmarkEnd w:id="97"/>
     </w:p>
@@ -46445,9 +46880,9 @@
       <w:pPr>
         <w:pStyle w:val="Cmsor3"/>
       </w:pPr>
-      <w:bookmarkStart w:id="98" w:name="_Toc224640923"/>
-      <w:r>
-        <w:t>6.2.17. Webszerver</w:t>
+      <w:bookmarkStart w:id="98" w:name="_Toc224803163"/>
+      <w:r>
+        <w:t>6.2.16. DNS</w:t>
       </w:r>
       <w:bookmarkEnd w:id="98"/>
     </w:p>
@@ -46455,9 +46890,9 @@
       <w:pPr>
         <w:pStyle w:val="Cmsor3"/>
       </w:pPr>
-      <w:bookmarkStart w:id="99" w:name="_Toc224640924"/>
-      <w:r>
-        <w:t>6.2.18. Fájlmegosztás</w:t>
+      <w:bookmarkStart w:id="99" w:name="_Toc224803164"/>
+      <w:r>
+        <w:t>6.2.17. Webszerver</w:t>
       </w:r>
       <w:bookmarkEnd w:id="99"/>
     </w:p>
@@ -46465,9 +46900,9 @@
       <w:pPr>
         <w:pStyle w:val="Cmsor3"/>
       </w:pPr>
-      <w:bookmarkStart w:id="100" w:name="_Toc224640925"/>
-      <w:r>
-        <w:t>6.2.19. Időszinkronizáció</w:t>
+      <w:bookmarkStart w:id="100" w:name="_Toc224803165"/>
+      <w:r>
+        <w:t>6.2.18. Fájlmegosztás</w:t>
       </w:r>
       <w:bookmarkEnd w:id="100"/>
     </w:p>
@@ -46475,9 +46910,9 @@
       <w:pPr>
         <w:pStyle w:val="Cmsor3"/>
       </w:pPr>
-      <w:bookmarkStart w:id="101" w:name="_Toc224640926"/>
-      <w:r>
-        <w:t>6.2.20. Szolgáltatásredundancia</w:t>
+      <w:bookmarkStart w:id="101" w:name="_Toc224803166"/>
+      <w:r>
+        <w:t>6.2.19. Időszinkronizáció</w:t>
       </w:r>
       <w:bookmarkEnd w:id="101"/>
     </w:p>
@@ -46485,9 +46920,9 @@
       <w:pPr>
         <w:pStyle w:val="Cmsor3"/>
       </w:pPr>
-      <w:bookmarkStart w:id="102" w:name="_Toc224640927"/>
-      <w:r>
-        <w:t>6.2.21. Hálózatautomatizáció</w:t>
+      <w:bookmarkStart w:id="102" w:name="_Toc224803167"/>
+      <w:r>
+        <w:t>6.2.20. Szolgáltatásredundancia</w:t>
       </w:r>
       <w:bookmarkEnd w:id="102"/>
     </w:p>
@@ -46495,11 +46930,21 @@
       <w:pPr>
         <w:pStyle w:val="Cmsor3"/>
       </w:pPr>
-      <w:bookmarkStart w:id="103" w:name="_Toc224640928"/>
+      <w:bookmarkStart w:id="103" w:name="_Toc224803168"/>
+      <w:r>
+        <w:t>6.2.21. Hálózatautomatizáció</w:t>
+      </w:r>
+      <w:bookmarkEnd w:id="103"/>
+    </w:p>
+    <w:p>
+      <w:pPr>
+        <w:pStyle w:val="Cmsor3"/>
+      </w:pPr>
+      <w:bookmarkStart w:id="104" w:name="_Toc224803169"/>
       <w:r>
         <w:t>6.2.22. Hálózatmegfigyelés</w:t>
       </w:r>
-      <w:bookmarkEnd w:id="103"/>
+      <w:bookmarkEnd w:id="104"/>
     </w:p>
     <w:p>
       <w:pPr>
@@ -46781,7 +47226,7 @@
           <w:rFonts w:eastAsia="Times New Roman"/>
         </w:rPr>
       </w:pPr>
-      <w:bookmarkStart w:id="104" w:name="_Toc224640929"/>
+      <w:bookmarkStart w:id="105" w:name="_Toc224803170"/>
       <w:r>
         <w:rPr>
           <w:rFonts w:eastAsia="Times New Roman"/>
@@ -46793,28 +47238,6 @@
           <w:rFonts w:eastAsia="Times New Roman"/>
         </w:rPr>
         <w:t>Virtuális tesztelés</w:t>
-      </w:r>
-      <w:bookmarkEnd w:id="104"/>
-    </w:p>
-    <w:p>
-      <w:pPr>
-        <w:pStyle w:val="Cmsor3"/>
-        <w:rPr>
-          <w:rFonts w:eastAsia="Times New Roman"/>
-        </w:rPr>
-      </w:pPr>
-      <w:bookmarkStart w:id="105" w:name="_Toc224640930"/>
-      <w:r>
-        <w:rPr>
-          <w:rFonts w:eastAsia="Times New Roman"/>
-        </w:rPr>
-        <w:t xml:space="preserve">6.3.1. </w:t>
-      </w:r>
-      <w:r>
-        <w:rPr>
-          <w:rFonts w:eastAsia="Times New Roman"/>
-        </w:rPr>
-        <w:t>Dinamikus forgalomirányítás</w:t>
       </w:r>
       <w:bookmarkEnd w:id="105"/>
     </w:p>
@@ -46825,7 +47248,29 @@
           <w:rFonts w:eastAsia="Times New Roman"/>
         </w:rPr>
       </w:pPr>
-      <w:bookmarkStart w:id="106" w:name="_Toc224640931"/>
+      <w:bookmarkStart w:id="106" w:name="_Toc224803171"/>
+      <w:r>
+        <w:rPr>
+          <w:rFonts w:eastAsia="Times New Roman"/>
+        </w:rPr>
+        <w:t xml:space="preserve">6.3.1. </w:t>
+      </w:r>
+      <w:r>
+        <w:rPr>
+          <w:rFonts w:eastAsia="Times New Roman"/>
+        </w:rPr>
+        <w:t>Dinamikus forgalomirányítás</w:t>
+      </w:r>
+      <w:bookmarkEnd w:id="106"/>
+    </w:p>
+    <w:p>
+      <w:pPr>
+        <w:pStyle w:val="Cmsor3"/>
+        <w:rPr>
+          <w:rFonts w:eastAsia="Times New Roman"/>
+        </w:rPr>
+      </w:pPr>
+      <w:bookmarkStart w:id="107" w:name="_Toc224803172"/>
       <w:r>
         <w:rPr>
           <w:rFonts w:eastAsia="Times New Roman"/>
@@ -46839,11 +47284,11 @@
         </w:rPr>
         <w:t>PPP hitelesítés</w:t>
       </w:r>
-      <w:bookmarkEnd w:id="106"/>
+      <w:bookmarkEnd w:id="107"/>
     </w:p>
     <w:p/>
     <w:sectPr>
-      <w:headerReference w:type="first" r:id="rId25"/>
+      <w:headerReference w:type="first" r:id="rId28"/>
       <w:pgSz w:w="12240" w:h="15840" w:code="1"/>
       <w:pgMar w:top="1440" w:right="1440" w:bottom="1440" w:left="1440" w:header="426" w:footer="708" w:gutter="0"/>
       <w:pgNumType w:start="1"/>
